--- a/docs/lectures/lecture_01/01_lecture_powerpoint.docx
+++ b/docs/lectures/lecture_01/01_lecture_powerpoint.docx
@@ -7,7 +7,15 @@
         <w:pStyle w:val="Title"/>
       </w:pPr>
       <w:r>
-        <w:t xml:space="preserve">Lecture 01</w:t>
+        <w:t xml:space="preserve">Lecture 01 — Introduction</w:t>
+      </w:r>
+    </w:p>
+    <w:p>
+      <w:pPr>
+        <w:pStyle w:val="Subtitle"/>
+      </w:pPr>
+      <w:r>
+        <w:t xml:space="preserve">Our question, our data, and a first look at what we will do</w:t>
       </w:r>
     </w:p>
     <w:p>
@@ -18,17 +26,49 @@
         <w:t xml:space="preserve">Bill Perry</w:t>
       </w:r>
     </w:p>
-    <w:bookmarkStart w:id="9" w:name="lecture-1-syllabus"/>
+    <w:p>
+      <w:pPr>
+        <w:pStyle w:val="Date"/>
+      </w:pPr>
+      <w:r>
+        <w:t xml:space="preserve">2026-06-28</w:t>
+      </w:r>
+    </w:p>
+    <w:bookmarkStart w:id="12" w:name="lecture-1-syllabus"/>
     <w:p>
       <w:pPr>
         <w:pStyle w:val="Heading1"/>
       </w:pPr>
+      <w:r>
+        <w:t xml:space="preserve">Lecture 1 · Syllabus</w:t>
+      </w:r>
+    </w:p>
+    <w:p>
+      <w:pPr>
+        <w:pStyle w:val="Compact"/>
+        <w:numPr>
+          <w:ilvl w:val="0"/>
+          <w:numId w:val="1001"/>
+        </w:numPr>
+      </w:pPr>
+      <w:r>
+        <w:t xml:space="preserve">The syllabus has</w:t>
+      </w:r>
+      <w:r>
+        <w:t xml:space="preserve"> </w:t>
+      </w:r>
       <w:r>
         <w:rPr>
           <w:b/>
           <w:bCs/>
         </w:rPr>
-        <w:t xml:space="preserve">Lecture 1: Syllabus</w:t>
+        <w:t xml:space="preserve">all the details</w:t>
+      </w:r>
+      <w:r>
+        <w:t xml:space="preserve"> </w:t>
+      </w:r>
+      <w:r>
+        <w:t xml:space="preserve">— topics, grading, policies, schedule</w:t>
       </w:r>
     </w:p>
     <w:p>
@@ -40,36 +80,182 @@
         </w:numPr>
       </w:pPr>
       <w:r>
-        <w:t xml:space="preserve">Please look over the syllabus as it has all the details of the class and how it will run. It will serve as the tentative list of topics and what we will cover each day</w:t>
-      </w:r>
-    </w:p>
-    <w:bookmarkEnd w:id="9"/>
-    <w:bookmarkStart w:id="14" w:name="lecture-1-who-am-i"/>
+        <w:t xml:space="preserve">Read it before Thursday</w:t>
+      </w:r>
+    </w:p>
+    <w:p>
+      <w:pPr>
+        <w:pStyle w:val="Compact"/>
+        <w:numPr>
+          <w:ilvl w:val="0"/>
+          <w:numId w:val="1001"/>
+        </w:numPr>
+      </w:pPr>
+      <w:r>
+        <w:t xml:space="preserve">It will evolve — check Canvas for the current version</w:t>
+      </w:r>
+    </w:p>
+    <w:tbl>
+      <w:tblPr>
+        <w:tblStyle w:val="Table"/>
+        <w:tblLook w:firstRow="0" w:lastRow="0" w:firstColumn="0" w:lastColumn="0" w:noHBand="0" w:noVBand="0" w:val="0000"/>
+        <w:tblBorders>
+          <w:top w:val="single" w:sz="4" w:space="0" w:color="0758E5"/>
+          <w:left w:val="single" w:sz="24" w:space="0" w:color="0758E5"/>
+          <w:bottom w:val="single" w:sz="4" w:space="0" w:color="0758E5"/>
+          <w:right w:val="single" w:sz="4" w:space="0" w:color="0758E5"/>
+        </w:tblBorders>
+        <w:tblCellMar>
+          <w:left w:w="144" w:type="dxa"/>
+          <w:right w:w="144" w:type="dxa"/>
+        </w:tblCellMar>
+        <w:tblLook w:firstRow="0" w:lastRow="0" w:firstColumn="0" w:lastColumn="0" w:noHBand="0" w:noVBand="0" w:val="0000"/>
+      </w:tblPr>
+      <w:tr>
+        <w:trPr>
+          <w:cantSplit/>
+        </w:trPr>
+        <w:tc>
+          <w:tcPr>
+            <w:shd w:color="auto" w:fill="dae6fb" w:val="clear"/>
+            <w:tcMar>
+              <w:top w:w="92" w:type="dxa"/>
+              <w:bottom w:w="92" w:type="dxa"/>
+            </w:tcMar>
+          </w:tcPr>
+          <w:p>
+            <w:pPr>
+              <w:pStyle w:val="FirstParagraph"/>
+            </w:pPr>
+            <w:pPr>
+              <w:spacing w:before="0" w:after="0"/>
+              <w:textAlignment w:val="center"/>
+            </w:pPr>
+            <w:r>
+              <w:drawing>
+                <wp:inline>
+                  <wp:extent cx="152400" cy="152400"/>
+                  <wp:effectExtent b="0" l="0" r="0" t="0"/>
+                  <wp:docPr descr="" title="" id="10" name="Picture"/>
+                  <a:graphic>
+                    <a:graphicData uri="http://schemas.openxmlformats.org/drawingml/2006/picture">
+                      <pic:pic>
+                        <pic:nvPicPr>
+                          <pic:cNvPr descr="/Applications/quarto/share/formats/docx/note.png" id="11" name="Picture"/>
+                          <pic:cNvPicPr>
+                            <a:picLocks noChangeArrowheads="1" noChangeAspect="1"/>
+                          </pic:cNvPicPr>
+                        </pic:nvPicPr>
+                        <pic:blipFill>
+                          <a:blip r:embed="rId9"/>
+                          <a:stretch>
+                            <a:fillRect/>
+                          </a:stretch>
+                        </pic:blipFill>
+                        <pic:spPr bwMode="auto">
+                          <a:xfrm>
+                            <a:off x="0" y="0"/>
+                            <a:ext cx="152400" cy="152400"/>
+                          </a:xfrm>
+                          <a:prstGeom prst="rect">
+                            <a:avLst/>
+                          </a:prstGeom>
+                          <a:noFill/>
+                          <a:ln w="9525">
+                            <a:noFill/>
+                            <a:headEnd/>
+                            <a:tailEnd/>
+                          </a:ln>
+                        </pic:spPr>
+                      </pic:pic>
+                    </a:graphicData>
+                  </a:graphic>
+                </wp:inline>
+              </w:drawing>
+            </w:r>
+            <w:r>
+              <w:t xml:space="preserve"> </w:t>
+            </w:r>
+            <w:r>
+              <w:t xml:space="preserve"> </w:t>
+            </w:r>
+            <w:r>
+              <w:t xml:space="preserve">Note</w:t>
+            </w:r>
+          </w:p>
+        </w:tc>
+      </w:tr>
+      <w:tr>
+        <w:trPr>
+          <w:cantSplit/>
+        </w:trPr>
+        <w:tc>
+          <w:tcPr>
+            <w:tcMar>
+              <w:top w:w="108" w:type="dxa"/>
+              <w:bottom w:w="108" w:type="dxa"/>
+            </w:tcMar>
+          </w:tcPr>
+          <w:p>
+            <w:pPr>
+              <w:pStyle w:val="BodyText"/>
+            </w:pPr>
+            <w:pPr>
+              <w:spacing w:before="16"/>
+            </w:pPr>
+            <w:r>
+              <w:rPr>
+                <w:b/>
+                <w:bCs/>
+              </w:rPr>
+              <w:t xml:space="preserve">✅ Key idea</w:t>
+            </w:r>
+          </w:p>
+          <w:p>
+            <w:pPr>
+              <w:pStyle w:val="BodyText"/>
+            </w:pPr>
+            <w:pPr>
+              <w:spacing w:after="16"/>
+            </w:pPr>
+            <w:r>
+              <w:t xml:space="preserve">The syllabus is the contract between us. If something is unclear, ask now — not at exam time.</w:t>
+            </w:r>
+          </w:p>
+          <w:p/>
+        </w:tc>
+      </w:tr>
+    </w:tbl>
+    <w:bookmarkEnd w:id="12"/>
+    <w:bookmarkStart w:id="19" w:name="lecture-1-who-am-i"/>
     <w:p>
       <w:pPr>
         <w:pStyle w:val="Heading1"/>
+      </w:pPr>
+      <w:r>
+        <w:t xml:space="preserve">Lecture 1 · Who am I?</w:t>
+      </w:r>
+    </w:p>
+    <w:p>
+      <w:pPr>
+        <w:pStyle w:val="Compact"/>
+        <w:numPr>
+          <w:ilvl w:val="0"/>
+          <w:numId w:val="1002"/>
+        </w:numPr>
       </w:pPr>
       <w:r>
         <w:rPr>
           <w:b/>
           <w:bCs/>
         </w:rPr>
-        <w:t xml:space="preserve">Lecture 1:</w:t>
-      </w:r>
-      <w:r>
-        <w:t xml:space="preserve"> </w:t>
-      </w:r>
-      <w:r>
-        <w:t xml:space="preserve">Who am I?</w:t>
-      </w:r>
-    </w:p>
-    <w:bookmarkStart w:id="10" w:name="the-objectives"/>
-    <w:p>
-      <w:pPr>
-        <w:pStyle w:val="Heading2"/>
-      </w:pPr>
-      <w:r>
-        <w:t xml:space="preserve">The objectives:</w:t>
+        <w:t xml:space="preserve">Bill Perry</w:t>
+      </w:r>
+      <w:r>
+        <w:t xml:space="preserve"> </w:t>
+      </w:r>
+      <w:r>
+        <w:t xml:space="preserve">— call me Bill or Dr. Perry</w:t>
       </w:r>
     </w:p>
     <w:p>
@@ -81,23 +267,7 @@
         </w:numPr>
       </w:pPr>
       <w:r>
-        <w:t xml:space="preserve">Bill Perry -</w:t>
-      </w:r>
-      <w:r>
-        <w:t xml:space="preserve"> </w:t>
-      </w:r>
-      <w:r>
-        <w:rPr>
-          <w:b/>
-          <w:bCs/>
-        </w:rPr>
-        <w:t xml:space="preserve">Bill</w:t>
-      </w:r>
-      <w:r>
-        <w:t xml:space="preserve"> </w:t>
-      </w:r>
-      <w:r>
-        <w:t xml:space="preserve">or Dr. Perry</w:t>
+        <w:t xml:space="preserve">Office: Swenson Science Building 13</w:t>
       </w:r>
     </w:p>
     <w:p>
@@ -109,7 +279,7 @@
         </w:numPr>
       </w:pPr>
       <w:r>
-        <w:t xml:space="preserve">Office is in SSB 13</w:t>
+        <w:t xml:space="preserve">Phone: 218-726-8145</w:t>
       </w:r>
     </w:p>
     <w:p>
@@ -121,7 +291,7 @@
         </w:numPr>
       </w:pPr>
       <w:r>
-        <w:t xml:space="preserve">Phone 218-726-8145</w:t>
+        <w:t xml:space="preserve">Email: wlperry@d.umn.edu</w:t>
       </w:r>
     </w:p>
     <w:p>
@@ -133,31 +303,174 @@
         </w:numPr>
       </w:pPr>
       <w:r>
-        <w:t xml:space="preserve">Email is wlperry@d.umn.edu</w:t>
-      </w:r>
-    </w:p>
-    <w:bookmarkEnd w:id="10"/>
-    <w:p>
-      <w:pPr>
-        <w:pStyle w:val="FirstParagraph"/>
+        <w:t xml:space="preserve">Drop-in hours: Monday 12:15–1:15, Tuesday 2–3 (tentative)</w:t>
+      </w:r>
+    </w:p>
+    <w:p>
+      <w:pPr>
+        <w:pStyle w:val="Compact"/>
+        <w:numPr>
+          <w:ilvl w:val="0"/>
+          <w:numId w:val="1002"/>
+        </w:numPr>
+      </w:pPr>
+      <w:r>
+        <w:t xml:space="preserve">Lab: SSB 170</w:t>
+      </w:r>
+    </w:p>
+    <w:tbl>
+      <w:tblPr>
+        <w:tblStyle w:val="Table"/>
+        <w:tblLook w:firstRow="0" w:lastRow="0" w:firstColumn="0" w:lastColumn="0" w:noHBand="0" w:noVBand="0" w:val="0000"/>
+        <w:tblBorders>
+          <w:top w:val="single" w:sz="4" w:space="0" w:color="00A047"/>
+          <w:left w:val="single" w:sz="24" w:space="0" w:color="00A047"/>
+          <w:bottom w:val="single" w:sz="4" w:space="0" w:color="00A047"/>
+          <w:right w:val="single" w:sz="4" w:space="0" w:color="00A047"/>
+        </w:tblBorders>
+        <w:tblCellMar>
+          <w:left w:w="144" w:type="dxa"/>
+          <w:right w:w="144" w:type="dxa"/>
+        </w:tblCellMar>
+        <w:tblLook w:firstRow="0" w:lastRow="0" w:firstColumn="0" w:lastColumn="0" w:noHBand="0" w:noVBand="0" w:val="0000"/>
+      </w:tblPr>
+      <w:tr>
+        <w:trPr>
+          <w:cantSplit/>
+        </w:trPr>
+        <w:tc>
+          <w:tcPr>
+            <w:shd w:color="auto" w:fill="ccf1e3" w:val="clear"/>
+            <w:tcMar>
+              <w:top w:w="92" w:type="dxa"/>
+              <w:bottom w:w="92" w:type="dxa"/>
+            </w:tcMar>
+          </w:tcPr>
+          <w:p>
+            <w:pPr>
+              <w:pStyle w:val="FirstParagraph"/>
+            </w:pPr>
+            <w:pPr>
+              <w:spacing w:before="0" w:after="0"/>
+              <w:textAlignment w:val="center"/>
+            </w:pPr>
+            <w:r>
+              <w:drawing>
+                <wp:inline>
+                  <wp:extent cx="152400" cy="152400"/>
+                  <wp:effectExtent b="0" l="0" r="0" t="0"/>
+                  <wp:docPr descr="" title="" id="14" name="Picture"/>
+                  <a:graphic>
+                    <a:graphicData uri="http://schemas.openxmlformats.org/drawingml/2006/picture">
+                      <pic:pic>
+                        <pic:nvPicPr>
+                          <pic:cNvPr descr="/Applications/quarto/share/formats/docx/tip.png" id="15" name="Picture"/>
+                          <pic:cNvPicPr>
+                            <a:picLocks noChangeArrowheads="1" noChangeAspect="1"/>
+                          </pic:cNvPicPr>
+                        </pic:nvPicPr>
+                        <pic:blipFill>
+                          <a:blip r:embed="rId13"/>
+                          <a:stretch>
+                            <a:fillRect/>
+                          </a:stretch>
+                        </pic:blipFill>
+                        <pic:spPr bwMode="auto">
+                          <a:xfrm>
+                            <a:off x="0" y="0"/>
+                            <a:ext cx="152400" cy="152400"/>
+                          </a:xfrm>
+                          <a:prstGeom prst="rect">
+                            <a:avLst/>
+                          </a:prstGeom>
+                          <a:noFill/>
+                          <a:ln w="9525">
+                            <a:noFill/>
+                            <a:headEnd/>
+                            <a:tailEnd/>
+                          </a:ln>
+                        </pic:spPr>
+                      </pic:pic>
+                    </a:graphicData>
+                  </a:graphic>
+                </wp:inline>
+              </w:drawing>
+            </w:r>
+            <w:r>
+              <w:t xml:space="preserve"> </w:t>
+            </w:r>
+            <w:r>
+              <w:t xml:space="preserve"> </w:t>
+            </w:r>
+            <w:r>
+              <w:t xml:space="preserve">Tip</w:t>
+            </w:r>
+          </w:p>
+        </w:tc>
+      </w:tr>
+      <w:tr>
+        <w:trPr>
+          <w:cantSplit/>
+        </w:trPr>
+        <w:tc>
+          <w:tcPr>
+            <w:tcMar>
+              <w:top w:w="108" w:type="dxa"/>
+              <w:bottom w:w="108" w:type="dxa"/>
+            </w:tcMar>
+          </w:tcPr>
+          <w:p>
+            <w:pPr>
+              <w:pStyle w:val="BodyText"/>
+            </w:pPr>
+            <w:pPr>
+              <w:spacing w:before="16" w:after="16"/>
+            </w:pPr>
+            <w:r>
+              <w:rPr>
+                <w:b/>
+                <w:bCs/>
+              </w:rPr>
+              <w:t xml:space="preserve">Best way to reach me:</w:t>
+            </w:r>
+            <w:r>
+              <w:t xml:space="preserve"> </w:t>
+            </w:r>
+            <w:r>
+              <w:t xml:space="preserve">email or drop in.</w:t>
+            </w:r>
+            <w:r>
+              <w:t xml:space="preserve"> </w:t>
+            </w:r>
+            <w:r>
+              <w:t xml:space="preserve">If I am in the lab I am usually around.</w:t>
+            </w:r>
+          </w:p>
+          <w:p/>
+        </w:tc>
+      </w:tr>
+    </w:tbl>
+    <w:p>
+      <w:pPr>
+        <w:pStyle w:val="BodyText"/>
       </w:pPr>
       <w:r>
         <w:drawing>
           <wp:inline>
             <wp:extent cx="4616760" cy="3427401"/>
             <wp:effectExtent b="0" l="0" r="0" t="0"/>
-            <wp:docPr descr="" title="" id="12" name="Picture"/>
+            <wp:docPr descr="" title="" id="17" name="Picture"/>
             <a:graphic>
               <a:graphicData uri="http://schemas.openxmlformats.org/drawingml/2006/picture">
                 <pic:pic>
                   <pic:nvPicPr>
-                    <pic:cNvPr descr="images/paste-1.png" id="13" name="Picture"/>
+                    <pic:cNvPr descr="images/paste-1.png" id="18" name="Picture"/>
                     <pic:cNvPicPr>
                       <a:picLocks noChangeArrowheads="1" noChangeAspect="1"/>
                     </pic:cNvPicPr>
                   </pic:nvPicPr>
                   <pic:blipFill>
-                    <a:blip r:embed="rId11"/>
+                    <a:blip r:embed="rId16"/>
                     <a:stretch>
                       <a:fillRect/>
                     </a:stretch>
@@ -184,14 +497,14 @@
         </w:drawing>
       </w:r>
     </w:p>
-    <w:bookmarkEnd w:id="14"/>
-    <w:bookmarkStart w:id="15" w:name="lecture-1-my-goals"/>
+    <w:bookmarkEnd w:id="19"/>
+    <w:bookmarkStart w:id="22" w:name="lecture-1-my-goals-for-this-course"/>
     <w:p>
       <w:pPr>
         <w:pStyle w:val="Heading1"/>
       </w:pPr>
       <w:r>
-        <w:t xml:space="preserve">Lecture 1: My goals</w:t>
+        <w:t xml:space="preserve">Lecture 1 · My goals for this course</w:t>
       </w:r>
     </w:p>
     <w:p>
@@ -203,7 +516,23 @@
         </w:numPr>
       </w:pPr>
       <w:r>
-        <w:t xml:space="preserve">Help you learn the tools to organize and present data from potentially very large data sets</w:t>
+        <w:t xml:space="preserve">Help you learn the tools to</w:t>
+      </w:r>
+      <w:r>
+        <w:t xml:space="preserve"> </w:t>
+      </w:r>
+      <w:r>
+        <w:rPr>
+          <w:b/>
+          <w:bCs/>
+        </w:rPr>
+        <w:t xml:space="preserve">organize and present data</w:t>
+      </w:r>
+      <w:r>
+        <w:t xml:space="preserve"> </w:t>
+      </w:r>
+      <w:r>
+        <w:t xml:space="preserve">from potentially very large datasets</w:t>
       </w:r>
     </w:p>
     <w:p>
@@ -215,7 +544,23 @@
         </w:numPr>
       </w:pPr>
       <w:r>
-        <w:t xml:space="preserve">How to use basic excel for some tasks</w:t>
+        <w:t xml:space="preserve">How to use</w:t>
+      </w:r>
+      <w:r>
+        <w:t xml:space="preserve"> </w:t>
+      </w:r>
+      <w:r>
+        <w:rPr>
+          <w:b/>
+          <w:bCs/>
+        </w:rPr>
+        <w:t xml:space="preserve">Excel</w:t>
+      </w:r>
+      <w:r>
+        <w:t xml:space="preserve"> </w:t>
+      </w:r>
+      <w:r>
+        <w:t xml:space="preserve">for some tasks — and when to stop using it</w:t>
       </w:r>
     </w:p>
     <w:p>
@@ -227,7 +572,23 @@
         </w:numPr>
       </w:pPr>
       <w:r>
-        <w:t xml:space="preserve">How to use R - a coding language - to work with data and graphics</w:t>
+        <w:t xml:space="preserve">How to use</w:t>
+      </w:r>
+      <w:r>
+        <w:t xml:space="preserve"> </w:t>
+      </w:r>
+      <w:r>
+        <w:rPr>
+          <w:b/>
+          <w:bCs/>
+        </w:rPr>
+        <w:t xml:space="preserve">R</w:t>
+      </w:r>
+      <w:r>
+        <w:t xml:space="preserve"> </w:t>
+      </w:r>
+      <w:r>
+        <w:t xml:space="preserve">— a coding language — to work with data and graphics</w:t>
       </w:r>
     </w:p>
     <w:p>
@@ -239,7 +600,23 @@
         </w:numPr>
       </w:pPr>
       <w:r>
-        <w:t xml:space="preserve">How do we organize, clean, summarize, and view the data? The pipeline…</w:t>
+        <w:t xml:space="preserve">How to</w:t>
+      </w:r>
+      <w:r>
+        <w:t xml:space="preserve"> </w:t>
+      </w:r>
+      <w:r>
+        <w:rPr>
+          <w:b/>
+          <w:bCs/>
+        </w:rPr>
+        <w:t xml:space="preserve">organize, clean, summarize, and visualize</w:t>
+      </w:r>
+      <w:r>
+        <w:t xml:space="preserve"> </w:t>
+      </w:r>
+      <w:r>
+        <w:t xml:space="preserve">data — the pipeline</w:t>
       </w:r>
     </w:p>
     <w:p>
@@ -251,7 +628,17 @@
         </w:numPr>
       </w:pPr>
       <w:r>
-        <w:t xml:space="preserve">How to formulate hypotheses</w:t>
+        <w:t xml:space="preserve">How to formulate and test</w:t>
+      </w:r>
+      <w:r>
+        <w:t xml:space="preserve"> </w:t>
+      </w:r>
+      <w:r>
+        <w:rPr>
+          <w:b/>
+          <w:bCs/>
+        </w:rPr>
+        <w:t xml:space="preserve">hypotheses</w:t>
       </w:r>
     </w:p>
     <w:p>
@@ -263,7 +650,23 @@
         </w:numPr>
       </w:pPr>
       <w:r>
-        <w:t xml:space="preserve">How do we use statistics to test our hypotheses</w:t>
+        <w:t xml:space="preserve">How to use</w:t>
+      </w:r>
+      <w:r>
+        <w:t xml:space="preserve"> </w:t>
+      </w:r>
+      <w:r>
+        <w:rPr>
+          <w:b/>
+          <w:bCs/>
+        </w:rPr>
+        <w:t xml:space="preserve">statistics</w:t>
+      </w:r>
+      <w:r>
+        <w:t xml:space="preserve"> </w:t>
+      </w:r>
+      <w:r>
+        <w:t xml:space="preserve">to test those hypotheses</w:t>
       </w:r>
     </w:p>
     <w:p>
@@ -275,17 +678,165 @@
         </w:numPr>
       </w:pPr>
       <w:r>
-        <w:t xml:space="preserve">How to interpret what the data is telling us using statistics</w:t>
-      </w:r>
-    </w:p>
-    <w:bookmarkEnd w:id="15"/>
-    <w:bookmarkStart w:id="16" w:name="lecture-1-my-expectations"/>
+        <w:t xml:space="preserve">How to</w:t>
+      </w:r>
+      <w:r>
+        <w:t xml:space="preserve"> </w:t>
+      </w:r>
+      <w:r>
+        <w:rPr>
+          <w:b/>
+          <w:bCs/>
+        </w:rPr>
+        <w:t xml:space="preserve">interpret</w:t>
+      </w:r>
+      <w:r>
+        <w:t xml:space="preserve"> </w:t>
+      </w:r>
+      <w:r>
+        <w:t xml:space="preserve">what the data is telling us</w:t>
+      </w:r>
+    </w:p>
+    <w:tbl>
+      <w:tblPr>
+        <w:tblStyle w:val="Table"/>
+        <w:tblLook w:firstRow="0" w:lastRow="0" w:firstColumn="0" w:lastColumn="0" w:noHBand="0" w:noVBand="0" w:val="0000"/>
+        <w:tblBorders>
+          <w:top w:val="single" w:sz="4" w:space="0" w:color="0758E5"/>
+          <w:left w:val="single" w:sz="24" w:space="0" w:color="0758E5"/>
+          <w:bottom w:val="single" w:sz="4" w:space="0" w:color="0758E5"/>
+          <w:right w:val="single" w:sz="4" w:space="0" w:color="0758E5"/>
+        </w:tblBorders>
+        <w:tblCellMar>
+          <w:left w:w="144" w:type="dxa"/>
+          <w:right w:w="144" w:type="dxa"/>
+        </w:tblCellMar>
+        <w:tblLook w:firstRow="0" w:lastRow="0" w:firstColumn="0" w:lastColumn="0" w:noHBand="0" w:noVBand="0" w:val="0000"/>
+      </w:tblPr>
+      <w:tr>
+        <w:trPr>
+          <w:cantSplit/>
+        </w:trPr>
+        <w:tc>
+          <w:tcPr>
+            <w:shd w:color="auto" w:fill="dae6fb" w:val="clear"/>
+            <w:tcMar>
+              <w:top w:w="92" w:type="dxa"/>
+              <w:bottom w:w="92" w:type="dxa"/>
+            </w:tcMar>
+          </w:tcPr>
+          <w:p>
+            <w:pPr>
+              <w:pStyle w:val="FirstParagraph"/>
+            </w:pPr>
+            <w:pPr>
+              <w:spacing w:before="0" w:after="0"/>
+              <w:textAlignment w:val="center"/>
+            </w:pPr>
+            <w:r>
+              <w:drawing>
+                <wp:inline>
+                  <wp:extent cx="152400" cy="152400"/>
+                  <wp:effectExtent b="0" l="0" r="0" t="0"/>
+                  <wp:docPr descr="" title="" id="20" name="Picture"/>
+                  <a:graphic>
+                    <a:graphicData uri="http://schemas.openxmlformats.org/drawingml/2006/picture">
+                      <pic:pic>
+                        <pic:nvPicPr>
+                          <pic:cNvPr descr="/Applications/quarto/share/formats/docx/note.png" id="21" name="Picture"/>
+                          <pic:cNvPicPr>
+                            <a:picLocks noChangeArrowheads="1" noChangeAspect="1"/>
+                          </pic:cNvPicPr>
+                        </pic:nvPicPr>
+                        <pic:blipFill>
+                          <a:blip r:embed="rId9"/>
+                          <a:stretch>
+                            <a:fillRect/>
+                          </a:stretch>
+                        </pic:blipFill>
+                        <pic:spPr bwMode="auto">
+                          <a:xfrm>
+                            <a:off x="0" y="0"/>
+                            <a:ext cx="152400" cy="152400"/>
+                          </a:xfrm>
+                          <a:prstGeom prst="rect">
+                            <a:avLst/>
+                          </a:prstGeom>
+                          <a:noFill/>
+                          <a:ln w="9525">
+                            <a:noFill/>
+                            <a:headEnd/>
+                            <a:tailEnd/>
+                          </a:ln>
+                        </pic:spPr>
+                      </pic:pic>
+                    </a:graphicData>
+                  </a:graphic>
+                </wp:inline>
+              </w:drawing>
+            </w:r>
+            <w:r>
+              <w:t xml:space="preserve"> </w:t>
+            </w:r>
+            <w:r>
+              <w:t xml:space="preserve"> </w:t>
+            </w:r>
+            <w:r>
+              <w:t xml:space="preserve">Note</w:t>
+            </w:r>
+          </w:p>
+        </w:tc>
+      </w:tr>
+      <w:tr>
+        <w:trPr>
+          <w:cantSplit/>
+        </w:trPr>
+        <w:tc>
+          <w:tcPr>
+            <w:tcMar>
+              <w:top w:w="108" w:type="dxa"/>
+              <w:bottom w:w="108" w:type="dxa"/>
+            </w:tcMar>
+          </w:tcPr>
+          <w:p>
+            <w:pPr>
+              <w:pStyle w:val="BodyText"/>
+            </w:pPr>
+            <w:pPr>
+              <w:spacing w:before="16" w:after="16"/>
+            </w:pPr>
+            <w:r>
+              <w:rPr>
+                <w:b/>
+                <w:bCs/>
+              </w:rPr>
+              <w:t xml:space="preserve">The pipeline:</w:t>
+            </w:r>
+            <w:r>
+              <w:t xml:space="preserve"> </w:t>
+            </w:r>
+            <w:r>
+              <w:t xml:space="preserve">raw data → clean → summarize → visualize → test → report</w:t>
+            </w:r>
+            <w:r>
+              <w:t xml:space="preserve"> </w:t>
+            </w:r>
+            <w:r>
+              <w:t xml:space="preserve">This course teaches every step.</w:t>
+            </w:r>
+          </w:p>
+          <w:p/>
+        </w:tc>
+      </w:tr>
+    </w:tbl>
+    <w:bookmarkEnd w:id="22"/>
+    <w:bookmarkStart w:id="26" w:name="lecture-1-my-expectations"/>
     <w:p>
       <w:pPr>
         <w:pStyle w:val="Heading1"/>
       </w:pPr>
       <w:r>
-        <w:t xml:space="preserve">Lecture 1: My expectations</w:t>
+        <w:t xml:space="preserve">Lecture 1 · My expectations</w:t>
       </w:r>
     </w:p>
     <w:p>
@@ -303,6 +854,12 @@
         </w:rPr>
         <w:t xml:space="preserve">Communication</w:t>
       </w:r>
+      <w:r>
+        <w:t xml:space="preserve"> </w:t>
+      </w:r>
+      <w:r>
+        <w:t xml:space="preserve">— ask questions in class, in office hours, by email</w:t>
+      </w:r>
     </w:p>
     <w:p>
       <w:pPr>
@@ -319,6 +876,12 @@
         </w:rPr>
         <w:t xml:space="preserve">Practice</w:t>
       </w:r>
+      <w:r>
+        <w:t xml:space="preserve"> </w:t>
+      </w:r>
+      <w:r>
+        <w:t xml:space="preserve">— the only way to learn to code is to write code</w:t>
+      </w:r>
     </w:p>
     <w:p>
       <w:pPr>
@@ -335,6 +898,12 @@
         </w:rPr>
         <w:t xml:space="preserve">Failure</w:t>
       </w:r>
+      <w:r>
+        <w:t xml:space="preserve"> </w:t>
+      </w:r>
+      <w:r>
+        <w:t xml:space="preserve">— every error message is information; celebrate finding bugs</w:t>
+      </w:r>
     </w:p>
     <w:p>
       <w:pPr>
@@ -349,21 +918,156 @@
           <w:b/>
           <w:bCs/>
         </w:rPr>
-        <w:t xml:space="preserve">Learn to correct and troubleshoot</w:t>
-      </w:r>
-    </w:p>
-    <w:bookmarkEnd w:id="16"/>
-    <w:bookmarkStart w:id="17" w:name="lecture-1-science"/>
-    <w:p>
-      <w:pPr>
-        <w:pStyle w:val="Heading1"/>
+        <w:t xml:space="preserve">Learn to troubleshoot</w:t>
+      </w:r>
+      <w:r>
+        <w:t xml:space="preserve"> </w:t>
+      </w:r>
+      <w:r>
+        <w:t xml:space="preserve">— reading error messages is a skill we will practice</w:t>
+      </w:r>
+    </w:p>
+    <w:tbl>
+      <w:tblPr>
+        <w:tblStyle w:val="Table"/>
+        <w:tblLook w:firstRow="0" w:lastRow="0" w:firstColumn="0" w:lastColumn="0" w:noHBand="0" w:noVBand="0" w:val="0000"/>
+        <w:tblBorders>
+          <w:top w:val="single" w:sz="4" w:space="0" w:color="CC1914"/>
+          <w:left w:val="single" w:sz="24" w:space="0" w:color="CC1914"/>
+          <w:bottom w:val="single" w:sz="4" w:space="0" w:color="CC1914"/>
+          <w:right w:val="single" w:sz="4" w:space="0" w:color="CC1914"/>
+        </w:tblBorders>
+        <w:tblCellMar>
+          <w:left w:w="144" w:type="dxa"/>
+          <w:right w:w="144" w:type="dxa"/>
+        </w:tblCellMar>
+        <w:tblLook w:firstRow="0" w:lastRow="0" w:firstColumn="0" w:lastColumn="0" w:noHBand="0" w:noVBand="0" w:val="0000"/>
+      </w:tblPr>
+      <w:tr>
+        <w:trPr>
+          <w:cantSplit/>
+        </w:trPr>
+        <w:tc>
+          <w:tcPr>
+            <w:shd w:color="auto" w:fill="f7dddc" w:val="clear"/>
+            <w:tcMar>
+              <w:top w:w="92" w:type="dxa"/>
+              <w:bottom w:w="92" w:type="dxa"/>
+            </w:tcMar>
+          </w:tcPr>
+          <w:p>
+            <w:pPr>
+              <w:pStyle w:val="FirstParagraph"/>
+            </w:pPr>
+            <w:pPr>
+              <w:spacing w:before="0" w:after="0"/>
+              <w:textAlignment w:val="center"/>
+            </w:pPr>
+            <w:r>
+              <w:drawing>
+                <wp:inline>
+                  <wp:extent cx="152400" cy="152400"/>
+                  <wp:effectExtent b="0" l="0" r="0" t="0"/>
+                  <wp:docPr descr="" title="" id="24" name="Picture"/>
+                  <a:graphic>
+                    <a:graphicData uri="http://schemas.openxmlformats.org/drawingml/2006/picture">
+                      <pic:pic>
+                        <pic:nvPicPr>
+                          <pic:cNvPr descr="/Applications/quarto/share/formats/docx/important.png" id="25" name="Picture"/>
+                          <pic:cNvPicPr>
+                            <a:picLocks noChangeArrowheads="1" noChangeAspect="1"/>
+                          </pic:cNvPicPr>
+                        </pic:nvPicPr>
+                        <pic:blipFill>
+                          <a:blip r:embed="rId23"/>
+                          <a:stretch>
+                            <a:fillRect/>
+                          </a:stretch>
+                        </pic:blipFill>
+                        <pic:spPr bwMode="auto">
+                          <a:xfrm>
+                            <a:off x="0" y="0"/>
+                            <a:ext cx="152400" cy="152400"/>
+                          </a:xfrm>
+                          <a:prstGeom prst="rect">
+                            <a:avLst/>
+                          </a:prstGeom>
+                          <a:noFill/>
+                          <a:ln w="9525">
+                            <a:noFill/>
+                            <a:headEnd/>
+                            <a:tailEnd/>
+                          </a:ln>
+                        </pic:spPr>
+                      </pic:pic>
+                    </a:graphicData>
+                  </a:graphic>
+                </wp:inline>
+              </w:drawing>
+            </w:r>
+            <w:r>
+              <w:t xml:space="preserve"> </w:t>
+            </w:r>
+            <w:r>
+              <w:t xml:space="preserve"> </w:t>
+            </w:r>
+            <w:r>
+              <w:t xml:space="preserve">Important</w:t>
+            </w:r>
+          </w:p>
+        </w:tc>
+      </w:tr>
+      <w:tr>
+        <w:trPr>
+          <w:cantSplit/>
+        </w:trPr>
+        <w:tc>
+          <w:tcPr>
+            <w:tcMar>
+              <w:top w:w="108" w:type="dxa"/>
+              <w:bottom w:w="108" w:type="dxa"/>
+            </w:tcMar>
+          </w:tcPr>
+          <w:p>
+            <w:pPr>
+              <w:pStyle w:val="BodyText"/>
+            </w:pPr>
+            <w:pPr>
+              <w:spacing w:before="16"/>
+            </w:pPr>
+            <w:r>
+              <w:rPr>
+                <w:b/>
+                <w:bCs/>
+              </w:rPr>
+              <w:t xml:space="preserve">Getting stuck is not failing — it is the job.</w:t>
+            </w:r>
+          </w:p>
+          <w:p>
+            <w:pPr>
+              <w:pStyle w:val="BodyText"/>
+            </w:pPr>
+            <w:pPr>
+              <w:spacing w:after="16"/>
+            </w:pPr>
+            <w:r>
+              <w:t xml:space="preserve">Every working data scientist searches Google for error messages every single day.</w:t>
+            </w:r>
+          </w:p>
+          <w:p/>
+        </w:tc>
+      </w:tr>
+    </w:tbl>
+    <w:p>
+      <w:pPr>
+        <w:pStyle w:val="BodyText"/>
       </w:pPr>
       <w:r>
         <w:rPr>
           <w:b/>
           <w:bCs/>
         </w:rPr>
-        <w:t xml:space="preserve">Lecture 1: Science</w:t>
+        <w:t xml:space="preserve">What I will do:</w:t>
       </w:r>
     </w:p>
     <w:p>
@@ -375,7 +1079,7 @@
         </w:numPr>
       </w:pPr>
       <w:r>
-        <w:t xml:space="preserve">Way to acquire knowledge, organize it and apply it back to the real world</w:t>
+        <w:t xml:space="preserve">Provide clear examples</w:t>
       </w:r>
     </w:p>
     <w:p>
@@ -387,7 +1091,7 @@
         </w:numPr>
       </w:pPr>
       <w:r>
-        <w:t xml:space="preserve">Make predictions and testing these predictions using a falsifiable approach - statistics</w:t>
+        <w:t xml:space="preserve">Walk through code line by line</w:t>
       </w:r>
     </w:p>
     <w:p>
@@ -399,17 +1103,19 @@
         </w:numPr>
       </w:pPr>
       <w:r>
-        <w:t xml:space="preserve">Explanations that cannot be falsified are not science</w:t>
-      </w:r>
-    </w:p>
-    <w:bookmarkEnd w:id="17"/>
-    <w:bookmarkStart w:id="18" w:name="today-real-world-data-science"/>
-    <w:p>
-      <w:pPr>
-        <w:pStyle w:val="Heading1"/>
-      </w:pPr>
-      <w:r>
-        <w:t xml:space="preserve">Today… real world data science</w:t>
+        <w:t xml:space="preserve">Give you real datasets to work with</w:t>
+      </w:r>
+    </w:p>
+    <w:p>
+      <w:pPr>
+        <w:pStyle w:val="FirstParagraph"/>
+      </w:pPr>
+      <w:r>
+        <w:rPr>
+          <w:b/>
+          <w:bCs/>
+        </w:rPr>
+        <w:t xml:space="preserve">What you need to do:</w:t>
       </w:r>
     </w:p>
     <w:p>
@@ -421,7 +1127,53 @@
         </w:numPr>
       </w:pPr>
       <w:r>
-        <w:t xml:space="preserve">talking about data science is</w:t>
+        <w:t xml:space="preserve">Type the code yourself (do not copy-paste)</w:t>
+      </w:r>
+    </w:p>
+    <w:p>
+      <w:pPr>
+        <w:pStyle w:val="Compact"/>
+        <w:numPr>
+          <w:ilvl w:val="0"/>
+          <w:numId w:val="1006"/>
+        </w:numPr>
+      </w:pPr>
+      <w:r>
+        <w:t xml:space="preserve">Run it, break it, fix it</w:t>
+      </w:r>
+    </w:p>
+    <w:p>
+      <w:pPr>
+        <w:pStyle w:val="Compact"/>
+        <w:numPr>
+          <w:ilvl w:val="0"/>
+          <w:numId w:val="1006"/>
+        </w:numPr>
+      </w:pPr>
+      <w:r>
+        <w:t xml:space="preserve">Bring questions to class</w:t>
+      </w:r>
+    </w:p>
+    <w:bookmarkEnd w:id="26"/>
+    <w:bookmarkStart w:id="29" w:name="lecture-1-science"/>
+    <w:p>
+      <w:pPr>
+        <w:pStyle w:val="Heading1"/>
+      </w:pPr>
+      <w:r>
+        <w:t xml:space="preserve">Lecture 1 · Science</w:t>
+      </w:r>
+    </w:p>
+    <w:p>
+      <w:pPr>
+        <w:pStyle w:val="Compact"/>
+        <w:numPr>
+          <w:ilvl w:val="0"/>
+          <w:numId w:val="1007"/>
+        </w:numPr>
+      </w:pPr>
+      <w:r>
+        <w:t xml:space="preserve">Science is a way to</w:t>
       </w:r>
       <w:r>
         <w:t xml:space="preserve"> </w:t>
@@ -431,19 +1183,51 @@
           <w:b/>
           <w:bCs/>
         </w:rPr>
-        <w:t xml:space="preserve">SUPER BORING</w:t>
-      </w:r>
-    </w:p>
-    <w:p>
-      <w:pPr>
-        <w:pStyle w:val="Compact"/>
-        <w:numPr>
-          <w:ilvl w:val="1"/>
+        <w:t xml:space="preserve">acquire, organize, and apply knowledge</w:t>
+      </w:r>
+    </w:p>
+    <w:p>
+      <w:pPr>
+        <w:pStyle w:val="Compact"/>
+        <w:numPr>
+          <w:ilvl w:val="0"/>
           <w:numId w:val="1007"/>
         </w:numPr>
       </w:pPr>
       <w:r>
-        <w:t xml:space="preserve">How do you tell a story with data using math - statistics - code</w:t>
+        <w:t xml:space="preserve">We make</w:t>
+      </w:r>
+      <w:r>
+        <w:t xml:space="preserve"> </w:t>
+      </w:r>
+      <w:r>
+        <w:rPr>
+          <w:b/>
+          <w:bCs/>
+        </w:rPr>
+        <w:t xml:space="preserve">predictions</w:t>
+      </w:r>
+      <w:r>
+        <w:t xml:space="preserve"> </w:t>
+      </w:r>
+      <w:r>
+        <w:t xml:space="preserve">and test them with a</w:t>
+      </w:r>
+      <w:r>
+        <w:t xml:space="preserve"> </w:t>
+      </w:r>
+      <w:r>
+        <w:rPr>
+          <w:b/>
+          <w:bCs/>
+        </w:rPr>
+        <w:t xml:space="preserve">falsifiable approach</w:t>
+      </w:r>
+      <w:r>
+        <w:t xml:space="preserve"> </w:t>
+      </w:r>
+      <w:r>
+        <w:t xml:space="preserve">— statistics</w:t>
       </w:r>
     </w:p>
     <w:p>
@@ -451,45 +1235,254 @@
         <w:pStyle w:val="Compact"/>
         <w:numPr>
           <w:ilvl w:val="0"/>
-          <w:numId w:val="1006"/>
-        </w:numPr>
-      </w:pPr>
-      <w:r>
-        <w:t xml:space="preserve">This lecture and the next will be about how to work with data from the start</w:t>
-      </w:r>
-    </w:p>
-    <w:p>
-      <w:pPr>
-        <w:pStyle w:val="Compact"/>
-        <w:numPr>
-          <w:ilvl w:val="0"/>
-          <w:numId w:val="1006"/>
-        </w:numPr>
-      </w:pPr>
-      <w:r>
-        <w:t xml:space="preserve">Your task will be to collect data - organize it - get it into a spreadsheet</w:t>
-      </w:r>
-    </w:p>
-    <w:p>
-      <w:pPr>
-        <w:pStyle w:val="Compact"/>
-        <w:numPr>
-          <w:ilvl w:val="0"/>
-          <w:numId w:val="1006"/>
-        </w:numPr>
-      </w:pPr>
-      <w:r>
-        <w:t xml:space="preserve">Develop meta data</w:t>
-      </w:r>
-    </w:p>
-    <w:bookmarkEnd w:id="18"/>
-    <w:bookmarkStart w:id="19" w:name="what-will-we-do"/>
+          <w:numId w:val="1007"/>
+        </w:numPr>
+      </w:pPr>
+      <w:r>
+        <w:t xml:space="preserve">Explanations that</w:t>
+      </w:r>
+      <w:r>
+        <w:t xml:space="preserve"> </w:t>
+      </w:r>
+      <w:r>
+        <w:rPr>
+          <w:b/>
+          <w:bCs/>
+        </w:rPr>
+        <w:t xml:space="preserve">cannot be tested or falsified</w:t>
+      </w:r>
+      <w:r>
+        <w:t xml:space="preserve"> </w:t>
+      </w:r>
+      <w:r>
+        <w:t xml:space="preserve">are not science</w:t>
+      </w:r>
+    </w:p>
+    <w:p>
+      <w:pPr>
+        <w:pStyle w:val="FirstParagraph"/>
+      </w:pPr>
+      <w:r>
+        <w:rPr>
+          <w:b/>
+          <w:bCs/>
+        </w:rPr>
+        <w:t xml:space="preserve">Example:</w:t>
+      </w:r>
+      <w:r>
+        <w:t xml:space="preserve"> </w:t>
+      </w:r>
+      <w:r>
+        <w:t xml:space="preserve">-</w:t>
+      </w:r>
+      <w:r>
+        <w:t xml:space="preserve"> </w:t>
+      </w:r>
+      <w:r>
+        <w:t xml:space="preserve">“Leaves on the shady side are bigger”</w:t>
+      </w:r>
+      <w:r>
+        <w:t xml:space="preserve"> </w:t>
+      </w:r>
+      <w:r>
+        <w:t xml:space="preserve">—</w:t>
+      </w:r>
+      <w:r>
+        <w:t xml:space="preserve"> </w:t>
+      </w:r>
+      <w:r>
+        <w:rPr>
+          <w:b/>
+          <w:bCs/>
+        </w:rPr>
+        <w:t xml:space="preserve">testable</w:t>
+      </w:r>
+      <w:r>
+        <w:t xml:space="preserve"> </w:t>
+      </w:r>
+      <w:r>
+        <w:t xml:space="preserve">-</w:t>
+      </w:r>
+      <w:r>
+        <w:t xml:space="preserve"> </w:t>
+      </w:r>
+      <w:r>
+        <w:t xml:space="preserve">“The forest has a spirit that controls leaf size”</w:t>
+      </w:r>
+      <w:r>
+        <w:t xml:space="preserve"> </w:t>
+      </w:r>
+      <w:r>
+        <w:t xml:space="preserve">—</w:t>
+      </w:r>
+      <w:r>
+        <w:t xml:space="preserve"> </w:t>
+      </w:r>
+      <w:r>
+        <w:rPr>
+          <w:b/>
+          <w:bCs/>
+        </w:rPr>
+        <w:t xml:space="preserve">not testable</w:t>
+      </w:r>
+    </w:p>
+    <w:tbl>
+      <w:tblPr>
+        <w:tblStyle w:val="Table"/>
+        <w:tblLook w:firstRow="0" w:lastRow="0" w:firstColumn="0" w:lastColumn="0" w:noHBand="0" w:noVBand="0" w:val="0000"/>
+        <w:tblBorders>
+          <w:top w:val="single" w:sz="4" w:space="0" w:color="0758E5"/>
+          <w:left w:val="single" w:sz="24" w:space="0" w:color="0758E5"/>
+          <w:bottom w:val="single" w:sz="4" w:space="0" w:color="0758E5"/>
+          <w:right w:val="single" w:sz="4" w:space="0" w:color="0758E5"/>
+        </w:tblBorders>
+        <w:tblCellMar>
+          <w:left w:w="144" w:type="dxa"/>
+          <w:right w:w="144" w:type="dxa"/>
+        </w:tblCellMar>
+        <w:tblLook w:firstRow="0" w:lastRow="0" w:firstColumn="0" w:lastColumn="0" w:noHBand="0" w:noVBand="0" w:val="0000"/>
+      </w:tblPr>
+      <w:tr>
+        <w:trPr>
+          <w:cantSplit/>
+        </w:trPr>
+        <w:tc>
+          <w:tcPr>
+            <w:shd w:color="auto" w:fill="dae6fb" w:val="clear"/>
+            <w:tcMar>
+              <w:top w:w="92" w:type="dxa"/>
+              <w:bottom w:w="92" w:type="dxa"/>
+            </w:tcMar>
+          </w:tcPr>
+          <w:p>
+            <w:pPr>
+              <w:pStyle w:val="BodyText"/>
+            </w:pPr>
+            <w:pPr>
+              <w:spacing w:before="0" w:after="0"/>
+              <w:textAlignment w:val="center"/>
+            </w:pPr>
+            <w:r>
+              <w:drawing>
+                <wp:inline>
+                  <wp:extent cx="152400" cy="152400"/>
+                  <wp:effectExtent b="0" l="0" r="0" t="0"/>
+                  <wp:docPr descr="" title="" id="27" name="Picture"/>
+                  <a:graphic>
+                    <a:graphicData uri="http://schemas.openxmlformats.org/drawingml/2006/picture">
+                      <pic:pic>
+                        <pic:nvPicPr>
+                          <pic:cNvPr descr="/Applications/quarto/share/formats/docx/note.png" id="28" name="Picture"/>
+                          <pic:cNvPicPr>
+                            <a:picLocks noChangeArrowheads="1" noChangeAspect="1"/>
+                          </pic:cNvPicPr>
+                        </pic:nvPicPr>
+                        <pic:blipFill>
+                          <a:blip r:embed="rId9"/>
+                          <a:stretch>
+                            <a:fillRect/>
+                          </a:stretch>
+                        </pic:blipFill>
+                        <pic:spPr bwMode="auto">
+                          <a:xfrm>
+                            <a:off x="0" y="0"/>
+                            <a:ext cx="152400" cy="152400"/>
+                          </a:xfrm>
+                          <a:prstGeom prst="rect">
+                            <a:avLst/>
+                          </a:prstGeom>
+                          <a:noFill/>
+                          <a:ln w="9525">
+                            <a:noFill/>
+                            <a:headEnd/>
+                            <a:tailEnd/>
+                          </a:ln>
+                        </pic:spPr>
+                      </pic:pic>
+                    </a:graphicData>
+                  </a:graphic>
+                </wp:inline>
+              </w:drawing>
+            </w:r>
+            <w:r>
+              <w:t xml:space="preserve"> </w:t>
+            </w:r>
+            <w:r>
+              <w:t xml:space="preserve"> </w:t>
+            </w:r>
+            <w:r>
+              <w:t xml:space="preserve">Note</w:t>
+            </w:r>
+          </w:p>
+        </w:tc>
+      </w:tr>
+      <w:tr>
+        <w:trPr>
+          <w:cantSplit/>
+        </w:trPr>
+        <w:tc>
+          <w:tcPr>
+            <w:tcMar>
+              <w:top w:w="108" w:type="dxa"/>
+              <w:bottom w:w="108" w:type="dxa"/>
+            </w:tcMar>
+          </w:tcPr>
+          <w:p>
+            <w:pPr>
+              <w:pStyle w:val="BodyText"/>
+            </w:pPr>
+            <w:pPr>
+              <w:spacing w:before="16"/>
+            </w:pPr>
+            <w:r>
+              <w:rPr>
+                <w:b/>
+                <w:bCs/>
+              </w:rPr>
+              <w:t xml:space="preserve">📖 New vocabulary</w:t>
+            </w:r>
+          </w:p>
+          <w:p>
+            <w:pPr>
+              <w:pStyle w:val="BodyText"/>
+            </w:pPr>
+            <w:r>
+              <w:rPr>
+                <w:b/>
+                <w:bCs/>
+              </w:rPr>
+              <w:t xml:space="preserve">Falsifiable</w:t>
+            </w:r>
+            <w:r>
+              <w:t xml:space="preserve"> </w:t>
+            </w:r>
+            <w:r>
+              <w:t xml:space="preserve">= a prediction that could, in principle, be shown to be wrong.</w:t>
+            </w:r>
+          </w:p>
+          <w:p>
+            <w:pPr>
+              <w:pStyle w:val="BodyText"/>
+            </w:pPr>
+            <w:pPr>
+              <w:spacing w:after="16"/>
+            </w:pPr>
+            <w:r>
+              <w:t xml:space="preserve">A good hypothesis is one you could prove false with the right data.</w:t>
+            </w:r>
+          </w:p>
+          <w:p/>
+        </w:tc>
+      </w:tr>
+    </w:tbl>
+    <w:bookmarkEnd w:id="29"/>
+    <w:bookmarkStart w:id="32" w:name="today-real-world-data-science"/>
     <w:p>
       <w:pPr>
         <w:pStyle w:val="Heading1"/>
       </w:pPr>
       <w:r>
-        <w:t xml:space="preserve">What will we do</w:t>
+        <w:t xml:space="preserve">Today · Real-world data science</w:t>
       </w:r>
     </w:p>
     <w:p>
@@ -501,7 +1494,17 @@
         </w:numPr>
       </w:pPr>
       <w:r>
-        <w:t xml:space="preserve">We are going to measure something</w:t>
+        <w:t xml:space="preserve">Talking about data science is</w:t>
+      </w:r>
+      <w:r>
+        <w:t xml:space="preserve"> </w:t>
+      </w:r>
+      <w:r>
+        <w:rPr>
+          <w:b/>
+          <w:bCs/>
+        </w:rPr>
+        <w:t xml:space="preserve">super boring</w:t>
       </w:r>
     </w:p>
     <w:p>
@@ -513,7 +1516,264 @@
         </w:numPr>
       </w:pPr>
       <w:r>
-        <w:t xml:space="preserve">My suggestion is leaf mass and surface area from a tree on the sunny side versus shady side?</w:t>
+        <w:t xml:space="preserve">The only way to learn it is to</w:t>
+      </w:r>
+      <w:r>
+        <w:t xml:space="preserve"> </w:t>
+      </w:r>
+      <w:r>
+        <w:rPr>
+          <w:b/>
+          <w:bCs/>
+        </w:rPr>
+        <w:t xml:space="preserve">do it</w:t>
+      </w:r>
+      <w:r>
+        <w:t xml:space="preserve"> </w:t>
+      </w:r>
+      <w:r>
+        <w:t xml:space="preserve">— collect data, enter it, analyze it</w:t>
+      </w:r>
+    </w:p>
+    <w:p>
+      <w:pPr>
+        <w:pStyle w:val="Compact"/>
+        <w:numPr>
+          <w:ilvl w:val="0"/>
+          <w:numId w:val="1008"/>
+        </w:numPr>
+      </w:pPr>
+      <w:r>
+        <w:t xml:space="preserve">This lecture and the next will be about how to work with data from the</w:t>
+      </w:r>
+      <w:r>
+        <w:t xml:space="preserve"> </w:t>
+      </w:r>
+      <w:r>
+        <w:rPr>
+          <w:b/>
+          <w:bCs/>
+        </w:rPr>
+        <w:t xml:space="preserve">very start</w:t>
+      </w:r>
+    </w:p>
+    <w:p>
+      <w:pPr>
+        <w:pStyle w:val="Compact"/>
+        <w:numPr>
+          <w:ilvl w:val="0"/>
+          <w:numId w:val="1008"/>
+        </w:numPr>
+      </w:pPr>
+      <w:r>
+        <w:t xml:space="preserve">Your task:</w:t>
+      </w:r>
+      <w:r>
+        <w:t xml:space="preserve"> </w:t>
+      </w:r>
+      <w:r>
+        <w:rPr>
+          <w:b/>
+          <w:bCs/>
+        </w:rPr>
+        <w:t xml:space="preserve">collect data → organize it → enter it into a spreadsheet → develop metadata</w:t>
+      </w:r>
+    </w:p>
+    <w:tbl>
+      <w:tblPr>
+        <w:tblStyle w:val="Table"/>
+        <w:tblLook w:firstRow="0" w:lastRow="0" w:firstColumn="0" w:lastColumn="0" w:noHBand="0" w:noVBand="0" w:val="0000"/>
+        <w:tblBorders>
+          <w:top w:val="single" w:sz="4" w:space="0" w:color="00A047"/>
+          <w:left w:val="single" w:sz="24" w:space="0" w:color="00A047"/>
+          <w:bottom w:val="single" w:sz="4" w:space="0" w:color="00A047"/>
+          <w:right w:val="single" w:sz="4" w:space="0" w:color="00A047"/>
+        </w:tblBorders>
+        <w:tblCellMar>
+          <w:left w:w="144" w:type="dxa"/>
+          <w:right w:w="144" w:type="dxa"/>
+        </w:tblCellMar>
+        <w:tblLook w:firstRow="0" w:lastRow="0" w:firstColumn="0" w:lastColumn="0" w:noHBand="0" w:noVBand="0" w:val="0000"/>
+      </w:tblPr>
+      <w:tr>
+        <w:trPr>
+          <w:cantSplit/>
+        </w:trPr>
+        <w:tc>
+          <w:tcPr>
+            <w:shd w:color="auto" w:fill="ccf1e3" w:val="clear"/>
+            <w:tcMar>
+              <w:top w:w="92" w:type="dxa"/>
+              <w:bottom w:w="92" w:type="dxa"/>
+            </w:tcMar>
+          </w:tcPr>
+          <w:p>
+            <w:pPr>
+              <w:pStyle w:val="FirstParagraph"/>
+            </w:pPr>
+            <w:pPr>
+              <w:spacing w:before="0" w:after="0"/>
+              <w:textAlignment w:val="center"/>
+            </w:pPr>
+            <w:r>
+              <w:drawing>
+                <wp:inline>
+                  <wp:extent cx="152400" cy="152400"/>
+                  <wp:effectExtent b="0" l="0" r="0" t="0"/>
+                  <wp:docPr descr="" title="" id="30" name="Picture"/>
+                  <a:graphic>
+                    <a:graphicData uri="http://schemas.openxmlformats.org/drawingml/2006/picture">
+                      <pic:pic>
+                        <pic:nvPicPr>
+                          <pic:cNvPr descr="/Applications/quarto/share/formats/docx/tip.png" id="31" name="Picture"/>
+                          <pic:cNvPicPr>
+                            <a:picLocks noChangeArrowheads="1" noChangeAspect="1"/>
+                          </pic:cNvPicPr>
+                        </pic:nvPicPr>
+                        <pic:blipFill>
+                          <a:blip r:embed="rId13"/>
+                          <a:stretch>
+                            <a:fillRect/>
+                          </a:stretch>
+                        </pic:blipFill>
+                        <pic:spPr bwMode="auto">
+                          <a:xfrm>
+                            <a:off x="0" y="0"/>
+                            <a:ext cx="152400" cy="152400"/>
+                          </a:xfrm>
+                          <a:prstGeom prst="rect">
+                            <a:avLst/>
+                          </a:prstGeom>
+                          <a:noFill/>
+                          <a:ln w="9525">
+                            <a:noFill/>
+                            <a:headEnd/>
+                            <a:tailEnd/>
+                          </a:ln>
+                        </pic:spPr>
+                      </pic:pic>
+                    </a:graphicData>
+                  </a:graphic>
+                </wp:inline>
+              </w:drawing>
+            </w:r>
+            <w:r>
+              <w:t xml:space="preserve"> </w:t>
+            </w:r>
+            <w:r>
+              <w:t xml:space="preserve"> </w:t>
+            </w:r>
+            <w:r>
+              <w:t xml:space="preserve">Tip</w:t>
+            </w:r>
+          </w:p>
+        </w:tc>
+      </w:tr>
+      <w:tr>
+        <w:trPr>
+          <w:cantSplit/>
+        </w:trPr>
+        <w:tc>
+          <w:tcPr>
+            <w:tcMar>
+              <w:top w:w="108" w:type="dxa"/>
+              <w:bottom w:w="108" w:type="dxa"/>
+            </w:tcMar>
+          </w:tcPr>
+          <w:p>
+            <w:pPr>
+              <w:pStyle w:val="BodyText"/>
+            </w:pPr>
+            <w:pPr>
+              <w:spacing w:before="16"/>
+            </w:pPr>
+            <w:r>
+              <w:rPr>
+                <w:b/>
+                <w:bCs/>
+              </w:rPr>
+              <w:t xml:space="preserve">🖐 Try it yourself</w:t>
+            </w:r>
+          </w:p>
+          <w:p>
+            <w:pPr>
+              <w:pStyle w:val="BodyText"/>
+            </w:pPr>
+            <w:pPr>
+              <w:spacing w:after="16"/>
+            </w:pPr>
+            <w:r>
+              <w:t xml:space="preserve">We are going to go outside, collect leaves, and build our first dataset today.</w:t>
+            </w:r>
+            <w:r>
+              <w:t xml:space="preserve"> </w:t>
+            </w:r>
+            <w:r>
+              <w:t xml:space="preserve">That dataset will follow us for the first half of the course.</w:t>
+            </w:r>
+          </w:p>
+          <w:p/>
+        </w:tc>
+      </w:tr>
+    </w:tbl>
+    <w:bookmarkEnd w:id="32"/>
+    <w:bookmarkStart w:id="35" w:name="what-will-we-do"/>
+    <w:p>
+      <w:pPr>
+        <w:pStyle w:val="Heading1"/>
+      </w:pPr>
+      <w:r>
+        <w:t xml:space="preserve">What will we do</w:t>
+      </w:r>
+    </w:p>
+    <w:p>
+      <w:pPr>
+        <w:pStyle w:val="Compact"/>
+        <w:numPr>
+          <w:ilvl w:val="0"/>
+          <w:numId w:val="1009"/>
+        </w:numPr>
+      </w:pPr>
+      <w:r>
+        <w:t xml:space="preserve">We are going to</w:t>
+      </w:r>
+      <w:r>
+        <w:t xml:space="preserve"> </w:t>
+      </w:r>
+      <w:r>
+        <w:rPr>
+          <w:b/>
+          <w:bCs/>
+        </w:rPr>
+        <w:t xml:space="preserve">measure something in nature</w:t>
+      </w:r>
+    </w:p>
+    <w:p>
+      <w:pPr>
+        <w:pStyle w:val="Compact"/>
+        <w:numPr>
+          <w:ilvl w:val="0"/>
+          <w:numId w:val="1009"/>
+        </w:numPr>
+      </w:pPr>
+      <w:r>
+        <w:t xml:space="preserve">Suggestion: leaf mass and surface area from the</w:t>
+      </w:r>
+      <w:r>
+        <w:t xml:space="preserve"> </w:t>
+      </w:r>
+      <w:r>
+        <w:rPr>
+          <w:b/>
+          <w:bCs/>
+        </w:rPr>
+        <w:t xml:space="preserve">sunny side vs. shady side</w:t>
+      </w:r>
+      <w:r>
+        <w:t xml:space="preserve"> </w:t>
+      </w:r>
+      <w:r>
+        <w:t xml:space="preserve">of a tree</w:t>
       </w:r>
     </w:p>
     <w:p>
@@ -521,7 +1781,7 @@
         <w:pStyle w:val="Compact"/>
         <w:numPr>
           <w:ilvl w:val="1"/>
-          <w:numId w:val="1009"/>
+          <w:numId w:val="1010"/>
         </w:numPr>
       </w:pPr>
       <w:r>
@@ -530,30 +1790,231 @@
     </w:p>
     <w:p>
       <w:pPr>
-        <w:pStyle w:val="Compact"/>
-        <w:numPr>
-          <w:ilvl w:val="1"/>
-          <w:numId w:val="1009"/>
-        </w:numPr>
-      </w:pPr>
-      <w:r>
-        <w:t xml:space="preserve">What is the Null Hypothesis</w:t>
-      </w:r>
-    </w:p>
-    <w:p>
-      <w:pPr>
-        <w:pStyle w:val="Compact"/>
-        <w:numPr>
-          <w:ilvl w:val="1"/>
-          <w:numId w:val="1009"/>
-        </w:numPr>
-      </w:pPr>
-      <w:r>
-        <w:t xml:space="preserve">What is the Alternate Hypothesis</w:t>
-      </w:r>
-    </w:p>
-    <w:bookmarkEnd w:id="19"/>
-    <w:bookmarkStart w:id="20" w:name="how-does-leaf-size-vary"/>
+        <w:pStyle w:val="FirstParagraph"/>
+      </w:pPr>
+      <w:r>
+        <w:rPr>
+          <w:b/>
+          <w:bCs/>
+        </w:rPr>
+        <w:t xml:space="preserve">The null hypothesis (H₀):</w:t>
+      </w:r>
+    </w:p>
+    <w:p>
+      <w:pPr>
+        <w:pStyle w:val="BodyText"/>
+      </w:pPr>
+      <w:r>
+        <w:rPr>
+          <w:i/>
+          <w:iCs/>
+        </w:rPr>
+        <w:t xml:space="preserve">There is no difference in leaf size or shape between the two sides of a tree.</w:t>
+      </w:r>
+    </w:p>
+    <w:p>
+      <w:pPr>
+        <w:pStyle w:val="BodyText"/>
+      </w:pPr>
+      <w:r>
+        <w:rPr>
+          <w:b/>
+          <w:bCs/>
+        </w:rPr>
+        <w:t xml:space="preserve">The alternate hypothesis (Hₐ):</w:t>
+      </w:r>
+    </w:p>
+    <w:p>
+      <w:pPr>
+        <w:pStyle w:val="BodyText"/>
+      </w:pPr>
+      <w:r>
+        <w:rPr>
+          <w:i/>
+          <w:iCs/>
+        </w:rPr>
+        <w:t xml:space="preserve">Leaf size differs between the sunny and shady sides.</w:t>
+      </w:r>
+    </w:p>
+    <w:tbl>
+      <w:tblPr>
+        <w:tblStyle w:val="Table"/>
+        <w:tblLook w:firstRow="0" w:lastRow="0" w:firstColumn="0" w:lastColumn="0" w:noHBand="0" w:noVBand="0" w:val="0000"/>
+        <w:tblBorders>
+          <w:top w:val="single" w:sz="4" w:space="0" w:color="0758E5"/>
+          <w:left w:val="single" w:sz="24" w:space="0" w:color="0758E5"/>
+          <w:bottom w:val="single" w:sz="4" w:space="0" w:color="0758E5"/>
+          <w:right w:val="single" w:sz="4" w:space="0" w:color="0758E5"/>
+        </w:tblBorders>
+        <w:tblCellMar>
+          <w:left w:w="144" w:type="dxa"/>
+          <w:right w:w="144" w:type="dxa"/>
+        </w:tblCellMar>
+        <w:tblLook w:firstRow="0" w:lastRow="0" w:firstColumn="0" w:lastColumn="0" w:noHBand="0" w:noVBand="0" w:val="0000"/>
+      </w:tblPr>
+      <w:tr>
+        <w:trPr>
+          <w:cantSplit/>
+        </w:trPr>
+        <w:tc>
+          <w:tcPr>
+            <w:shd w:color="auto" w:fill="dae6fb" w:val="clear"/>
+            <w:tcMar>
+              <w:top w:w="92" w:type="dxa"/>
+              <w:bottom w:w="92" w:type="dxa"/>
+            </w:tcMar>
+          </w:tcPr>
+          <w:p>
+            <w:pPr>
+              <w:pStyle w:val="BodyText"/>
+            </w:pPr>
+            <w:pPr>
+              <w:spacing w:before="0" w:after="0"/>
+              <w:textAlignment w:val="center"/>
+            </w:pPr>
+            <w:r>
+              <w:drawing>
+                <wp:inline>
+                  <wp:extent cx="152400" cy="152400"/>
+                  <wp:effectExtent b="0" l="0" r="0" t="0"/>
+                  <wp:docPr descr="" title="" id="33" name="Picture"/>
+                  <a:graphic>
+                    <a:graphicData uri="http://schemas.openxmlformats.org/drawingml/2006/picture">
+                      <pic:pic>
+                        <pic:nvPicPr>
+                          <pic:cNvPr descr="/Applications/quarto/share/formats/docx/note.png" id="34" name="Picture"/>
+                          <pic:cNvPicPr>
+                            <a:picLocks noChangeArrowheads="1" noChangeAspect="1"/>
+                          </pic:cNvPicPr>
+                        </pic:nvPicPr>
+                        <pic:blipFill>
+                          <a:blip r:embed="rId9"/>
+                          <a:stretch>
+                            <a:fillRect/>
+                          </a:stretch>
+                        </pic:blipFill>
+                        <pic:spPr bwMode="auto">
+                          <a:xfrm>
+                            <a:off x="0" y="0"/>
+                            <a:ext cx="152400" cy="152400"/>
+                          </a:xfrm>
+                          <a:prstGeom prst="rect">
+                            <a:avLst/>
+                          </a:prstGeom>
+                          <a:noFill/>
+                          <a:ln w="9525">
+                            <a:noFill/>
+                            <a:headEnd/>
+                            <a:tailEnd/>
+                          </a:ln>
+                        </pic:spPr>
+                      </pic:pic>
+                    </a:graphicData>
+                  </a:graphic>
+                </wp:inline>
+              </w:drawing>
+            </w:r>
+            <w:r>
+              <w:t xml:space="preserve"> </w:t>
+            </w:r>
+            <w:r>
+              <w:t xml:space="preserve"> </w:t>
+            </w:r>
+            <w:r>
+              <w:t xml:space="preserve">Note</w:t>
+            </w:r>
+          </w:p>
+        </w:tc>
+      </w:tr>
+      <w:tr>
+        <w:trPr>
+          <w:cantSplit/>
+        </w:trPr>
+        <w:tc>
+          <w:tcPr>
+            <w:tcMar>
+              <w:top w:w="108" w:type="dxa"/>
+              <w:bottom w:w="108" w:type="dxa"/>
+            </w:tcMar>
+          </w:tcPr>
+          <w:p>
+            <w:pPr>
+              <w:pStyle w:val="BodyText"/>
+            </w:pPr>
+            <w:pPr>
+              <w:spacing w:before="16"/>
+            </w:pPr>
+            <w:r>
+              <w:rPr>
+                <w:b/>
+                <w:bCs/>
+              </w:rPr>
+              <w:t xml:space="preserve">📖 New vocabulary</w:t>
+            </w:r>
+          </w:p>
+          <w:p>
+            <w:pPr>
+              <w:pStyle w:val="BodyText"/>
+            </w:pPr>
+            <w:r>
+              <w:rPr>
+                <w:b/>
+                <w:bCs/>
+              </w:rPr>
+              <w:t xml:space="preserve">Null hypothesis (H₀)</w:t>
+            </w:r>
+            <w:r>
+              <w:t xml:space="preserve"> </w:t>
+            </w:r>
+            <w:r>
+              <w:t xml:space="preserve">— the</w:t>
+            </w:r>
+            <w:r>
+              <w:t xml:space="preserve"> </w:t>
+            </w:r>
+            <w:r>
+              <w:t xml:space="preserve">“nothing is happening”</w:t>
+            </w:r>
+            <w:r>
+              <w:t xml:space="preserve"> </w:t>
+            </w:r>
+            <w:r>
+              <w:t xml:space="preserve">claim.</w:t>
+            </w:r>
+            <w:r>
+              <w:t xml:space="preserve"> </w:t>
+            </w:r>
+            <w:r>
+              <w:t xml:space="preserve">Statistics will tell us whether the data are consistent with this or not.</w:t>
+            </w:r>
+          </w:p>
+          <w:p>
+            <w:pPr>
+              <w:pStyle w:val="BodyText"/>
+            </w:pPr>
+            <w:pPr>
+              <w:spacing w:after="16"/>
+            </w:pPr>
+            <w:r>
+              <w:rPr>
+                <w:b/>
+                <w:bCs/>
+              </w:rPr>
+              <w:t xml:space="preserve">Alternate hypothesis (Hₐ)</w:t>
+            </w:r>
+            <w:r>
+              <w:t xml:space="preserve"> </w:t>
+            </w:r>
+            <w:r>
+              <w:t xml:space="preserve">— the claim we think might be true.</w:t>
+            </w:r>
+          </w:p>
+          <w:p/>
+        </w:tc>
+      </w:tr>
+    </w:tbl>
+    <w:bookmarkEnd w:id="35"/>
+    <w:bookmarkStart w:id="38" w:name="how-does-leaf-size-vary"/>
     <w:p>
       <w:pPr>
         <w:pStyle w:val="Heading1"/>
@@ -564,52 +2025,273 @@
     </w:p>
     <w:p>
       <w:pPr>
-        <w:pStyle w:val="Compact"/>
         <w:numPr>
           <w:ilvl w:val="0"/>
-          <w:numId w:val="1010"/>
-        </w:numPr>
-      </w:pPr>
-      <w:r>
-        <w:t xml:space="preserve">Does the sunny and shady sides of trees differ due to light?</w:t>
-      </w:r>
-    </w:p>
-    <w:p>
-      <w:pPr>
-        <w:pStyle w:val="Compact"/>
+          <w:numId w:val="1011"/>
+        </w:numPr>
+      </w:pPr>
+      <w:r>
+        <w:t xml:space="preserve">Does the sunny side vs. shady side of a tree differ due to light?</w:t>
+      </w:r>
+    </w:p>
+    <w:p>
+      <w:pPr>
         <w:numPr>
           <w:ilvl w:val="0"/>
-          <w:numId w:val="1010"/>
-        </w:numPr>
-      </w:pPr>
-      <w:r>
-        <w:t xml:space="preserve">What might we predict versus hypothesize</w:t>
-      </w:r>
-    </w:p>
-    <w:p>
-      <w:pPr>
-        <w:numPr>
-          <w:ilvl w:val="1"/>
           <w:numId w:val="1011"/>
         </w:numPr>
       </w:pPr>
       <w:r>
-        <w:t xml:space="preserve">Predict</w:t>
-      </w:r>
-    </w:p>
-    <w:p>
-      <w:pPr>
-        <w:numPr>
-          <w:ilvl w:val="1"/>
+        <w:rPr>
+          <w:b/>
+          <w:bCs/>
+        </w:rPr>
+        <w:t xml:space="preserve">Predict:</w:t>
+      </w:r>
+      <w:r>
+        <w:t xml:space="preserve"> </w:t>
+      </w:r>
+      <w:r>
+        <w:t xml:space="preserve">what do you think will happen before we collect any data?</w:t>
+      </w:r>
+    </w:p>
+    <w:p>
+      <w:pPr>
+        <w:numPr>
+          <w:ilvl w:val="0"/>
+          <w:numId w:val="1000"/>
+        </w:numPr>
+      </w:pPr>
+      <w:r>
+        <w:rPr>
+          <w:i/>
+          <w:iCs/>
+        </w:rPr>
+        <w:t xml:space="preserve">Your prediction:</w:t>
+      </w:r>
+    </w:p>
+    <w:p>
+      <w:pPr>
+        <w:numPr>
+          <w:ilvl w:val="0"/>
           <w:numId w:val="1011"/>
         </w:numPr>
       </w:pPr>
       <w:r>
-        <w:t xml:space="preserve">Hypothesize</w:t>
-      </w:r>
-    </w:p>
-    <w:bookmarkEnd w:id="20"/>
-    <w:bookmarkStart w:id="21" w:name="how-would-we-collect-data-to-test-this"/>
+        <w:rPr>
+          <w:b/>
+          <w:bCs/>
+        </w:rPr>
+        <w:t xml:space="preserve">Hypothesize:</w:t>
+      </w:r>
+      <w:r>
+        <w:t xml:space="preserve"> </w:t>
+      </w:r>
+      <w:r>
+        <w:t xml:space="preserve">what is the formal testable statement?</w:t>
+      </w:r>
+    </w:p>
+    <w:p>
+      <w:pPr>
+        <w:numPr>
+          <w:ilvl w:val="0"/>
+          <w:numId w:val="1000"/>
+        </w:numPr>
+      </w:pPr>
+      <w:r>
+        <w:rPr>
+          <w:i/>
+          <w:iCs/>
+        </w:rPr>
+        <w:t xml:space="preserve">Your null hypothesis:</w:t>
+      </w:r>
+    </w:p>
+    <w:p>
+      <w:pPr>
+        <w:numPr>
+          <w:ilvl w:val="0"/>
+          <w:numId w:val="1000"/>
+        </w:numPr>
+      </w:pPr>
+      <w:r>
+        <w:rPr>
+          <w:i/>
+          <w:iCs/>
+        </w:rPr>
+        <w:t xml:space="preserve">Your alternate hypothesis:</w:t>
+      </w:r>
+    </w:p>
+    <w:tbl>
+      <w:tblPr>
+        <w:tblStyle w:val="Table"/>
+        <w:tblLook w:firstRow="0" w:lastRow="0" w:firstColumn="0" w:lastColumn="0" w:noHBand="0" w:noVBand="0" w:val="0000"/>
+        <w:tblBorders>
+          <w:top w:val="single" w:sz="4" w:space="0" w:color="00A047"/>
+          <w:left w:val="single" w:sz="24" w:space="0" w:color="00A047"/>
+          <w:bottom w:val="single" w:sz="4" w:space="0" w:color="00A047"/>
+          <w:right w:val="single" w:sz="4" w:space="0" w:color="00A047"/>
+        </w:tblBorders>
+        <w:tblCellMar>
+          <w:left w:w="144" w:type="dxa"/>
+          <w:right w:w="144" w:type="dxa"/>
+        </w:tblCellMar>
+        <w:tblLook w:firstRow="0" w:lastRow="0" w:firstColumn="0" w:lastColumn="0" w:noHBand="0" w:noVBand="0" w:val="0000"/>
+      </w:tblPr>
+      <w:tr>
+        <w:trPr>
+          <w:cantSplit/>
+        </w:trPr>
+        <w:tc>
+          <w:tcPr>
+            <w:shd w:color="auto" w:fill="ccf1e3" w:val="clear"/>
+            <w:tcMar>
+              <w:top w:w="92" w:type="dxa"/>
+              <w:bottom w:w="92" w:type="dxa"/>
+            </w:tcMar>
+          </w:tcPr>
+          <w:p>
+            <w:pPr>
+              <w:pStyle w:val="FirstParagraph"/>
+            </w:pPr>
+            <w:pPr>
+              <w:spacing w:before="0" w:after="0"/>
+              <w:textAlignment w:val="center"/>
+            </w:pPr>
+            <w:r>
+              <w:drawing>
+                <wp:inline>
+                  <wp:extent cx="152400" cy="152400"/>
+                  <wp:effectExtent b="0" l="0" r="0" t="0"/>
+                  <wp:docPr descr="" title="" id="36" name="Picture"/>
+                  <a:graphic>
+                    <a:graphicData uri="http://schemas.openxmlformats.org/drawingml/2006/picture">
+                      <pic:pic>
+                        <pic:nvPicPr>
+                          <pic:cNvPr descr="/Applications/quarto/share/formats/docx/tip.png" id="37" name="Picture"/>
+                          <pic:cNvPicPr>
+                            <a:picLocks noChangeArrowheads="1" noChangeAspect="1"/>
+                          </pic:cNvPicPr>
+                        </pic:nvPicPr>
+                        <pic:blipFill>
+                          <a:blip r:embed="rId13"/>
+                          <a:stretch>
+                            <a:fillRect/>
+                          </a:stretch>
+                        </pic:blipFill>
+                        <pic:spPr bwMode="auto">
+                          <a:xfrm>
+                            <a:off x="0" y="0"/>
+                            <a:ext cx="152400" cy="152400"/>
+                          </a:xfrm>
+                          <a:prstGeom prst="rect">
+                            <a:avLst/>
+                          </a:prstGeom>
+                          <a:noFill/>
+                          <a:ln w="9525">
+                            <a:noFill/>
+                            <a:headEnd/>
+                            <a:tailEnd/>
+                          </a:ln>
+                        </pic:spPr>
+                      </pic:pic>
+                    </a:graphicData>
+                  </a:graphic>
+                </wp:inline>
+              </w:drawing>
+            </w:r>
+            <w:r>
+              <w:t xml:space="preserve"> </w:t>
+            </w:r>
+            <w:r>
+              <w:t xml:space="preserve"> </w:t>
+            </w:r>
+            <w:r>
+              <w:t xml:space="preserve">Tip</w:t>
+            </w:r>
+          </w:p>
+        </w:tc>
+      </w:tr>
+      <w:tr>
+        <w:trPr>
+          <w:cantSplit/>
+        </w:trPr>
+        <w:tc>
+          <w:tcPr>
+            <w:tcMar>
+              <w:top w:w="108" w:type="dxa"/>
+              <w:bottom w:w="108" w:type="dxa"/>
+            </w:tcMar>
+          </w:tcPr>
+          <w:p>
+            <w:pPr>
+              <w:pStyle w:val="BodyText"/>
+            </w:pPr>
+            <w:pPr>
+              <w:spacing w:before="16"/>
+            </w:pPr>
+            <w:r>
+              <w:rPr>
+                <w:b/>
+                <w:bCs/>
+              </w:rPr>
+              <w:t xml:space="preserve">Key distinction</w:t>
+            </w:r>
+          </w:p>
+          <w:p>
+            <w:pPr>
+              <w:pStyle w:val="BodyText"/>
+            </w:pPr>
+            <w:pPr>
+              <w:spacing w:after="16"/>
+            </w:pPr>
+            <w:r>
+              <w:t xml:space="preserve">A</w:t>
+            </w:r>
+            <w:r>
+              <w:t xml:space="preserve"> </w:t>
+            </w:r>
+            <w:r>
+              <w:rPr>
+                <w:b/>
+                <w:bCs/>
+              </w:rPr>
+              <w:t xml:space="preserve">prediction</w:t>
+            </w:r>
+            <w:r>
+              <w:t xml:space="preserve"> </w:t>
+            </w:r>
+            <w:r>
+              <w:t xml:space="preserve">says what you think will happen.</w:t>
+            </w:r>
+            <w:r>
+              <w:t xml:space="preserve"> </w:t>
+            </w:r>
+            <w:r>
+              <w:t xml:space="preserve">A</w:t>
+            </w:r>
+            <w:r>
+              <w:t xml:space="preserve"> </w:t>
+            </w:r>
+            <w:r>
+              <w:rPr>
+                <w:b/>
+                <w:bCs/>
+              </w:rPr>
+              <w:t xml:space="preserve">hypothesis</w:t>
+            </w:r>
+            <w:r>
+              <w:t xml:space="preserve"> </w:t>
+            </w:r>
+            <w:r>
+              <w:t xml:space="preserve">is a formal statement that can be accepted or rejected with data.</w:t>
+            </w:r>
+          </w:p>
+          <w:p/>
+        </w:tc>
+      </w:tr>
+    </w:tbl>
+    <w:bookmarkEnd w:id="38"/>
+    <w:bookmarkStart w:id="41" w:name="how-would-we-collect-data-to-test-this"/>
     <w:p>
       <w:pPr>
         <w:pStyle w:val="Heading1"/>
@@ -627,7 +2309,23 @@
         </w:numPr>
       </w:pPr>
       <w:r>
-        <w:t xml:space="preserve">Can we collect leaves from one tree to do this?</w:t>
+        <w:t xml:space="preserve">Can we collect leaves from</w:t>
+      </w:r>
+      <w:r>
+        <w:t xml:space="preserve"> </w:t>
+      </w:r>
+      <w:r>
+        <w:rPr>
+          <w:b/>
+          <w:bCs/>
+        </w:rPr>
+        <w:t xml:space="preserve">one tree</w:t>
+      </w:r>
+      <w:r>
+        <w:t xml:space="preserve"> </w:t>
+      </w:r>
+      <w:r>
+        <w:t xml:space="preserve">to do this?</w:t>
       </w:r>
     </w:p>
     <w:p>
@@ -639,31 +2337,7 @@
         </w:numPr>
       </w:pPr>
       <w:r>
-        <w:t xml:space="preserve">YES?</w:t>
-      </w:r>
-    </w:p>
-    <w:p>
-      <w:pPr>
-        <w:pStyle w:val="Compact"/>
-        <w:numPr>
-          <w:ilvl w:val="1"/>
-          <w:numId w:val="1013"/>
-        </w:numPr>
-      </w:pPr>
-      <w:r>
-        <w:t xml:space="preserve">NO?</w:t>
-      </w:r>
-    </w:p>
-    <w:p>
-      <w:pPr>
-        <w:pStyle w:val="Compact"/>
-        <w:numPr>
-          <w:ilvl w:val="1"/>
-          <w:numId w:val="1013"/>
-        </w:numPr>
-      </w:pPr>
-      <w:r>
-        <w:t xml:space="preserve">Discuss</w:t>
+        <w:t xml:space="preserve">YES? NO? — Discuss</w:t>
       </w:r>
     </w:p>
     <w:p>
@@ -675,7 +2349,7 @@
         </w:numPr>
       </w:pPr>
       <w:r>
-        <w:t xml:space="preserve">What might be the effect if we used only one tree?</w:t>
+        <w:t xml:space="preserve">What is the problem with using only one tree?</w:t>
       </w:r>
     </w:p>
     <w:p>
@@ -687,7 +2361,7 @@
         </w:numPr>
       </w:pPr>
       <w:r>
-        <w:t xml:space="preserve">How might that differ from many trees?</w:t>
+        <w:t xml:space="preserve">How might results from many trees differ from one tree?</w:t>
       </w:r>
     </w:p>
     <w:p>
@@ -699,39 +2373,191 @@
         </w:numPr>
       </w:pPr>
       <w:r>
-        <w:t xml:space="preserve">Do we need to be sure our sample is randomly selected?</w:t>
-      </w:r>
-    </w:p>
-    <w:p>
-      <w:pPr>
+        <w:t xml:space="preserve">Do we need to be sure our sample is</w:t>
+      </w:r>
+      <w:r>
+        <w:t xml:space="preserve"> </w:t>
+      </w:r>
+      <w:r>
+        <w:rPr>
+          <w:b/>
+          <w:bCs/>
+        </w:rPr>
+        <w:t xml:space="preserve">randomly selected</w:t>
+      </w:r>
+      <w:r>
+        <w:t xml:space="preserve">?</w:t>
+      </w:r>
+    </w:p>
+    <w:p>
+      <w:pPr>
+        <w:pStyle w:val="Compact"/>
         <w:numPr>
           <w:ilvl w:val="1"/>
           <w:numId w:val="1014"/>
         </w:numPr>
       </w:pPr>
       <w:r>
-        <w:t xml:space="preserve">why do we need to randomize sampling?</w:t>
-      </w:r>
-    </w:p>
-    <w:p>
-      <w:pPr>
+        <w:t xml:space="preserve">Why do we need to randomize?</w:t>
+      </w:r>
+    </w:p>
+    <w:p>
+      <w:pPr>
+        <w:pStyle w:val="Compact"/>
         <w:numPr>
           <w:ilvl w:val="1"/>
           <w:numId w:val="1014"/>
         </w:numPr>
       </w:pPr>
       <w:r>
-        <w:t xml:space="preserve">how can we randomize our sampling?</w:t>
-      </w:r>
-    </w:p>
-    <w:bookmarkEnd w:id="21"/>
-    <w:bookmarkStart w:id="22" w:name="X5ddd558d7d596d3dd60a27f0d2e19033b3ec1e1"/>
+        <w:t xml:space="preserve">How can we randomize our sampling?</w:t>
+      </w:r>
+    </w:p>
+    <w:tbl>
+      <w:tblPr>
+        <w:tblStyle w:val="Table"/>
+        <w:tblLook w:firstRow="0" w:lastRow="0" w:firstColumn="0" w:lastColumn="0" w:noHBand="0" w:noVBand="0" w:val="0000"/>
+        <w:tblBorders>
+          <w:top w:val="single" w:sz="4" w:space="0" w:color="CC1914"/>
+          <w:left w:val="single" w:sz="24" w:space="0" w:color="CC1914"/>
+          <w:bottom w:val="single" w:sz="4" w:space="0" w:color="CC1914"/>
+          <w:right w:val="single" w:sz="4" w:space="0" w:color="CC1914"/>
+        </w:tblBorders>
+        <w:tblCellMar>
+          <w:left w:w="144" w:type="dxa"/>
+          <w:right w:w="144" w:type="dxa"/>
+        </w:tblCellMar>
+        <w:tblLook w:firstRow="0" w:lastRow="0" w:firstColumn="0" w:lastColumn="0" w:noHBand="0" w:noVBand="0" w:val="0000"/>
+      </w:tblPr>
+      <w:tr>
+        <w:trPr>
+          <w:cantSplit/>
+        </w:trPr>
+        <w:tc>
+          <w:tcPr>
+            <w:shd w:color="auto" w:fill="f7dddc" w:val="clear"/>
+            <w:tcMar>
+              <w:top w:w="92" w:type="dxa"/>
+              <w:bottom w:w="92" w:type="dxa"/>
+            </w:tcMar>
+          </w:tcPr>
+          <w:p>
+            <w:pPr>
+              <w:pStyle w:val="FirstParagraph"/>
+            </w:pPr>
+            <w:pPr>
+              <w:spacing w:before="0" w:after="0"/>
+              <w:textAlignment w:val="center"/>
+            </w:pPr>
+            <w:r>
+              <w:drawing>
+                <wp:inline>
+                  <wp:extent cx="152400" cy="152400"/>
+                  <wp:effectExtent b="0" l="0" r="0" t="0"/>
+                  <wp:docPr descr="" title="" id="39" name="Picture"/>
+                  <a:graphic>
+                    <a:graphicData uri="http://schemas.openxmlformats.org/drawingml/2006/picture">
+                      <pic:pic>
+                        <pic:nvPicPr>
+                          <pic:cNvPr descr="/Applications/quarto/share/formats/docx/important.png" id="40" name="Picture"/>
+                          <pic:cNvPicPr>
+                            <a:picLocks noChangeArrowheads="1" noChangeAspect="1"/>
+                          </pic:cNvPicPr>
+                        </pic:nvPicPr>
+                        <pic:blipFill>
+                          <a:blip r:embed="rId23"/>
+                          <a:stretch>
+                            <a:fillRect/>
+                          </a:stretch>
+                        </pic:blipFill>
+                        <pic:spPr bwMode="auto">
+                          <a:xfrm>
+                            <a:off x="0" y="0"/>
+                            <a:ext cx="152400" cy="152400"/>
+                          </a:xfrm>
+                          <a:prstGeom prst="rect">
+                            <a:avLst/>
+                          </a:prstGeom>
+                          <a:noFill/>
+                          <a:ln w="9525">
+                            <a:noFill/>
+                            <a:headEnd/>
+                            <a:tailEnd/>
+                          </a:ln>
+                        </pic:spPr>
+                      </pic:pic>
+                    </a:graphicData>
+                  </a:graphic>
+                </wp:inline>
+              </w:drawing>
+            </w:r>
+            <w:r>
+              <w:t xml:space="preserve"> </w:t>
+            </w:r>
+            <w:r>
+              <w:t xml:space="preserve"> </w:t>
+            </w:r>
+            <w:r>
+              <w:t xml:space="preserve">Important</w:t>
+            </w:r>
+          </w:p>
+        </w:tc>
+      </w:tr>
+      <w:tr>
+        <w:trPr>
+          <w:cantSplit/>
+        </w:trPr>
+        <w:tc>
+          <w:tcPr>
+            <w:tcMar>
+              <w:top w:w="108" w:type="dxa"/>
+              <w:bottom w:w="108" w:type="dxa"/>
+            </w:tcMar>
+          </w:tcPr>
+          <w:p>
+            <w:pPr>
+              <w:pStyle w:val="BodyText"/>
+            </w:pPr>
+            <w:pPr>
+              <w:spacing w:before="16"/>
+            </w:pPr>
+            <w:r>
+              <w:rPr>
+                <w:b/>
+                <w:bCs/>
+              </w:rPr>
+              <w:t xml:space="preserve">Replication and randomization</w:t>
+            </w:r>
+          </w:p>
+          <w:p>
+            <w:pPr>
+              <w:pStyle w:val="BodyText"/>
+            </w:pPr>
+            <w:pPr>
+              <w:spacing w:after="16"/>
+            </w:pPr>
+            <w:r>
+              <w:t xml:space="preserve">These two principles are the foundation of all experimental design.</w:t>
+            </w:r>
+            <w:r>
+              <w:t xml:space="preserve"> </w:t>
+            </w:r>
+            <w:r>
+              <w:t xml:space="preserve">One tree is a sample size of one — we cannot generalize from that.</w:t>
+            </w:r>
+          </w:p>
+          <w:p/>
+        </w:tc>
+      </w:tr>
+    </w:tbl>
+    <w:bookmarkEnd w:id="41"/>
+    <w:bookmarkStart w:id="44" w:name="what-variables-could-we-record"/>
     <w:p>
       <w:pPr>
         <w:pStyle w:val="Heading1"/>
       </w:pPr>
       <w:r>
-        <w:t xml:space="preserve">What are the different variables we could record?</w:t>
+        <w:t xml:space="preserve">What variables could we record?</w:t>
       </w:r>
     </w:p>
     <w:p>
@@ -743,7 +2569,20 @@
         </w:numPr>
       </w:pPr>
       <w:r>
-        <w:t xml:space="preserve">What variables could we record about the tree?</w:t>
+        <w:t xml:space="preserve">What variables could we record about the</w:t>
+      </w:r>
+      <w:r>
+        <w:t xml:space="preserve"> </w:t>
+      </w:r>
+      <w:r>
+        <w:rPr>
+          <w:b/>
+          <w:bCs/>
+        </w:rPr>
+        <w:t xml:space="preserve">tree</w:t>
+      </w:r>
+      <w:r>
+        <w:t xml:space="preserve">?</w:t>
       </w:r>
     </w:p>
     <w:p>
@@ -755,7 +2594,345 @@
         </w:numPr>
       </w:pPr>
       <w:r>
-        <w:t xml:space="preserve">What variables could we record about the leaf?</w:t>
+        <w:t xml:space="preserve">What variables could we record about the</w:t>
+      </w:r>
+      <w:r>
+        <w:t xml:space="preserve"> </w:t>
+      </w:r>
+      <w:r>
+        <w:rPr>
+          <w:b/>
+          <w:bCs/>
+        </w:rPr>
+        <w:t xml:space="preserve">leaf</w:t>
+      </w:r>
+      <w:r>
+        <w:t xml:space="preserve">?</w:t>
+      </w:r>
+    </w:p>
+    <w:p>
+      <w:pPr>
+        <w:pStyle w:val="FirstParagraph"/>
+      </w:pPr>
+      <w:r>
+        <w:rPr>
+          <w:b/>
+          <w:bCs/>
+        </w:rPr>
+        <w:t xml:space="preserve">Dependent variable (response):</w:t>
+      </w:r>
+      <w:r>
+        <w:t xml:space="preserve"> </w:t>
+      </w:r>
+      <w:r>
+        <w:t xml:space="preserve">- The thing we measure — it</w:t>
+      </w:r>
+      <w:r>
+        <w:t xml:space="preserve"> </w:t>
+      </w:r>
+      <w:r>
+        <w:rPr>
+          <w:i/>
+          <w:iCs/>
+        </w:rPr>
+        <w:t xml:space="preserve">depends on</w:t>
+      </w:r>
+      <w:r>
+        <w:t xml:space="preserve"> </w:t>
+      </w:r>
+      <w:r>
+        <w:t xml:space="preserve">our treatment</w:t>
+      </w:r>
+      <w:r>
+        <w:t xml:space="preserve"> </w:t>
+      </w:r>
+      <w:r>
+        <w:t xml:space="preserve">- Example: leaf mass, leaf area</w:t>
+      </w:r>
+    </w:p>
+    <w:p>
+      <w:pPr>
+        <w:pStyle w:val="BodyText"/>
+      </w:pPr>
+      <w:r>
+        <w:rPr>
+          <w:b/>
+          <w:bCs/>
+        </w:rPr>
+        <w:t xml:space="preserve">Independent variable (explanatory):</w:t>
+      </w:r>
+      <w:r>
+        <w:t xml:space="preserve"> </w:t>
+      </w:r>
+      <w:r>
+        <w:t xml:space="preserve">- The thing we control or group by</w:t>
+      </w:r>
+      <w:r>
+        <w:t xml:space="preserve"> </w:t>
+      </w:r>
+      <w:r>
+        <w:t xml:space="preserve">- Example: side of tree (sunny vs. shady)</w:t>
+      </w:r>
+    </w:p>
+    <w:tbl>
+      <w:tblPr>
+        <w:tblStyle w:val="Table"/>
+        <w:tblLook w:firstRow="0" w:lastRow="0" w:firstColumn="0" w:lastColumn="0" w:noHBand="0" w:noVBand="0" w:val="0000"/>
+        <w:tblBorders>
+          <w:top w:val="single" w:sz="4" w:space="0" w:color="0758E5"/>
+          <w:left w:val="single" w:sz="24" w:space="0" w:color="0758E5"/>
+          <w:bottom w:val="single" w:sz="4" w:space="0" w:color="0758E5"/>
+          <w:right w:val="single" w:sz="4" w:space="0" w:color="0758E5"/>
+        </w:tblBorders>
+        <w:tblCellMar>
+          <w:left w:w="144" w:type="dxa"/>
+          <w:right w:w="144" w:type="dxa"/>
+        </w:tblCellMar>
+        <w:tblLook w:firstRow="0" w:lastRow="0" w:firstColumn="0" w:lastColumn="0" w:noHBand="0" w:noVBand="0" w:val="0000"/>
+      </w:tblPr>
+      <w:tr>
+        <w:trPr>
+          <w:cantSplit/>
+        </w:trPr>
+        <w:tc>
+          <w:tcPr>
+            <w:shd w:color="auto" w:fill="dae6fb" w:val="clear"/>
+            <w:tcMar>
+              <w:top w:w="92" w:type="dxa"/>
+              <w:bottom w:w="92" w:type="dxa"/>
+            </w:tcMar>
+          </w:tcPr>
+          <w:p>
+            <w:pPr>
+              <w:pStyle w:val="BodyText"/>
+            </w:pPr>
+            <w:pPr>
+              <w:spacing w:before="0" w:after="0"/>
+              <w:textAlignment w:val="center"/>
+            </w:pPr>
+            <w:r>
+              <w:drawing>
+                <wp:inline>
+                  <wp:extent cx="152400" cy="152400"/>
+                  <wp:effectExtent b="0" l="0" r="0" t="0"/>
+                  <wp:docPr descr="" title="" id="42" name="Picture"/>
+                  <a:graphic>
+                    <a:graphicData uri="http://schemas.openxmlformats.org/drawingml/2006/picture">
+                      <pic:pic>
+                        <pic:nvPicPr>
+                          <pic:cNvPr descr="/Applications/quarto/share/formats/docx/note.png" id="43" name="Picture"/>
+                          <pic:cNvPicPr>
+                            <a:picLocks noChangeArrowheads="1" noChangeAspect="1"/>
+                          </pic:cNvPicPr>
+                        </pic:nvPicPr>
+                        <pic:blipFill>
+                          <a:blip r:embed="rId9"/>
+                          <a:stretch>
+                            <a:fillRect/>
+                          </a:stretch>
+                        </pic:blipFill>
+                        <pic:spPr bwMode="auto">
+                          <a:xfrm>
+                            <a:off x="0" y="0"/>
+                            <a:ext cx="152400" cy="152400"/>
+                          </a:xfrm>
+                          <a:prstGeom prst="rect">
+                            <a:avLst/>
+                          </a:prstGeom>
+                          <a:noFill/>
+                          <a:ln w="9525">
+                            <a:noFill/>
+                            <a:headEnd/>
+                            <a:tailEnd/>
+                          </a:ln>
+                        </pic:spPr>
+                      </pic:pic>
+                    </a:graphicData>
+                  </a:graphic>
+                </wp:inline>
+              </w:drawing>
+            </w:r>
+            <w:r>
+              <w:t xml:space="preserve"> </w:t>
+            </w:r>
+            <w:r>
+              <w:t xml:space="preserve"> </w:t>
+            </w:r>
+            <w:r>
+              <w:t xml:space="preserve">Note</w:t>
+            </w:r>
+          </w:p>
+        </w:tc>
+      </w:tr>
+      <w:tr>
+        <w:trPr>
+          <w:cantSplit/>
+        </w:trPr>
+        <w:tc>
+          <w:tcPr>
+            <w:tcMar>
+              <w:top w:w="108" w:type="dxa"/>
+              <w:bottom w:w="108" w:type="dxa"/>
+            </w:tcMar>
+          </w:tcPr>
+          <w:p>
+            <w:pPr>
+              <w:pStyle w:val="BodyText"/>
+            </w:pPr>
+            <w:pPr>
+              <w:spacing w:before="16"/>
+            </w:pPr>
+            <w:r>
+              <w:rPr>
+                <w:b/>
+                <w:bCs/>
+              </w:rPr>
+              <w:t xml:space="preserve">📖 New vocabulary</w:t>
+            </w:r>
+          </w:p>
+          <w:p>
+            <w:pPr>
+              <w:pStyle w:val="BodyText"/>
+            </w:pPr>
+            <w:r>
+              <w:rPr>
+                <w:b/>
+                <w:bCs/>
+              </w:rPr>
+              <w:t xml:space="preserve">Dependent variable</w:t>
+            </w:r>
+            <w:r>
+              <w:t xml:space="preserve"> </w:t>
+            </w:r>
+            <w:r>
+              <w:t xml:space="preserve">→ what you measure (Y)</w:t>
+            </w:r>
+          </w:p>
+          <w:p>
+            <w:pPr>
+              <w:pStyle w:val="BodyText"/>
+            </w:pPr>
+            <w:r>
+              <w:rPr>
+                <w:b/>
+                <w:bCs/>
+              </w:rPr>
+              <w:t xml:space="preserve">Independent variable</w:t>
+            </w:r>
+            <w:r>
+              <w:t xml:space="preserve"> </w:t>
+            </w:r>
+            <w:r>
+              <w:t xml:space="preserve">→ what you control or group by (X)</w:t>
+            </w:r>
+          </w:p>
+          <w:p>
+            <w:pPr>
+              <w:pStyle w:val="BodyText"/>
+            </w:pPr>
+            <w:pPr>
+              <w:spacing w:after="16"/>
+            </w:pPr>
+            <w:r>
+              <w:t xml:space="preserve">In a graph: Y goes on the vertical axis, X goes on the horizontal axis.</w:t>
+            </w:r>
+          </w:p>
+          <w:p/>
+        </w:tc>
+      </w:tr>
+    </w:tbl>
+    <w:bookmarkEnd w:id="44"/>
+    <w:bookmarkStart w:id="47" w:name="X6214e7a9aa2fc8e7fe773e575444ab228ec1db3"/>
+    <w:p>
+      <w:pPr>
+        <w:pStyle w:val="Heading1"/>
+      </w:pPr>
+      <w:r>
+        <w:t xml:space="preserve">Each group needs to collect at least 3 pairs of leaves</w:t>
+      </w:r>
+    </w:p>
+    <w:p>
+      <w:pPr>
+        <w:pStyle w:val="Compact"/>
+        <w:numPr>
+          <w:ilvl w:val="0"/>
+          <w:numId w:val="1016"/>
+        </w:numPr>
+      </w:pPr>
+      <w:r>
+        <w:t xml:space="preserve">Collect</w:t>
+      </w:r>
+      <w:r>
+        <w:t xml:space="preserve"> </w:t>
+      </w:r>
+      <w:r>
+        <w:rPr>
+          <w:b/>
+          <w:bCs/>
+        </w:rPr>
+        <w:t xml:space="preserve">1 mature leaf from the sunny side</w:t>
+      </w:r>
+      <w:r>
+        <w:t xml:space="preserve"> </w:t>
+      </w:r>
+      <w:r>
+        <w:t xml:space="preserve">and</w:t>
+      </w:r>
+      <w:r>
+        <w:t xml:space="preserve"> </w:t>
+      </w:r>
+      <w:r>
+        <w:rPr>
+          <w:b/>
+          <w:bCs/>
+        </w:rPr>
+        <w:t xml:space="preserve">1 from the shady side</w:t>
+      </w:r>
+      <w:r>
+        <w:t xml:space="preserve"> </w:t>
+      </w:r>
+      <w:r>
+        <w:t xml:space="preserve">of the same tree</w:t>
+      </w:r>
+    </w:p>
+    <w:p>
+      <w:pPr>
+        <w:pStyle w:val="Compact"/>
+        <w:numPr>
+          <w:ilvl w:val="0"/>
+          <w:numId w:val="1016"/>
+        </w:numPr>
+      </w:pPr>
+      <w:r>
+        <w:t xml:space="preserve">Do this on</w:t>
+      </w:r>
+      <w:r>
+        <w:t xml:space="preserve"> </w:t>
+      </w:r>
+      <w:r>
+        <w:rPr>
+          <w:b/>
+          <w:bCs/>
+        </w:rPr>
+        <w:t xml:space="preserve">at least 2 separate trees</w:t>
+      </w:r>
+      <w:r>
+        <w:t xml:space="preserve"> </w:t>
+      </w:r>
+      <w:r>
+        <w:t xml:space="preserve">(we share trees since we are limited)</w:t>
+      </w:r>
+    </w:p>
+    <w:p>
+      <w:pPr>
+        <w:pStyle w:val="Compact"/>
+        <w:numPr>
+          <w:ilvl w:val="0"/>
+          <w:numId w:val="1016"/>
+        </w:numPr>
+      </w:pPr>
+      <w:r>
+        <w:t xml:space="preserve">Standardize your collection:</w:t>
       </w:r>
     </w:p>
     <w:p>
@@ -763,23 +2940,11 @@
         <w:pStyle w:val="Compact"/>
         <w:numPr>
           <w:ilvl w:val="1"/>
-          <w:numId w:val="1016"/>
-        </w:numPr>
-      </w:pPr>
-      <w:r>
-        <w:t xml:space="preserve">what is a dependent variable?</w:t>
-      </w:r>
-    </w:p>
-    <w:p>
-      <w:pPr>
-        <w:pStyle w:val="Compact"/>
-        <w:numPr>
-          <w:ilvl w:val="2"/>
           <w:numId w:val="1017"/>
         </w:numPr>
       </w:pPr>
       <w:r>
-        <w:t xml:space="preserve">[class discussion here]</w:t>
+        <w:t xml:space="preserve">How high do we collect from?</w:t>
       </w:r>
     </w:p>
     <w:p>
@@ -787,33 +2952,276 @@
         <w:pStyle w:val="Compact"/>
         <w:numPr>
           <w:ilvl w:val="1"/>
-          <w:numId w:val="1016"/>
-        </w:numPr>
-      </w:pPr>
-      <w:r>
-        <w:t xml:space="preserve">what is an independent variable?</w:t>
-      </w:r>
-    </w:p>
-    <w:p>
-      <w:pPr>
-        <w:pStyle w:val="Compact"/>
-        <w:numPr>
-          <w:ilvl w:val="2"/>
+          <w:numId w:val="1017"/>
+        </w:numPr>
+      </w:pPr>
+      <w:r>
+        <w:t xml:space="preserve">What does</w:t>
+      </w:r>
+      <w:r>
+        <w:t xml:space="preserve"> </w:t>
+      </w:r>
+      <w:r>
+        <w:t xml:space="preserve">“mature”</w:t>
+      </w:r>
+      <w:r>
+        <w:t xml:space="preserve"> </w:t>
+      </w:r>
+      <w:r>
+        <w:t xml:space="preserve">mean?</w:t>
+      </w:r>
+    </w:p>
+    <w:p>
+      <w:pPr>
+        <w:pStyle w:val="Compact"/>
+        <w:numPr>
+          <w:ilvl w:val="1"/>
+          <w:numId w:val="1017"/>
+        </w:numPr>
+      </w:pPr>
+      <w:r>
+        <w:t xml:space="preserve">Any other decisions to standardize?</w:t>
+      </w:r>
+    </w:p>
+    <w:tbl>
+      <w:tblPr>
+        <w:tblStyle w:val="Table"/>
+        <w:tblLook w:firstRow="0" w:lastRow="0" w:firstColumn="0" w:lastColumn="0" w:noHBand="0" w:noVBand="0" w:val="0000"/>
+        <w:tblBorders>
+          <w:top w:val="single" w:sz="4" w:space="0" w:color="CC1914"/>
+          <w:left w:val="single" w:sz="24" w:space="0" w:color="CC1914"/>
+          <w:bottom w:val="single" w:sz="4" w:space="0" w:color="CC1914"/>
+          <w:right w:val="single" w:sz="4" w:space="0" w:color="CC1914"/>
+        </w:tblBorders>
+        <w:tblCellMar>
+          <w:left w:w="144" w:type="dxa"/>
+          <w:right w:w="144" w:type="dxa"/>
+        </w:tblCellMar>
+        <w:tblLook w:firstRow="0" w:lastRow="0" w:firstColumn="0" w:lastColumn="0" w:noHBand="0" w:noVBand="0" w:val="0000"/>
+      </w:tblPr>
+      <w:tr>
+        <w:trPr>
+          <w:cantSplit/>
+        </w:trPr>
+        <w:tc>
+          <w:tcPr>
+            <w:shd w:color="auto" w:fill="f7dddc" w:val="clear"/>
+            <w:tcMar>
+              <w:top w:w="92" w:type="dxa"/>
+              <w:bottom w:w="92" w:type="dxa"/>
+            </w:tcMar>
+          </w:tcPr>
+          <w:p>
+            <w:pPr>
+              <w:pStyle w:val="FirstParagraph"/>
+            </w:pPr>
+            <w:pPr>
+              <w:spacing w:before="0" w:after="0"/>
+              <w:textAlignment w:val="center"/>
+            </w:pPr>
+            <w:r>
+              <w:drawing>
+                <wp:inline>
+                  <wp:extent cx="152400" cy="152400"/>
+                  <wp:effectExtent b="0" l="0" r="0" t="0"/>
+                  <wp:docPr descr="" title="" id="45" name="Picture"/>
+                  <a:graphic>
+                    <a:graphicData uri="http://schemas.openxmlformats.org/drawingml/2006/picture">
+                      <pic:pic>
+                        <pic:nvPicPr>
+                          <pic:cNvPr descr="/Applications/quarto/share/formats/docx/important.png" id="46" name="Picture"/>
+                          <pic:cNvPicPr>
+                            <a:picLocks noChangeArrowheads="1" noChangeAspect="1"/>
+                          </pic:cNvPicPr>
+                        </pic:nvPicPr>
+                        <pic:blipFill>
+                          <a:blip r:embed="rId23"/>
+                          <a:stretch>
+                            <a:fillRect/>
+                          </a:stretch>
+                        </pic:blipFill>
+                        <pic:spPr bwMode="auto">
+                          <a:xfrm>
+                            <a:off x="0" y="0"/>
+                            <a:ext cx="152400" cy="152400"/>
+                          </a:xfrm>
+                          <a:prstGeom prst="rect">
+                            <a:avLst/>
+                          </a:prstGeom>
+                          <a:noFill/>
+                          <a:ln w="9525">
+                            <a:noFill/>
+                            <a:headEnd/>
+                            <a:tailEnd/>
+                          </a:ln>
+                        </pic:spPr>
+                      </pic:pic>
+                    </a:graphicData>
+                  </a:graphic>
+                </wp:inline>
+              </w:drawing>
+            </w:r>
+            <w:r>
+              <w:t xml:space="preserve"> </w:t>
+            </w:r>
+            <w:r>
+              <w:t xml:space="preserve"> </w:t>
+            </w:r>
+            <w:r>
+              <w:t xml:space="preserve">Important</w:t>
+            </w:r>
+          </w:p>
+        </w:tc>
+      </w:tr>
+      <w:tr>
+        <w:trPr>
+          <w:cantSplit/>
+        </w:trPr>
+        <w:tc>
+          <w:tcPr>
+            <w:tcMar>
+              <w:top w:w="108" w:type="dxa"/>
+              <w:bottom w:w="108" w:type="dxa"/>
+            </w:tcMar>
+          </w:tcPr>
+          <w:p>
+            <w:pPr>
+              <w:pStyle w:val="BodyText"/>
+            </w:pPr>
+            <w:pPr>
+              <w:spacing w:before="16"/>
+            </w:pPr>
+            <w:r>
+              <w:rPr>
+                <w:b/>
+                <w:bCs/>
+              </w:rPr>
+              <w:t xml:space="preserve">⚠️ Watch out!</w:t>
+            </w:r>
+          </w:p>
+          <w:p>
+            <w:pPr>
+              <w:pStyle w:val="BodyText"/>
+            </w:pPr>
+            <w:pPr>
+              <w:spacing w:after="16"/>
+            </w:pPr>
+            <w:r>
+              <w:t xml:space="preserve">If everyone collects differently (different heights, different leaf ages), we cannot combine our data. Agree on the rules</w:t>
+            </w:r>
+            <w:r>
+              <w:t xml:space="preserve"> </w:t>
+            </w:r>
+            <w:r>
+              <w:rPr>
+                <w:b/>
+                <w:bCs/>
+              </w:rPr>
+              <w:t xml:space="preserve">before</w:t>
+            </w:r>
+            <w:r>
+              <w:t xml:space="preserve"> </w:t>
+            </w:r>
+            <w:r>
+              <w:t xml:space="preserve">collecting.</w:t>
+            </w:r>
+          </w:p>
+          <w:p/>
+        </w:tc>
+      </w:tr>
+    </w:tbl>
+    <w:bookmarkEnd w:id="47"/>
+    <w:bookmarkStart w:id="50" w:name="back-in-the-lab-before-we-begin"/>
+    <w:p>
+      <w:pPr>
+        <w:pStyle w:val="Heading1"/>
+      </w:pPr>
+      <w:r>
+        <w:t xml:space="preserve">Back in the lab · Before we begin</w:t>
+      </w:r>
+    </w:p>
+    <w:p>
+      <w:pPr>
+        <w:pStyle w:val="FirstParagraph"/>
+      </w:pPr>
+      <w:r>
+        <w:rPr>
+          <w:b/>
+          <w:bCs/>
+        </w:rPr>
+        <w:t xml:space="preserve">What can we measure?</w:t>
+      </w:r>
+    </w:p>
+    <w:p>
+      <w:pPr>
+        <w:pStyle w:val="Compact"/>
+        <w:numPr>
+          <w:ilvl w:val="0"/>
           <w:numId w:val="1018"/>
         </w:numPr>
       </w:pPr>
       <w:r>
-        <w:t xml:space="preserve">[class discussion here]</w:t>
-      </w:r>
-    </w:p>
-    <w:bookmarkEnd w:id="22"/>
-    <w:bookmarkStart w:id="23" w:name="X6214e7a9aa2fc8e7fe773e575444ab228ec1db3"/>
-    <w:p>
-      <w:pPr>
-        <w:pStyle w:val="Heading1"/>
-      </w:pPr>
-      <w:r>
-        <w:t xml:space="preserve">Each group needs to collect at least 3 pairs of leaves</w:t>
+        <w:t xml:space="preserve">mass (grams)</w:t>
+      </w:r>
+    </w:p>
+    <w:p>
+      <w:pPr>
+        <w:pStyle w:val="Compact"/>
+        <w:numPr>
+          <w:ilvl w:val="0"/>
+          <w:numId w:val="1018"/>
+        </w:numPr>
+      </w:pPr>
+      <w:r>
+        <w:t xml:space="preserve">length (mm or cm)</w:t>
+      </w:r>
+    </w:p>
+    <w:p>
+      <w:pPr>
+        <w:pStyle w:val="Compact"/>
+        <w:numPr>
+          <w:ilvl w:val="0"/>
+          <w:numId w:val="1018"/>
+        </w:numPr>
+      </w:pPr>
+      <w:r>
+        <w:t xml:space="preserve">width (mm or cm)</w:t>
+      </w:r>
+    </w:p>
+    <w:p>
+      <w:pPr>
+        <w:pStyle w:val="Compact"/>
+        <w:numPr>
+          <w:ilvl w:val="0"/>
+          <w:numId w:val="1018"/>
+        </w:numPr>
+      </w:pPr>
+      <w:r>
+        <w:t xml:space="preserve">surface area (cm²) — how?</w:t>
+      </w:r>
+    </w:p>
+    <w:p>
+      <w:pPr>
+        <w:pStyle w:val="Compact"/>
+        <w:numPr>
+          <w:ilvl w:val="0"/>
+          <w:numId w:val="1018"/>
+        </w:numPr>
+      </w:pPr>
+      <w:r>
+        <w:t xml:space="preserve">others?</w:t>
+      </w:r>
+    </w:p>
+    <w:p>
+      <w:pPr>
+        <w:pStyle w:val="FirstParagraph"/>
+      </w:pPr>
+      <w:r>
+        <w:rPr>
+          <w:b/>
+          <w:bCs/>
+        </w:rPr>
+        <w:t xml:space="preserve">Decisions to make as a group:</w:t>
       </w:r>
     </w:p>
     <w:p>
@@ -825,31 +3233,7 @@
         </w:numPr>
       </w:pPr>
       <w:r>
-        <w:t xml:space="preserve">How can we standardize our collections?</w:t>
-      </w:r>
-    </w:p>
-    <w:p>
-      <w:pPr>
-        <w:pStyle w:val="Compact"/>
-        <w:numPr>
-          <w:ilvl w:val="1"/>
-          <w:numId w:val="1020"/>
-        </w:numPr>
-      </w:pPr>
-      <w:r>
-        <w:t xml:space="preserve">A mature leaf from the sunny side and 1 leaf from the shady side?</w:t>
-      </w:r>
-    </w:p>
-    <w:p>
-      <w:pPr>
-        <w:pStyle w:val="Compact"/>
-        <w:numPr>
-          <w:ilvl w:val="1"/>
-          <w:numId w:val="1020"/>
-        </w:numPr>
-      </w:pPr>
-      <w:r>
-        <w:t xml:space="preserve">Do this on 2 separate trees - and for this we can use the trees others use as we are limited</w:t>
+        <w:t xml:space="preserve">What units?</w:t>
       </w:r>
     </w:p>
     <w:p>
@@ -861,7 +3245,7 @@
         </w:numPr>
       </w:pPr>
       <w:r>
-        <w:t xml:space="preserve">How high do we collect?</w:t>
+        <w:t xml:space="preserve">What abbreviations?</w:t>
       </w:r>
     </w:p>
     <w:p>
@@ -873,17 +3257,190 @@
         </w:numPr>
       </w:pPr>
       <w:r>
-        <w:t xml:space="preserve">Are there other things to do?</w:t>
-      </w:r>
-    </w:p>
-    <w:bookmarkEnd w:id="23"/>
-    <w:bookmarkStart w:id="24" w:name="X2abff8c3d19f3a13c570dbd60b1c8dfc0907406"/>
+        <w:t xml:space="preserve">What if a leaf is damaged?</w:t>
+      </w:r>
+    </w:p>
+    <w:tbl>
+      <w:tblPr>
+        <w:tblStyle w:val="Table"/>
+        <w:tblLook w:firstRow="0" w:lastRow="0" w:firstColumn="0" w:lastColumn="0" w:noHBand="0" w:noVBand="0" w:val="0000"/>
+        <w:tblBorders>
+          <w:top w:val="single" w:sz="4" w:space="0" w:color="0758E5"/>
+          <w:left w:val="single" w:sz="24" w:space="0" w:color="0758E5"/>
+          <w:bottom w:val="single" w:sz="4" w:space="0" w:color="0758E5"/>
+          <w:right w:val="single" w:sz="4" w:space="0" w:color="0758E5"/>
+        </w:tblBorders>
+        <w:tblCellMar>
+          <w:left w:w="144" w:type="dxa"/>
+          <w:right w:w="144" w:type="dxa"/>
+        </w:tblCellMar>
+        <w:tblLook w:firstRow="0" w:lastRow="0" w:firstColumn="0" w:lastColumn="0" w:noHBand="0" w:noVBand="0" w:val="0000"/>
+      </w:tblPr>
+      <w:tr>
+        <w:trPr>
+          <w:cantSplit/>
+        </w:trPr>
+        <w:tc>
+          <w:tcPr>
+            <w:shd w:color="auto" w:fill="dae6fb" w:val="clear"/>
+            <w:tcMar>
+              <w:top w:w="92" w:type="dxa"/>
+              <w:bottom w:w="92" w:type="dxa"/>
+            </w:tcMar>
+          </w:tcPr>
+          <w:p>
+            <w:pPr>
+              <w:pStyle w:val="FirstParagraph"/>
+            </w:pPr>
+            <w:pPr>
+              <w:spacing w:before="0" w:after="0"/>
+              <w:textAlignment w:val="center"/>
+            </w:pPr>
+            <w:r>
+              <w:drawing>
+                <wp:inline>
+                  <wp:extent cx="152400" cy="152400"/>
+                  <wp:effectExtent b="0" l="0" r="0" t="0"/>
+                  <wp:docPr descr="" title="" id="48" name="Picture"/>
+                  <a:graphic>
+                    <a:graphicData uri="http://schemas.openxmlformats.org/drawingml/2006/picture">
+                      <pic:pic>
+                        <pic:nvPicPr>
+                          <pic:cNvPr descr="/Applications/quarto/share/formats/docx/note.png" id="49" name="Picture"/>
+                          <pic:cNvPicPr>
+                            <a:picLocks noChangeArrowheads="1" noChangeAspect="1"/>
+                          </pic:cNvPicPr>
+                        </pic:nvPicPr>
+                        <pic:blipFill>
+                          <a:blip r:embed="rId9"/>
+                          <a:stretch>
+                            <a:fillRect/>
+                          </a:stretch>
+                        </pic:blipFill>
+                        <pic:spPr bwMode="auto">
+                          <a:xfrm>
+                            <a:off x="0" y="0"/>
+                            <a:ext cx="152400" cy="152400"/>
+                          </a:xfrm>
+                          <a:prstGeom prst="rect">
+                            <a:avLst/>
+                          </a:prstGeom>
+                          <a:noFill/>
+                          <a:ln w="9525">
+                            <a:noFill/>
+                            <a:headEnd/>
+                            <a:tailEnd/>
+                          </a:ln>
+                        </pic:spPr>
+                      </pic:pic>
+                    </a:graphicData>
+                  </a:graphic>
+                </wp:inline>
+              </w:drawing>
+            </w:r>
+            <w:r>
+              <w:t xml:space="preserve"> </w:t>
+            </w:r>
+            <w:r>
+              <w:t xml:space="preserve"> </w:t>
+            </w:r>
+            <w:r>
+              <w:t xml:space="preserve">Note</w:t>
+            </w:r>
+          </w:p>
+        </w:tc>
+      </w:tr>
+      <w:tr>
+        <w:trPr>
+          <w:cantSplit/>
+        </w:trPr>
+        <w:tc>
+          <w:tcPr>
+            <w:tcMar>
+              <w:top w:w="108" w:type="dxa"/>
+              <w:bottom w:w="108" w:type="dxa"/>
+            </w:tcMar>
+          </w:tcPr>
+          <w:p>
+            <w:pPr>
+              <w:pStyle w:val="BodyText"/>
+            </w:pPr>
+            <w:pPr>
+              <w:spacing w:before="16"/>
+            </w:pPr>
+            <w:r>
+              <w:rPr>
+                <w:b/>
+                <w:bCs/>
+              </w:rPr>
+              <w:t xml:space="preserve">📖 New vocabulary</w:t>
+            </w:r>
+          </w:p>
+          <w:p>
+            <w:pPr>
+              <w:pStyle w:val="BodyText"/>
+            </w:pPr>
+            <w:r>
+              <w:rPr>
+                <w:b/>
+                <w:bCs/>
+              </w:rPr>
+              <w:t xml:space="preserve">Metadata</w:t>
+            </w:r>
+            <w:r>
+              <w:t xml:space="preserve"> </w:t>
+            </w:r>
+            <w:r>
+              <w:t xml:space="preserve">= data</w:t>
+            </w:r>
+            <w:r>
+              <w:t xml:space="preserve"> </w:t>
+            </w:r>
+            <w:r>
+              <w:rPr>
+                <w:i/>
+                <w:iCs/>
+              </w:rPr>
+              <w:t xml:space="preserve">about</w:t>
+            </w:r>
+            <w:r>
+              <w:t xml:space="preserve"> </w:t>
+            </w:r>
+            <w:r>
+              <w:t xml:space="preserve">your data.</w:t>
+            </w:r>
+          </w:p>
+          <w:p>
+            <w:pPr>
+              <w:pStyle w:val="BodyText"/>
+            </w:pPr>
+            <w:r>
+              <w:t xml:space="preserve">Who collected it? When? Where? With what instrument? Under what conditions?</w:t>
+            </w:r>
+          </w:p>
+          <w:p>
+            <w:pPr>
+              <w:pStyle w:val="BodyText"/>
+            </w:pPr>
+            <w:pPr>
+              <w:spacing w:after="16"/>
+            </w:pPr>
+            <w:r>
+              <w:t xml:space="preserve">Without metadata, data are nearly useless to anyone else — including future you.</w:t>
+            </w:r>
+          </w:p>
+          <w:p/>
+        </w:tc>
+      </w:tr>
+    </w:tbl>
+    <w:bookmarkEnd w:id="50"/>
+    <w:bookmarkStart w:id="53" w:name="X1840d1d179367deaaa0853ed08ee5cc699432cb"/>
     <w:p>
       <w:pPr>
         <w:pStyle w:val="Heading1"/>
       </w:pPr>
       <w:r>
-        <w:t xml:space="preserve">Back in the laboratory - before we even begin</w:t>
+        <w:t xml:space="preserve">Back in the lab · Setting up the spreadsheet</w:t>
       </w:r>
     </w:p>
     <w:p>
@@ -891,11 +3448,23 @@
         <w:pStyle w:val="Compact"/>
         <w:numPr>
           <w:ilvl w:val="0"/>
+          <w:numId w:val="1020"/>
+        </w:numPr>
+      </w:pPr>
+      <w:r>
+        <w:t xml:space="preserve">How do you enter this into the Excel sheet?</w:t>
+      </w:r>
+    </w:p>
+    <w:p>
+      <w:pPr>
+        <w:pStyle w:val="Compact"/>
+        <w:numPr>
+          <w:ilvl w:val="1"/>
           <w:numId w:val="1021"/>
         </w:numPr>
       </w:pPr>
       <w:r>
-        <w:t xml:space="preserve">What are the steps we need to decide on when processing this data?</w:t>
+        <w:t xml:space="preserve">What does the sheet look like? Mock something up</w:t>
       </w:r>
     </w:p>
     <w:p>
@@ -903,11 +3472,299 @@
         <w:pStyle w:val="Compact"/>
         <w:numPr>
           <w:ilvl w:val="0"/>
-          <w:numId w:val="1021"/>
-        </w:numPr>
-      </w:pPr>
-      <w:r>
-        <w:t xml:space="preserve">What can we measure?</w:t>
+          <w:numId w:val="1020"/>
+        </w:numPr>
+      </w:pPr>
+      <w:r>
+        <w:t xml:space="preserve">What are the</w:t>
+      </w:r>
+      <w:r>
+        <w:t xml:space="preserve"> </w:t>
+      </w:r>
+      <w:r>
+        <w:rPr>
+          <w:b/>
+          <w:bCs/>
+        </w:rPr>
+        <w:t xml:space="preserve">column names</w:t>
+      </w:r>
+      <w:r>
+        <w:t xml:space="preserve"> </w:t>
+      </w:r>
+      <w:r>
+        <w:t xml:space="preserve">you will use?</w:t>
+      </w:r>
+    </w:p>
+    <w:p>
+      <w:pPr>
+        <w:pStyle w:val="Compact"/>
+        <w:numPr>
+          <w:ilvl w:val="0"/>
+          <w:numId w:val="1020"/>
+        </w:numPr>
+      </w:pPr>
+      <w:r>
+        <w:t xml:space="preserve">What are the</w:t>
+      </w:r>
+      <w:r>
+        <w:t xml:space="preserve"> </w:t>
+      </w:r>
+      <w:r>
+        <w:rPr>
+          <w:b/>
+          <w:bCs/>
+        </w:rPr>
+        <w:t xml:space="preserve">units</w:t>
+      </w:r>
+      <w:r>
+        <w:t xml:space="preserve"> </w:t>
+      </w:r>
+      <w:r>
+        <w:t xml:space="preserve">for each column?</w:t>
+      </w:r>
+    </w:p>
+    <w:p>
+      <w:pPr>
+        <w:pStyle w:val="Compact"/>
+        <w:numPr>
+          <w:ilvl w:val="0"/>
+          <w:numId w:val="1020"/>
+        </w:numPr>
+      </w:pPr>
+      <w:r>
+        <w:t xml:space="preserve">What is the</w:t>
+      </w:r>
+      <w:r>
+        <w:t xml:space="preserve"> </w:t>
+      </w:r>
+      <w:r>
+        <w:rPr>
+          <w:b/>
+          <w:bCs/>
+        </w:rPr>
+        <w:t xml:space="preserve">vocabulary</w:t>
+      </w:r>
+      <w:r>
+        <w:t xml:space="preserve">? (no spaces in column names, use</w:t>
+      </w:r>
+      <w:r>
+        <w:t xml:space="preserve"> </w:t>
+      </w:r>
+      <w:r>
+        <w:rPr>
+          <w:rStyle w:val="VerbatimChar"/>
+        </w:rPr>
+        <w:t xml:space="preserve">_</w:t>
+      </w:r>
+      <w:r>
+        <w:t xml:space="preserve"> </w:t>
+      </w:r>
+      <w:r>
+        <w:t xml:space="preserve">instead)</w:t>
+      </w:r>
+    </w:p>
+    <w:p>
+      <w:pPr>
+        <w:pStyle w:val="Compact"/>
+        <w:numPr>
+          <w:ilvl w:val="0"/>
+          <w:numId w:val="1020"/>
+        </w:numPr>
+      </w:pPr>
+      <w:r>
+        <w:t xml:space="preserve">Where does the</w:t>
+      </w:r>
+      <w:r>
+        <w:t xml:space="preserve"> </w:t>
+      </w:r>
+      <w:r>
+        <w:rPr>
+          <w:b/>
+          <w:bCs/>
+        </w:rPr>
+        <w:t xml:space="preserve">metadata</w:t>
+      </w:r>
+      <w:r>
+        <w:t xml:space="preserve"> </w:t>
+      </w:r>
+      <w:r>
+        <w:t xml:space="preserve">go?</w:t>
+      </w:r>
+    </w:p>
+    <w:tbl>
+      <w:tblPr>
+        <w:tblStyle w:val="Table"/>
+        <w:tblLook w:firstRow="0" w:lastRow="0" w:firstColumn="0" w:lastColumn="0" w:noHBand="0" w:noVBand="0" w:val="0000"/>
+        <w:tblBorders>
+          <w:top w:val="single" w:sz="4" w:space="0" w:color="00A047"/>
+          <w:left w:val="single" w:sz="24" w:space="0" w:color="00A047"/>
+          <w:bottom w:val="single" w:sz="4" w:space="0" w:color="00A047"/>
+          <w:right w:val="single" w:sz="4" w:space="0" w:color="00A047"/>
+        </w:tblBorders>
+        <w:tblCellMar>
+          <w:left w:w="144" w:type="dxa"/>
+          <w:right w:w="144" w:type="dxa"/>
+        </w:tblCellMar>
+        <w:tblLook w:firstRow="0" w:lastRow="0" w:firstColumn="0" w:lastColumn="0" w:noHBand="0" w:noVBand="0" w:val="0000"/>
+      </w:tblPr>
+      <w:tr>
+        <w:trPr>
+          <w:cantSplit/>
+        </w:trPr>
+        <w:tc>
+          <w:tcPr>
+            <w:shd w:color="auto" w:fill="ccf1e3" w:val="clear"/>
+            <w:tcMar>
+              <w:top w:w="92" w:type="dxa"/>
+              <w:bottom w:w="92" w:type="dxa"/>
+            </w:tcMar>
+          </w:tcPr>
+          <w:p>
+            <w:pPr>
+              <w:pStyle w:val="FirstParagraph"/>
+            </w:pPr>
+            <w:pPr>
+              <w:spacing w:before="0" w:after="0"/>
+              <w:textAlignment w:val="center"/>
+            </w:pPr>
+            <w:r>
+              <w:drawing>
+                <wp:inline>
+                  <wp:extent cx="152400" cy="152400"/>
+                  <wp:effectExtent b="0" l="0" r="0" t="0"/>
+                  <wp:docPr descr="" title="" id="51" name="Picture"/>
+                  <a:graphic>
+                    <a:graphicData uri="http://schemas.openxmlformats.org/drawingml/2006/picture">
+                      <pic:pic>
+                        <pic:nvPicPr>
+                          <pic:cNvPr descr="/Applications/quarto/share/formats/docx/tip.png" id="52" name="Picture"/>
+                          <pic:cNvPicPr>
+                            <a:picLocks noChangeArrowheads="1" noChangeAspect="1"/>
+                          </pic:cNvPicPr>
+                        </pic:nvPicPr>
+                        <pic:blipFill>
+                          <a:blip r:embed="rId13"/>
+                          <a:stretch>
+                            <a:fillRect/>
+                          </a:stretch>
+                        </pic:blipFill>
+                        <pic:spPr bwMode="auto">
+                          <a:xfrm>
+                            <a:off x="0" y="0"/>
+                            <a:ext cx="152400" cy="152400"/>
+                          </a:xfrm>
+                          <a:prstGeom prst="rect">
+                            <a:avLst/>
+                          </a:prstGeom>
+                          <a:noFill/>
+                          <a:ln w="9525">
+                            <a:noFill/>
+                            <a:headEnd/>
+                            <a:tailEnd/>
+                          </a:ln>
+                        </pic:spPr>
+                      </pic:pic>
+                    </a:graphicData>
+                  </a:graphic>
+                </wp:inline>
+              </w:drawing>
+            </w:r>
+            <w:r>
+              <w:t xml:space="preserve"> </w:t>
+            </w:r>
+            <w:r>
+              <w:t xml:space="preserve"> </w:t>
+            </w:r>
+            <w:r>
+              <w:t xml:space="preserve">Tip</w:t>
+            </w:r>
+          </w:p>
+        </w:tc>
+      </w:tr>
+      <w:tr>
+        <w:trPr>
+          <w:cantSplit/>
+        </w:trPr>
+        <w:tc>
+          <w:tcPr>
+            <w:tcMar>
+              <w:top w:w="108" w:type="dxa"/>
+              <w:bottom w:w="108" w:type="dxa"/>
+            </w:tcMar>
+          </w:tcPr>
+          <w:p>
+            <w:pPr>
+              <w:pStyle w:val="BodyText"/>
+            </w:pPr>
+            <w:pPr>
+              <w:spacing w:before="16"/>
+            </w:pPr>
+            <w:r>
+              <w:rPr>
+                <w:b/>
+                <w:bCs/>
+              </w:rPr>
+              <w:t xml:space="preserve">Best practice for column names:</w:t>
+            </w:r>
+          </w:p>
+          <w:p>
+            <w:pPr>
+              <w:pStyle w:val="BodyText"/>
+            </w:pPr>
+            <w:r>
+              <w:rPr>
+                <w:rStyle w:val="VerbatimChar"/>
+              </w:rPr>
+              <w:t xml:space="preserve">leaf_mass_g</w:t>
+            </w:r>
+            <w:r>
+              <w:t xml:space="preserve">, not</w:t>
+            </w:r>
+            <w:r>
+              <w:t xml:space="preserve"> </w:t>
+            </w:r>
+            <w:r>
+              <w:rPr>
+                <w:rStyle w:val="VerbatimChar"/>
+              </w:rPr>
+              <w:t xml:space="preserve">Leaf Mass (g)</w:t>
+            </w:r>
+          </w:p>
+          <w:p>
+            <w:pPr>
+              <w:pStyle w:val="BodyText"/>
+            </w:pPr>
+            <w:pPr>
+              <w:spacing w:after="16"/>
+            </w:pPr>
+            <w:r>
+              <w:t xml:space="preserve">Consistent, no spaces, no special characters, units in the name.</w:t>
+            </w:r>
+          </w:p>
+          <w:p/>
+        </w:tc>
+      </w:tr>
+    </w:tbl>
+    <w:bookmarkEnd w:id="53"/>
+    <w:bookmarkStart w:id="56" w:name="can-you-make-a-graph-in-excel"/>
+    <w:p>
+      <w:pPr>
+        <w:pStyle w:val="Heading1"/>
+      </w:pPr>
+      <w:r>
+        <w:t xml:space="preserve">Can you make a graph in Excel?</w:t>
+      </w:r>
+    </w:p>
+    <w:p>
+      <w:pPr>
+        <w:pStyle w:val="Compact"/>
+        <w:numPr>
+          <w:ilvl w:val="0"/>
+          <w:numId w:val="1022"/>
+        </w:numPr>
+      </w:pPr>
+      <w:r>
+        <w:t xml:space="preserve">Using what you collected, make a simple Excel chart</w:t>
       </w:r>
     </w:p>
     <w:p>
@@ -915,11 +3772,11 @@
         <w:pStyle w:val="Compact"/>
         <w:numPr>
           <w:ilvl w:val="1"/>
-          <w:numId w:val="1022"/>
-        </w:numPr>
-      </w:pPr>
-      <w:r>
-        <w:t xml:space="preserve">mass?</w:t>
+          <w:numId w:val="1023"/>
+        </w:numPr>
+      </w:pPr>
+      <w:r>
+        <w:t xml:space="preserve">What would the graph look like?</w:t>
       </w:r>
     </w:p>
     <w:p>
@@ -927,11 +3784,11 @@
         <w:pStyle w:val="Compact"/>
         <w:numPr>
           <w:ilvl w:val="1"/>
-          <w:numId w:val="1022"/>
-        </w:numPr>
-      </w:pPr>
-      <w:r>
-        <w:t xml:space="preserve">length?</w:t>
+          <w:numId w:val="1023"/>
+        </w:numPr>
+      </w:pPr>
+      <w:r>
+        <w:t xml:space="preserve">What goes on the X axis? The Y axis?</w:t>
       </w:r>
     </w:p>
     <w:p>
@@ -939,45 +3796,600 @@
         <w:pStyle w:val="Compact"/>
         <w:numPr>
           <w:ilvl w:val="1"/>
-          <w:numId w:val="1022"/>
-        </w:numPr>
-      </w:pPr>
-      <w:r>
-        <w:t xml:space="preserve">width?</w:t>
-      </w:r>
-    </w:p>
-    <w:p>
-      <w:pPr>
-        <w:pStyle w:val="Compact"/>
-        <w:numPr>
-          <w:ilvl w:val="1"/>
-          <w:numId w:val="1022"/>
-        </w:numPr>
-      </w:pPr>
-      <w:r>
-        <w:t xml:space="preserve">surface area?</w:t>
-      </w:r>
-    </w:p>
-    <w:p>
-      <w:pPr>
-        <w:pStyle w:val="Compact"/>
-        <w:numPr>
-          <w:ilvl w:val="1"/>
-          <w:numId w:val="1022"/>
-        </w:numPr>
-      </w:pPr>
-      <w:r>
-        <w:t xml:space="preserve">others?</w:t>
-      </w:r>
-    </w:p>
-    <w:bookmarkEnd w:id="24"/>
-    <w:bookmarkStart w:id="25" w:name="Xe95d986aabb202ea63590d19f68e04da353e1c5"/>
+          <w:numId w:val="1023"/>
+        </w:numPr>
+      </w:pPr>
+      <w:r>
+        <w:t xml:space="preserve">What can you derive from the data already?</w:t>
+      </w:r>
+    </w:p>
+    <w:tbl>
+      <w:tblPr>
+        <w:tblStyle w:val="Table"/>
+        <w:tblLook w:firstRow="0" w:lastRow="0" w:firstColumn="0" w:lastColumn="0" w:noHBand="0" w:noVBand="0" w:val="0000"/>
+        <w:tblBorders>
+          <w:top w:val="single" w:sz="4" w:space="0" w:color="0758E5"/>
+          <w:left w:val="single" w:sz="24" w:space="0" w:color="0758E5"/>
+          <w:bottom w:val="single" w:sz="4" w:space="0" w:color="0758E5"/>
+          <w:right w:val="single" w:sz="4" w:space="0" w:color="0758E5"/>
+        </w:tblBorders>
+        <w:tblCellMar>
+          <w:left w:w="144" w:type="dxa"/>
+          <w:right w:w="144" w:type="dxa"/>
+        </w:tblCellMar>
+        <w:tblLook w:firstRow="0" w:lastRow="0" w:firstColumn="0" w:lastColumn="0" w:noHBand="0" w:noVBand="0" w:val="0000"/>
+      </w:tblPr>
+      <w:tr>
+        <w:trPr>
+          <w:cantSplit/>
+        </w:trPr>
+        <w:tc>
+          <w:tcPr>
+            <w:shd w:color="auto" w:fill="dae6fb" w:val="clear"/>
+            <w:tcMar>
+              <w:top w:w="92" w:type="dxa"/>
+              <w:bottom w:w="92" w:type="dxa"/>
+            </w:tcMar>
+          </w:tcPr>
+          <w:p>
+            <w:pPr>
+              <w:pStyle w:val="FirstParagraph"/>
+            </w:pPr>
+            <w:pPr>
+              <w:spacing w:before="0" w:after="0"/>
+              <w:textAlignment w:val="center"/>
+            </w:pPr>
+            <w:r>
+              <w:drawing>
+                <wp:inline>
+                  <wp:extent cx="152400" cy="152400"/>
+                  <wp:effectExtent b="0" l="0" r="0" t="0"/>
+                  <wp:docPr descr="" title="" id="54" name="Picture"/>
+                  <a:graphic>
+                    <a:graphicData uri="http://schemas.openxmlformats.org/drawingml/2006/picture">
+                      <pic:pic>
+                        <pic:nvPicPr>
+                          <pic:cNvPr descr="/Applications/quarto/share/formats/docx/note.png" id="55" name="Picture"/>
+                          <pic:cNvPicPr>
+                            <a:picLocks noChangeArrowheads="1" noChangeAspect="1"/>
+                          </pic:cNvPicPr>
+                        </pic:nvPicPr>
+                        <pic:blipFill>
+                          <a:blip r:embed="rId9"/>
+                          <a:stretch>
+                            <a:fillRect/>
+                          </a:stretch>
+                        </pic:blipFill>
+                        <pic:spPr bwMode="auto">
+                          <a:xfrm>
+                            <a:off x="0" y="0"/>
+                            <a:ext cx="152400" cy="152400"/>
+                          </a:xfrm>
+                          <a:prstGeom prst="rect">
+                            <a:avLst/>
+                          </a:prstGeom>
+                          <a:noFill/>
+                          <a:ln w="9525">
+                            <a:noFill/>
+                            <a:headEnd/>
+                            <a:tailEnd/>
+                          </a:ln>
+                        </pic:spPr>
+                      </pic:pic>
+                    </a:graphicData>
+                  </a:graphic>
+                </wp:inline>
+              </w:drawing>
+            </w:r>
+            <w:r>
+              <w:t xml:space="preserve"> </w:t>
+            </w:r>
+            <w:r>
+              <w:t xml:space="preserve"> </w:t>
+            </w:r>
+            <w:r>
+              <w:t xml:space="preserve">Note</w:t>
+            </w:r>
+          </w:p>
+        </w:tc>
+      </w:tr>
+      <w:tr>
+        <w:trPr>
+          <w:cantSplit/>
+        </w:trPr>
+        <w:tc>
+          <w:tcPr>
+            <w:tcMar>
+              <w:top w:w="108" w:type="dxa"/>
+              <w:bottom w:w="108" w:type="dxa"/>
+            </w:tcMar>
+          </w:tcPr>
+          <w:p>
+            <w:pPr>
+              <w:pStyle w:val="BodyText"/>
+            </w:pPr>
+            <w:pPr>
+              <w:spacing w:before="16" w:after="16"/>
+            </w:pPr>
+            <w:r>
+              <w:t xml:space="preserve">Excel is great for a first look. But as datasets grow larger and analyses more complex, we need R. Starting Thursday you will see why.</w:t>
+            </w:r>
+          </w:p>
+          <w:p/>
+        </w:tc>
+      </w:tr>
+    </w:tbl>
+    <w:bookmarkEnd w:id="56"/>
+    <w:bookmarkStart w:id="59" w:name="what-r-code-looks-like-a-preview"/>
     <w:p>
       <w:pPr>
         <w:pStyle w:val="Heading1"/>
       </w:pPr>
       <w:r>
-        <w:t xml:space="preserve">Back in the laboratory - before we even begin</w:t>
+        <w:t xml:space="preserve">What R code looks like · A preview</w:t>
+      </w:r>
+    </w:p>
+    <w:p>
+      <w:pPr>
+        <w:pStyle w:val="FirstParagraph"/>
+      </w:pPr>
+      <w:r>
+        <w:t xml:space="preserve">You do not need to understand this yet — just look at the shape of it.</w:t>
+      </w:r>
+    </w:p>
+    <w:p>
+      <w:pPr>
+        <w:pStyle w:val="SourceCode"/>
+      </w:pPr>
+      <w:r>
+        <w:rPr>
+          <w:rStyle w:val="CommentTok"/>
+        </w:rPr>
+        <w:t xml:space="preserve"># Load the tools we need</w:t>
+      </w:r>
+      <w:r>
+        <w:br/>
+      </w:r>
+      <w:r>
+        <w:rPr>
+          <w:rStyle w:val="FunctionTok"/>
+        </w:rPr>
+        <w:t xml:space="preserve">library</w:t>
+      </w:r>
+      <w:r>
+        <w:rPr>
+          <w:rStyle w:val="NormalTok"/>
+        </w:rPr>
+        <w:t xml:space="preserve">(tidyverse)</w:t>
+      </w:r>
+      <w:r>
+        <w:br/>
+      </w:r>
+      <w:r>
+        <w:rPr>
+          <w:rStyle w:val="FunctionTok"/>
+        </w:rPr>
+        <w:t xml:space="preserve">library</w:t>
+      </w:r>
+      <w:r>
+        <w:rPr>
+          <w:rStyle w:val="NormalTok"/>
+        </w:rPr>
+        <w:t xml:space="preserve">(readxl)</w:t>
+      </w:r>
+      <w:r>
+        <w:br/>
+      </w:r>
+      <w:r>
+        <w:br/>
+      </w:r>
+      <w:r>
+        <w:rPr>
+          <w:rStyle w:val="CommentTok"/>
+        </w:rPr>
+        <w:t xml:space="preserve"># Read our leaf data into R</w:t>
+      </w:r>
+      <w:r>
+        <w:br/>
+      </w:r>
+      <w:r>
+        <w:rPr>
+          <w:rStyle w:val="NormalTok"/>
+        </w:rPr>
+        <w:t xml:space="preserve">tree_df </w:t>
+      </w:r>
+      <w:r>
+        <w:rPr>
+          <w:rStyle w:val="OtherTok"/>
+        </w:rPr>
+        <w:t xml:space="preserve">&lt;-</w:t>
+      </w:r>
+      <w:r>
+        <w:rPr>
+          <w:rStyle w:val="NormalTok"/>
+        </w:rPr>
+        <w:t xml:space="preserve"> </w:t>
+      </w:r>
+      <w:r>
+        <w:rPr>
+          <w:rStyle w:val="FunctionTok"/>
+        </w:rPr>
+        <w:t xml:space="preserve">read_excel</w:t>
+      </w:r>
+      <w:r>
+        <w:rPr>
+          <w:rStyle w:val="NormalTok"/>
+        </w:rPr>
+        <w:t xml:space="preserve">(</w:t>
+      </w:r>
+      <w:r>
+        <w:rPr>
+          <w:rStyle w:val="StringTok"/>
+        </w:rPr>
+        <w:t xml:space="preserve">"data/tree_experiment.xlsx"</w:t>
+      </w:r>
+      <w:r>
+        <w:rPr>
+          <w:rStyle w:val="NormalTok"/>
+        </w:rPr>
+        <w:t xml:space="preserve">)</w:t>
+      </w:r>
+      <w:r>
+        <w:br/>
+      </w:r>
+      <w:r>
+        <w:br/>
+      </w:r>
+      <w:r>
+        <w:rPr>
+          <w:rStyle w:val="CommentTok"/>
+        </w:rPr>
+        <w:t xml:space="preserve"># Compute the mean weight for each side</w:t>
+      </w:r>
+      <w:r>
+        <w:br/>
+      </w:r>
+      <w:r>
+        <w:rPr>
+          <w:rStyle w:val="NormalTok"/>
+        </w:rPr>
+        <w:t xml:space="preserve">tree_df </w:t>
+      </w:r>
+      <w:r>
+        <w:rPr>
+          <w:rStyle w:val="SpecialCharTok"/>
+        </w:rPr>
+        <w:t xml:space="preserve">%&gt;%</w:t>
+      </w:r>
+      <w:r>
+        <w:br/>
+      </w:r>
+      <w:r>
+        <w:rPr>
+          <w:rStyle w:val="NormalTok"/>
+        </w:rPr>
+        <w:t xml:space="preserve">  </w:t>
+      </w:r>
+      <w:r>
+        <w:rPr>
+          <w:rStyle w:val="FunctionTok"/>
+        </w:rPr>
+        <w:t xml:space="preserve">group_by</w:t>
+      </w:r>
+      <w:r>
+        <w:rPr>
+          <w:rStyle w:val="NormalTok"/>
+        </w:rPr>
+        <w:t xml:space="preserve">(side) </w:t>
+      </w:r>
+      <w:r>
+        <w:rPr>
+          <w:rStyle w:val="SpecialCharTok"/>
+        </w:rPr>
+        <w:t xml:space="preserve">%&gt;%</w:t>
+      </w:r>
+      <w:r>
+        <w:br/>
+      </w:r>
+      <w:r>
+        <w:rPr>
+          <w:rStyle w:val="NormalTok"/>
+        </w:rPr>
+        <w:t xml:space="preserve">  </w:t>
+      </w:r>
+      <w:r>
+        <w:rPr>
+          <w:rStyle w:val="FunctionTok"/>
+        </w:rPr>
+        <w:t xml:space="preserve">summarize</w:t>
+      </w:r>
+      <w:r>
+        <w:rPr>
+          <w:rStyle w:val="NormalTok"/>
+        </w:rPr>
+        <w:t xml:space="preserve">(</w:t>
+      </w:r>
+      <w:r>
+        <w:rPr>
+          <w:rStyle w:val="AttributeTok"/>
+        </w:rPr>
+        <w:t xml:space="preserve">mean_weight =</w:t>
+      </w:r>
+      <w:r>
+        <w:rPr>
+          <w:rStyle w:val="NormalTok"/>
+        </w:rPr>
+        <w:t xml:space="preserve"> </w:t>
+      </w:r>
+      <w:r>
+        <w:rPr>
+          <w:rStyle w:val="FunctionTok"/>
+        </w:rPr>
+        <w:t xml:space="preserve">mean</w:t>
+      </w:r>
+      <w:r>
+        <w:rPr>
+          <w:rStyle w:val="NormalTok"/>
+        </w:rPr>
+        <w:t xml:space="preserve">(weight_g))</w:t>
+      </w:r>
+      <w:r>
+        <w:br/>
+      </w:r>
+      <w:r>
+        <w:br/>
+      </w:r>
+      <w:r>
+        <w:rPr>
+          <w:rStyle w:val="CommentTok"/>
+        </w:rPr>
+        <w:t xml:space="preserve"># Make a plot</w:t>
+      </w:r>
+      <w:r>
+        <w:br/>
+      </w:r>
+      <w:r>
+        <w:rPr>
+          <w:rStyle w:val="FunctionTok"/>
+        </w:rPr>
+        <w:t xml:space="preserve">ggplot</w:t>
+      </w:r>
+      <w:r>
+        <w:rPr>
+          <w:rStyle w:val="NormalTok"/>
+        </w:rPr>
+        <w:t xml:space="preserve">(tree_df, </w:t>
+      </w:r>
+      <w:r>
+        <w:rPr>
+          <w:rStyle w:val="FunctionTok"/>
+        </w:rPr>
+        <w:t xml:space="preserve">aes</w:t>
+      </w:r>
+      <w:r>
+        <w:rPr>
+          <w:rStyle w:val="NormalTok"/>
+        </w:rPr>
+        <w:t xml:space="preserve">(</w:t>
+      </w:r>
+      <w:r>
+        <w:rPr>
+          <w:rStyle w:val="AttributeTok"/>
+        </w:rPr>
+        <w:t xml:space="preserve">x =</w:t>
+      </w:r>
+      <w:r>
+        <w:rPr>
+          <w:rStyle w:val="NormalTok"/>
+        </w:rPr>
+        <w:t xml:space="preserve"> side, </w:t>
+      </w:r>
+      <w:r>
+        <w:rPr>
+          <w:rStyle w:val="AttributeTok"/>
+        </w:rPr>
+        <w:t xml:space="preserve">y =</w:t>
+      </w:r>
+      <w:r>
+        <w:rPr>
+          <w:rStyle w:val="NormalTok"/>
+        </w:rPr>
+        <w:t xml:space="preserve"> weight_g)) </w:t>
+      </w:r>
+      <w:r>
+        <w:rPr>
+          <w:rStyle w:val="SpecialCharTok"/>
+        </w:rPr>
+        <w:t xml:space="preserve">+</w:t>
+      </w:r>
+      <w:r>
+        <w:br/>
+      </w:r>
+      <w:r>
+        <w:rPr>
+          <w:rStyle w:val="NormalTok"/>
+        </w:rPr>
+        <w:t xml:space="preserve">  </w:t>
+      </w:r>
+      <w:r>
+        <w:rPr>
+          <w:rStyle w:val="FunctionTok"/>
+        </w:rPr>
+        <w:t xml:space="preserve">geom_boxplot</w:t>
+      </w:r>
+      <w:r>
+        <w:rPr>
+          <w:rStyle w:val="NormalTok"/>
+        </w:rPr>
+        <w:t xml:space="preserve">()</w:t>
+      </w:r>
+    </w:p>
+    <w:tbl>
+      <w:tblPr>
+        <w:tblStyle w:val="Table"/>
+        <w:tblLook w:firstRow="0" w:lastRow="0" w:firstColumn="0" w:lastColumn="0" w:noHBand="0" w:noVBand="0" w:val="0000"/>
+        <w:tblBorders>
+          <w:top w:val="single" w:sz="4" w:space="0" w:color="00A047"/>
+          <w:left w:val="single" w:sz="24" w:space="0" w:color="00A047"/>
+          <w:bottom w:val="single" w:sz="4" w:space="0" w:color="00A047"/>
+          <w:right w:val="single" w:sz="4" w:space="0" w:color="00A047"/>
+        </w:tblBorders>
+        <w:tblCellMar>
+          <w:left w:w="144" w:type="dxa"/>
+          <w:right w:w="144" w:type="dxa"/>
+        </w:tblCellMar>
+        <w:tblLook w:firstRow="0" w:lastRow="0" w:firstColumn="0" w:lastColumn="0" w:noHBand="0" w:noVBand="0" w:val="0000"/>
+      </w:tblPr>
+      <w:tr>
+        <w:trPr>
+          <w:cantSplit/>
+        </w:trPr>
+        <w:tc>
+          <w:tcPr>
+            <w:shd w:color="auto" w:fill="ccf1e3" w:val="clear"/>
+            <w:tcMar>
+              <w:top w:w="92" w:type="dxa"/>
+              <w:bottom w:w="92" w:type="dxa"/>
+            </w:tcMar>
+          </w:tcPr>
+          <w:p>
+            <w:pPr>
+              <w:pStyle w:val="FirstParagraph"/>
+            </w:pPr>
+            <w:pPr>
+              <w:spacing w:before="0" w:after="0"/>
+              <w:textAlignment w:val="center"/>
+            </w:pPr>
+            <w:r>
+              <w:drawing>
+                <wp:inline>
+                  <wp:extent cx="152400" cy="152400"/>
+                  <wp:effectExtent b="0" l="0" r="0" t="0"/>
+                  <wp:docPr descr="" title="" id="57" name="Picture"/>
+                  <a:graphic>
+                    <a:graphicData uri="http://schemas.openxmlformats.org/drawingml/2006/picture">
+                      <pic:pic>
+                        <pic:nvPicPr>
+                          <pic:cNvPr descr="/Applications/quarto/share/formats/docx/tip.png" id="58" name="Picture"/>
+                          <pic:cNvPicPr>
+                            <a:picLocks noChangeArrowheads="1" noChangeAspect="1"/>
+                          </pic:cNvPicPr>
+                        </pic:nvPicPr>
+                        <pic:blipFill>
+                          <a:blip r:embed="rId13"/>
+                          <a:stretch>
+                            <a:fillRect/>
+                          </a:stretch>
+                        </pic:blipFill>
+                        <pic:spPr bwMode="auto">
+                          <a:xfrm>
+                            <a:off x="0" y="0"/>
+                            <a:ext cx="152400" cy="152400"/>
+                          </a:xfrm>
+                          <a:prstGeom prst="rect">
+                            <a:avLst/>
+                          </a:prstGeom>
+                          <a:noFill/>
+                          <a:ln w="9525">
+                            <a:noFill/>
+                            <a:headEnd/>
+                            <a:tailEnd/>
+                          </a:ln>
+                        </pic:spPr>
+                      </pic:pic>
+                    </a:graphicData>
+                  </a:graphic>
+                </wp:inline>
+              </w:drawing>
+            </w:r>
+            <w:r>
+              <w:t xml:space="preserve"> </w:t>
+            </w:r>
+            <w:r>
+              <w:t xml:space="preserve"> </w:t>
+            </w:r>
+            <w:r>
+              <w:t xml:space="preserve">Tip</w:t>
+            </w:r>
+          </w:p>
+        </w:tc>
+      </w:tr>
+      <w:tr>
+        <w:trPr>
+          <w:cantSplit/>
+        </w:trPr>
+        <w:tc>
+          <w:tcPr>
+            <w:tcMar>
+              <w:top w:w="108" w:type="dxa"/>
+              <w:bottom w:w="108" w:type="dxa"/>
+            </w:tcMar>
+          </w:tcPr>
+          <w:p>
+            <w:pPr>
+              <w:pStyle w:val="BodyText"/>
+            </w:pPr>
+            <w:pPr>
+              <w:spacing w:before="16"/>
+            </w:pPr>
+            <w:r>
+              <w:rPr>
+                <w:b/>
+                <w:bCs/>
+              </w:rPr>
+              <w:t xml:space="preserve">🖐 Notice</w:t>
+            </w:r>
+          </w:p>
+          <w:p>
+            <w:pPr>
+              <w:pStyle w:val="BodyText"/>
+            </w:pPr>
+            <w:pPr>
+              <w:spacing w:after="16"/>
+            </w:pPr>
+            <w:r>
+              <w:t xml:space="preserve">It reads almost like English:</w:t>
+            </w:r>
+            <w:r>
+              <w:t xml:space="preserve"> </w:t>
+            </w:r>
+            <w:r>
+              <w:rPr>
+                <w:i/>
+                <w:iCs/>
+              </w:rPr>
+              <w:t xml:space="preserve">take tree_df, then group by side, then compute the mean</w:t>
+            </w:r>
+            <w:r>
+              <w:t xml:space="preserve">.</w:t>
+            </w:r>
+            <w:r>
+              <w:t xml:space="preserve"> </w:t>
+            </w:r>
+            <w:r>
+              <w:t xml:space="preserve">That is the goal — code that tells a clear story.</w:t>
+            </w:r>
+          </w:p>
+          <w:p/>
+        </w:tc>
+      </w:tr>
+    </w:tbl>
+    <w:bookmarkEnd w:id="59"/>
+    <w:bookmarkStart w:id="64" w:name="before-thursday-install-r-and-positron"/>
+    <w:p>
+      <w:pPr>
+        <w:pStyle w:val="Heading1"/>
+      </w:pPr>
+      <w:r>
+        <w:t xml:space="preserve">Before Thursday · Install R and Positron</w:t>
+      </w:r>
+    </w:p>
+    <w:p>
+      <w:pPr>
+        <w:pStyle w:val="FirstParagraph"/>
+      </w:pPr>
+      <w:r>
+        <w:t xml:space="preserve">Downloading R and Positron:</w:t>
       </w:r>
     </w:p>
     <w:p>
@@ -985,145 +4397,37 @@
         <w:pStyle w:val="Compact"/>
         <w:numPr>
           <w:ilvl w:val="0"/>
-          <w:numId w:val="1023"/>
-        </w:numPr>
-      </w:pPr>
-      <w:r>
-        <w:t xml:space="preserve">How do you enter this into the excel sheet</w:t>
-      </w:r>
-    </w:p>
-    <w:p>
-      <w:pPr>
-        <w:pStyle w:val="Compact"/>
-        <w:numPr>
-          <w:ilvl w:val="1"/>
           <w:numId w:val="1024"/>
         </w:numPr>
       </w:pPr>
       <w:r>
-        <w:t xml:space="preserve">what does the sheet look like - mock up something to show the rest of the class?</w:t>
-      </w:r>
-    </w:p>
-    <w:p>
-      <w:pPr>
-        <w:pStyle w:val="Compact"/>
-        <w:numPr>
-          <w:ilvl w:val="0"/>
-          <w:numId w:val="1023"/>
-        </w:numPr>
-      </w:pPr>
-      <w:r>
-        <w:t xml:space="preserve">What are the terms you will use?</w:t>
-      </w:r>
-    </w:p>
-    <w:p>
-      <w:pPr>
-        <w:pStyle w:val="Compact"/>
-        <w:numPr>
-          <w:ilvl w:val="0"/>
-          <w:numId w:val="1023"/>
-        </w:numPr>
-      </w:pPr>
-      <w:r>
-        <w:t xml:space="preserve">What are the units?</w:t>
-      </w:r>
-    </w:p>
-    <w:p>
-      <w:pPr>
-        <w:pStyle w:val="Compact"/>
-        <w:numPr>
-          <w:ilvl w:val="0"/>
-          <w:numId w:val="1023"/>
-        </w:numPr>
-      </w:pPr>
-      <w:r>
-        <w:t xml:space="preserve">What is meta data?</w:t>
-      </w:r>
-    </w:p>
-    <w:p>
-      <w:pPr>
-        <w:pStyle w:val="Compact"/>
-        <w:numPr>
-          <w:ilvl w:val="0"/>
-          <w:numId w:val="1023"/>
-        </w:numPr>
-      </w:pPr>
-      <w:r>
-        <w:t xml:space="preserve">What vocabulary do you use?</w:t>
-      </w:r>
-    </w:p>
-    <w:bookmarkEnd w:id="25"/>
-    <w:bookmarkStart w:id="26" w:name="X11e0a9459c3cb0a19ae32e567001a66cf1a69ad"/>
-    <w:p>
-      <w:pPr>
-        <w:pStyle w:val="Heading1"/>
-      </w:pPr>
-      <w:r>
-        <w:t xml:space="preserve">Can you make a graph of the data in Excel based on what we collected?</w:t>
-      </w:r>
-    </w:p>
-    <w:p>
-      <w:pPr>
-        <w:pStyle w:val="Compact"/>
-        <w:numPr>
-          <w:ilvl w:val="0"/>
-          <w:numId w:val="1025"/>
-        </w:numPr>
-      </w:pPr>
-      <w:r>
-        <w:t xml:space="preserve">what would the graph look like?</w:t>
-      </w:r>
-    </w:p>
-    <w:p>
-      <w:pPr>
-        <w:pStyle w:val="Compact"/>
-        <w:numPr>
-          <w:ilvl w:val="0"/>
-          <w:numId w:val="1025"/>
-        </w:numPr>
-      </w:pPr>
-      <w:r>
-        <w:t xml:space="preserve">what can you derive from the data?</w:t>
-      </w:r>
-    </w:p>
-    <w:bookmarkEnd w:id="26"/>
-    <w:bookmarkStart w:id="29" w:name="before-thursday-install-r-and-positron"/>
-    <w:p>
-      <w:pPr>
-        <w:pStyle w:val="Heading1"/>
-      </w:pPr>
-      <w:r>
-        <w:t xml:space="preserve">Before Thursday Install R and Positron</w:t>
-      </w:r>
-    </w:p>
-    <w:p>
-      <w:pPr>
-        <w:pStyle w:val="FirstParagraph"/>
-      </w:pPr>
-      <w:r>
-        <w:t xml:space="preserve">Downloading R and Positron:</w:t>
-      </w:r>
-    </w:p>
-    <w:p>
-      <w:pPr>
-        <w:pStyle w:val="Compact"/>
-        <w:numPr>
-          <w:ilvl w:val="0"/>
-          <w:numId w:val="1026"/>
-        </w:numPr>
-      </w:pPr>
-      <w:r>
-        <w:t xml:space="preserve">Download R -</w:t>
-      </w:r>
-      <w:r>
-        <w:t xml:space="preserve"> </w:t>
-      </w:r>
-      <w:hyperlink r:id="rId27">
+        <w:t xml:space="preserve">Download</w:t>
+      </w:r>
+      <w:r>
+        <w:t xml:space="preserve"> </w:t>
+      </w:r>
+      <w:r>
+        <w:rPr>
+          <w:b/>
+          <w:bCs/>
+        </w:rPr>
+        <w:t xml:space="preserve">R</w:t>
+      </w:r>
+      <w:r>
+        <w:t xml:space="preserve"> </w:t>
+      </w:r>
+      <w:r>
+        <w:t xml:space="preserve">—</w:t>
+      </w:r>
+      <w:r>
+        <w:t xml:space="preserve"> </w:t>
+      </w:r>
+      <w:hyperlink r:id="rId60">
         <w:r>
           <w:rPr>
             <w:rStyle w:val="Hyperlink"/>
           </w:rPr>
-          <w:t xml:space="preserve">download here</w:t>
+          <w:t xml:space="preserve">cran.r-project.org</w:t>
         </w:r>
       </w:hyperlink>
     </w:p>
@@ -1132,11 +4436,11 @@
         <w:pStyle w:val="Compact"/>
         <w:numPr>
           <w:ilvl w:val="1"/>
-          <w:numId w:val="1027"/>
-        </w:numPr>
-      </w:pPr>
-      <w:r>
-        <w:t xml:space="preserve">downloads to your computer - can you find it?</w:t>
+          <w:numId w:val="1025"/>
+        </w:numPr>
+      </w:pPr>
+      <w:r>
+        <w:t xml:space="preserve">Installs to your computer — can you find it?</w:t>
       </w:r>
     </w:p>
     <w:p>
@@ -1144,21 +4448,37 @@
         <w:pStyle w:val="Compact"/>
         <w:numPr>
           <w:ilvl w:val="0"/>
-          <w:numId w:val="1026"/>
-        </w:numPr>
-      </w:pPr>
-      <w:r>
-        <w:t xml:space="preserve">Download Positron -</w:t>
-      </w:r>
-      <w:r>
-        <w:t xml:space="preserve"> </w:t>
-      </w:r>
-      <w:hyperlink r:id="rId28">
+          <w:numId w:val="1024"/>
+        </w:numPr>
+      </w:pPr>
+      <w:r>
+        <w:t xml:space="preserve">Download</w:t>
+      </w:r>
+      <w:r>
+        <w:t xml:space="preserve"> </w:t>
+      </w:r>
+      <w:r>
+        <w:rPr>
+          <w:b/>
+          <w:bCs/>
+        </w:rPr>
+        <w:t xml:space="preserve">Positron</w:t>
+      </w:r>
+      <w:r>
+        <w:t xml:space="preserve"> </w:t>
+      </w:r>
+      <w:r>
+        <w:t xml:space="preserve">—</w:t>
+      </w:r>
+      <w:r>
+        <w:t xml:space="preserve"> </w:t>
+      </w:r>
+      <w:hyperlink r:id="rId61">
         <w:r>
           <w:rPr>
             <w:rStyle w:val="Hyperlink"/>
           </w:rPr>
-          <w:t xml:space="preserve">download here</w:t>
+          <w:t xml:space="preserve">positron.posit.co</w:t>
         </w:r>
       </w:hyperlink>
     </w:p>
@@ -1167,14 +4487,176 @@
         <w:pStyle w:val="Compact"/>
         <w:numPr>
           <w:ilvl w:val="1"/>
-          <w:numId w:val="1028"/>
-        </w:numPr>
-      </w:pPr>
-      <w:r>
-        <w:t xml:space="preserve">downloads to your computer - can you find it?</w:t>
-      </w:r>
-    </w:p>
-    <w:bookmarkEnd w:id="29"/>
+          <w:numId w:val="1026"/>
+        </w:numPr>
+      </w:pPr>
+      <w:r>
+        <w:t xml:space="preserve">Install</w:t>
+      </w:r>
+      <w:r>
+        <w:t xml:space="preserve"> </w:t>
+      </w:r>
+      <w:r>
+        <w:rPr>
+          <w:b/>
+          <w:bCs/>
+        </w:rPr>
+        <w:t xml:space="preserve">R first</w:t>
+      </w:r>
+      <w:r>
+        <w:t xml:space="preserve">, then Positron — Positron needs to find R on your machine</w:t>
+      </w:r>
+    </w:p>
+    <w:tbl>
+      <w:tblPr>
+        <w:tblStyle w:val="Table"/>
+        <w:tblLook w:firstRow="0" w:lastRow="0" w:firstColumn="0" w:lastColumn="0" w:noHBand="0" w:noVBand="0" w:val="0000"/>
+        <w:tblBorders>
+          <w:top w:val="single" w:sz="4" w:space="0" w:color="CC1914"/>
+          <w:left w:val="single" w:sz="24" w:space="0" w:color="CC1914"/>
+          <w:bottom w:val="single" w:sz="4" w:space="0" w:color="CC1914"/>
+          <w:right w:val="single" w:sz="4" w:space="0" w:color="CC1914"/>
+        </w:tblBorders>
+        <w:tblCellMar>
+          <w:left w:w="144" w:type="dxa"/>
+          <w:right w:w="144" w:type="dxa"/>
+        </w:tblCellMar>
+        <w:tblLook w:firstRow="0" w:lastRow="0" w:firstColumn="0" w:lastColumn="0" w:noHBand="0" w:noVBand="0" w:val="0000"/>
+      </w:tblPr>
+      <w:tr>
+        <w:trPr>
+          <w:cantSplit/>
+        </w:trPr>
+        <w:tc>
+          <w:tcPr>
+            <w:shd w:color="auto" w:fill="f7dddc" w:val="clear"/>
+            <w:tcMar>
+              <w:top w:w="92" w:type="dxa"/>
+              <w:bottom w:w="92" w:type="dxa"/>
+            </w:tcMar>
+          </w:tcPr>
+          <w:p>
+            <w:pPr>
+              <w:pStyle w:val="FirstParagraph"/>
+            </w:pPr>
+            <w:pPr>
+              <w:spacing w:before="0" w:after="0"/>
+              <w:textAlignment w:val="center"/>
+            </w:pPr>
+            <w:r>
+              <w:drawing>
+                <wp:inline>
+                  <wp:extent cx="152400" cy="152400"/>
+                  <wp:effectExtent b="0" l="0" r="0" t="0"/>
+                  <wp:docPr descr="" title="" id="62" name="Picture"/>
+                  <a:graphic>
+                    <a:graphicData uri="http://schemas.openxmlformats.org/drawingml/2006/picture">
+                      <pic:pic>
+                        <pic:nvPicPr>
+                          <pic:cNvPr descr="/Applications/quarto/share/formats/docx/important.png" id="63" name="Picture"/>
+                          <pic:cNvPicPr>
+                            <a:picLocks noChangeArrowheads="1" noChangeAspect="1"/>
+                          </pic:cNvPicPr>
+                        </pic:nvPicPr>
+                        <pic:blipFill>
+                          <a:blip r:embed="rId23"/>
+                          <a:stretch>
+                            <a:fillRect/>
+                          </a:stretch>
+                        </pic:blipFill>
+                        <pic:spPr bwMode="auto">
+                          <a:xfrm>
+                            <a:off x="0" y="0"/>
+                            <a:ext cx="152400" cy="152400"/>
+                          </a:xfrm>
+                          <a:prstGeom prst="rect">
+                            <a:avLst/>
+                          </a:prstGeom>
+                          <a:noFill/>
+                          <a:ln w="9525">
+                            <a:noFill/>
+                            <a:headEnd/>
+                            <a:tailEnd/>
+                          </a:ln>
+                        </pic:spPr>
+                      </pic:pic>
+                    </a:graphicData>
+                  </a:graphic>
+                </wp:inline>
+              </w:drawing>
+            </w:r>
+            <w:r>
+              <w:t xml:space="preserve"> </w:t>
+            </w:r>
+            <w:r>
+              <w:t xml:space="preserve"> </w:t>
+            </w:r>
+            <w:r>
+              <w:t xml:space="preserve">Important</w:t>
+            </w:r>
+          </w:p>
+        </w:tc>
+      </w:tr>
+      <w:tr>
+        <w:trPr>
+          <w:cantSplit/>
+        </w:trPr>
+        <w:tc>
+          <w:tcPr>
+            <w:tcMar>
+              <w:top w:w="108" w:type="dxa"/>
+              <w:bottom w:w="108" w:type="dxa"/>
+            </w:tcMar>
+          </w:tcPr>
+          <w:p>
+            <w:pPr>
+              <w:pStyle w:val="BodyText"/>
+            </w:pPr>
+            <w:pPr>
+              <w:spacing w:before="16"/>
+            </w:pPr>
+            <w:r>
+              <w:rPr>
+                <w:b/>
+                <w:bCs/>
+              </w:rPr>
+              <w:t xml:space="preserve">⚠️ Watch out!</w:t>
+            </w:r>
+          </w:p>
+          <w:p>
+            <w:pPr>
+              <w:pStyle w:val="BodyText"/>
+            </w:pPr>
+            <w:pPr>
+              <w:spacing w:after="16"/>
+            </w:pPr>
+            <w:r>
+              <w:t xml:space="preserve">Install R first, then Positron.</w:t>
+            </w:r>
+            <w:r>
+              <w:t xml:space="preserve"> </w:t>
+            </w:r>
+            <w:r>
+              <w:t xml:space="preserve">If you install Positron first, it may not find R automatically.</w:t>
+            </w:r>
+          </w:p>
+          <w:p/>
+        </w:tc>
+      </w:tr>
+    </w:tbl>
+    <w:p>
+      <w:pPr>
+        <w:pStyle w:val="BodyText"/>
+      </w:pPr>
+      <w:r>
+        <w:rPr>
+          <w:i/>
+          <w:iCs/>
+        </w:rPr>
+        <w:t xml:space="preserve">See you Thursday — bring your laptop and the leaf data you entered in Excel.</w:t>
+      </w:r>
+    </w:p>
+    <w:bookmarkEnd w:id="64"/>
     <w:sectPr>
       <w:pgSz w:h="15840" w:w="12240"/>
       <w:pgMar w:bottom="1440" w:footer="720" w:gutter="0" w:header="720" w:left="1440" w:right="1440" w:top="1440"/>
@@ -1547,12 +5029,6 @@
     <w:abstractNumId w:val="991"/>
   </w:num>
   <w:num w:numId="1024">
-    <w:abstractNumId w:val="991"/>
-  </w:num>
-  <w:num w:numId="1025">
-    <w:abstractNumId w:val="991"/>
-  </w:num>
-  <w:num w:numId="1026">
     <w:abstractNumId w:val="99411"/>
     <w:lvlOverride w:ilvl="0">
       <w:startOverride w:val="1"/>
@@ -1582,10 +5058,10 @@
       <w:startOverride w:val="1"/>
     </w:lvlOverride>
   </w:num>
-  <w:num w:numId="1027">
+  <w:num w:numId="1025">
     <w:abstractNumId w:val="991"/>
   </w:num>
-  <w:num w:numId="1028">
+  <w:num w:numId="1026">
     <w:abstractNumId w:val="991"/>
   </w:num>
 </w:numbering>

--- a/docs/lectures/lecture_01/01_lecture_powerpoint.docx
+++ b/docs/lectures/lecture_01/01_lecture_powerpoint.docx
@@ -31,7 +31,7 @@
         <w:pStyle w:val="Date"/>
       </w:pPr>
       <w:r>
-        <w:t xml:space="preserve">2026-06-28</w:t>
+        <w:t xml:space="preserve">2026-06-30</w:t>
       </w:r>
     </w:p>
     <w:bookmarkStart w:id="12" w:name="lecture-1-syllabus"/>
@@ -437,13 +437,7 @@
               <w:t xml:space="preserve"> </w:t>
             </w:r>
             <w:r>
-              <w:t xml:space="preserve">email or drop in.</w:t>
-            </w:r>
-            <w:r>
-              <w:t xml:space="preserve"> </w:t>
-            </w:r>
-            <w:r>
-              <w:t xml:space="preserve">If I am in the lab I am usually around.</w:t>
+              <w:t xml:space="preserve">email or drop in. If I am in the lab I am usually around.</w:t>
             </w:r>
           </w:p>
           <w:p/>
@@ -457,7 +451,7 @@
       <w:r>
         <w:drawing>
           <wp:inline>
-            <wp:extent cx="4616760" cy="3427401"/>
+            <wp:extent cx="3227294" cy="2397418"/>
             <wp:effectExtent b="0" l="0" r="0" t="0"/>
             <wp:docPr descr="" title="" id="17" name="Picture"/>
             <a:graphic>
@@ -478,7 +472,7 @@
                   <pic:spPr bwMode="auto">
                     <a:xfrm>
                       <a:off x="0" y="0"/>
-                      <a:ext cx="4616760" cy="3427401"/>
+                      <a:ext cx="3227294" cy="2397418"/>
                     </a:xfrm>
                     <a:prstGeom prst="rect">
                       <a:avLst/>
@@ -816,13 +810,7 @@
               <w:t xml:space="preserve"> </w:t>
             </w:r>
             <w:r>
-              <w:t xml:space="preserve">raw data → clean → summarize → visualize → test → report</w:t>
-            </w:r>
-            <w:r>
-              <w:t xml:space="preserve"> </w:t>
-            </w:r>
-            <w:r>
-              <w:t xml:space="preserve">This course teaches every step.</w:t>
+              <w:t xml:space="preserve">raw data → clean → summarize → visualize → test → report This course teaches every step.</w:t>
             </w:r>
           </w:p>
           <w:p/>
@@ -1269,23 +1257,17 @@
         </w:rPr>
         <w:t xml:space="preserve">Example:</w:t>
       </w:r>
-      <w:r>
-        <w:t xml:space="preserve"> </w:t>
-      </w:r>
-      <w:r>
-        <w:t xml:space="preserve">-</w:t>
-      </w:r>
-      <w:r>
-        <w:t xml:space="preserve"> </w:t>
-      </w:r>
+    </w:p>
+    <w:p>
+      <w:pPr>
+        <w:pStyle w:val="Compact"/>
+        <w:numPr>
+          <w:ilvl w:val="0"/>
+          <w:numId w:val="1008"/>
+        </w:numPr>
+      </w:pPr>
       <w:r>
         <w:t xml:space="preserve">“Leaves on the shady side are bigger”</w:t>
-      </w:r>
-      <w:r>
-        <w:t xml:space="preserve"> </w:t>
-      </w:r>
-      <w:r>
-        <w:t xml:space="preserve">—</w:t>
       </w:r>
       <w:r>
         <w:t xml:space="preserve"> </w:t>
@@ -1297,15 +1279,15 @@
         </w:rPr>
         <w:t xml:space="preserve">testable</w:t>
       </w:r>
-      <w:r>
-        <w:t xml:space="preserve"> </w:t>
-      </w:r>
-      <w:r>
-        <w:t xml:space="preserve">-</w:t>
-      </w:r>
-      <w:r>
-        <w:t xml:space="preserve"> </w:t>
-      </w:r>
+    </w:p>
+    <w:p>
+      <w:pPr>
+        <w:pStyle w:val="Compact"/>
+        <w:numPr>
+          <w:ilvl w:val="0"/>
+          <w:numId w:val="1008"/>
+        </w:numPr>
+      </w:pPr>
       <w:r>
         <w:t xml:space="preserve">“The forest has a spirit that controls leaf size”</w:t>
       </w:r>
@@ -1356,7 +1338,7 @@
           </w:tcPr>
           <w:p>
             <w:pPr>
-              <w:pStyle w:val="BodyText"/>
+              <w:pStyle w:val="FirstParagraph"/>
             </w:pPr>
             <w:pPr>
               <w:spacing w:before="0" w:after="0"/>
@@ -1468,7 +1450,7 @@
               <w:spacing w:after="16"/>
             </w:pPr>
             <w:r>
-              <w:t xml:space="preserve">A good hypothesis is one you could prove false with the right data.</w:t>
+              <w:t xml:space="preserve">A good hypothesis is one you could prove false.</w:t>
             </w:r>
           </w:p>
           <w:p/>
@@ -1490,7 +1472,7 @@
         <w:pStyle w:val="Compact"/>
         <w:numPr>
           <w:ilvl w:val="0"/>
-          <w:numId w:val="1008"/>
+          <w:numId w:val="1009"/>
         </w:numPr>
       </w:pPr>
       <w:r>
@@ -1512,7 +1494,7 @@
         <w:pStyle w:val="Compact"/>
         <w:numPr>
           <w:ilvl w:val="0"/>
-          <w:numId w:val="1008"/>
+          <w:numId w:val="1009"/>
         </w:numPr>
       </w:pPr>
       <w:r>
@@ -1540,7 +1522,7 @@
         <w:pStyle w:val="Compact"/>
         <w:numPr>
           <w:ilvl w:val="0"/>
-          <w:numId w:val="1008"/>
+          <w:numId w:val="1009"/>
         </w:numPr>
       </w:pPr>
       <w:r>
@@ -1562,7 +1544,7 @@
         <w:pStyle w:val="Compact"/>
         <w:numPr>
           <w:ilvl w:val="0"/>
-          <w:numId w:val="1008"/>
+          <w:numId w:val="1009"/>
         </w:numPr>
       </w:pPr>
       <w:r>
@@ -1703,13 +1685,7 @@
               <w:spacing w:after="16"/>
             </w:pPr>
             <w:r>
-              <w:t xml:space="preserve">We are going to go outside, collect leaves, and build our first dataset today.</w:t>
-            </w:r>
-            <w:r>
-              <w:t xml:space="preserve"> </w:t>
-            </w:r>
-            <w:r>
-              <w:t xml:space="preserve">That dataset will follow us for the first half of the course.</w:t>
+              <w:t xml:space="preserve">We are going to go outside, collect leaves, and build our first dataset today. That dataset will follow us for the first part of the course.</w:t>
             </w:r>
           </w:p>
           <w:p/>
@@ -1731,7 +1707,7 @@
         <w:pStyle w:val="Compact"/>
         <w:numPr>
           <w:ilvl w:val="0"/>
-          <w:numId w:val="1009"/>
+          <w:numId w:val="1010"/>
         </w:numPr>
       </w:pPr>
       <w:r>
@@ -1753,11 +1729,11 @@
         <w:pStyle w:val="Compact"/>
         <w:numPr>
           <w:ilvl w:val="0"/>
-          <w:numId w:val="1009"/>
-        </w:numPr>
-      </w:pPr>
-      <w:r>
-        <w:t xml:space="preserve">Suggestion: leaf mass and surface area from the</w:t>
+          <w:numId w:val="1010"/>
+        </w:numPr>
+      </w:pPr>
+      <w:r>
+        <w:t xml:space="preserve">Suggestion: leaf mass, width, length, and surface area from the</w:t>
       </w:r>
       <w:r>
         <w:t xml:space="preserve"> </w:t>
@@ -1781,16 +1757,20 @@
         <w:pStyle w:val="Compact"/>
         <w:numPr>
           <w:ilvl w:val="1"/>
+          <w:numId w:val="1011"/>
+        </w:numPr>
+      </w:pPr>
+      <w:r>
+        <w:t xml:space="preserve">Do leaves respond to light intensity?</w:t>
+      </w:r>
+    </w:p>
+    <w:p>
+      <w:pPr>
+        <w:pStyle w:val="Compact"/>
+        <w:numPr>
+          <w:ilvl w:val="0"/>
           <w:numId w:val="1010"/>
         </w:numPr>
-      </w:pPr>
-      <w:r>
-        <w:t xml:space="preserve">Do leaves respond to light intensity?</w:t>
-      </w:r>
-    </w:p>
-    <w:p>
-      <w:pPr>
-        <w:pStyle w:val="FirstParagraph"/>
       </w:pPr>
       <w:r>
         <w:rPr>
@@ -1802,7 +1782,11 @@
     </w:p>
     <w:p>
       <w:pPr>
-        <w:pStyle w:val="BodyText"/>
+        <w:pStyle w:val="Compact"/>
+        <w:numPr>
+          <w:ilvl w:val="1"/>
+          <w:numId w:val="1012"/>
+        </w:numPr>
       </w:pPr>
       <w:r>
         <w:rPr>
@@ -1814,7 +1798,11 @@
     </w:p>
     <w:p>
       <w:pPr>
-        <w:pStyle w:val="BodyText"/>
+        <w:pStyle w:val="Compact"/>
+        <w:numPr>
+          <w:ilvl w:val="0"/>
+          <w:numId w:val="1010"/>
+        </w:numPr>
       </w:pPr>
       <w:r>
         <w:rPr>
@@ -1826,7 +1814,11 @@
     </w:p>
     <w:p>
       <w:pPr>
-        <w:pStyle w:val="BodyText"/>
+        <w:pStyle w:val="Compact"/>
+        <w:numPr>
+          <w:ilvl w:val="1"/>
+          <w:numId w:val="1013"/>
+        </w:numPr>
       </w:pPr>
       <w:r>
         <w:rPr>
@@ -1866,7 +1858,7 @@
           </w:tcPr>
           <w:p>
             <w:pPr>
-              <w:pStyle w:val="BodyText"/>
+              <w:pStyle w:val="FirstParagraph"/>
             </w:pPr>
             <w:pPr>
               <w:spacing w:before="0" w:after="0"/>
@@ -1979,13 +1971,7 @@
               <w:t xml:space="preserve"> </w:t>
             </w:r>
             <w:r>
-              <w:t xml:space="preserve">claim.</w:t>
-            </w:r>
-            <w:r>
-              <w:t xml:space="preserve"> </w:t>
-            </w:r>
-            <w:r>
-              <w:t xml:space="preserve">Statistics will tell us whether the data are consistent with this or not.</w:t>
+              <w:t xml:space="preserve">claim. Statistics will tell us whether the data are consistent with this or not.</w:t>
             </w:r>
           </w:p>
           <w:p>
@@ -2025,9 +2011,10 @@
     </w:p>
     <w:p>
       <w:pPr>
+        <w:pStyle w:val="Compact"/>
         <w:numPr>
           <w:ilvl w:val="0"/>
-          <w:numId w:val="1011"/>
+          <w:numId w:val="1014"/>
         </w:numPr>
       </w:pPr>
       <w:r>
@@ -2036,9 +2023,10 @@
     </w:p>
     <w:p>
       <w:pPr>
-        <w:numPr>
-          <w:ilvl w:val="0"/>
-          <w:numId w:val="1011"/>
+        <w:pStyle w:val="Compact"/>
+        <w:numPr>
+          <w:ilvl w:val="1"/>
+          <w:numId w:val="1015"/>
         </w:numPr>
       </w:pPr>
       <w:r>
@@ -2057,9 +2045,10 @@
     </w:p>
     <w:p>
       <w:pPr>
-        <w:numPr>
-          <w:ilvl w:val="0"/>
-          <w:numId w:val="1000"/>
+        <w:pStyle w:val="Compact"/>
+        <w:numPr>
+          <w:ilvl w:val="2"/>
+          <w:numId w:val="1016"/>
         </w:numPr>
       </w:pPr>
       <w:r>
@@ -2072,9 +2061,10 @@
     </w:p>
     <w:p>
       <w:pPr>
-        <w:numPr>
-          <w:ilvl w:val="0"/>
-          <w:numId w:val="1011"/>
+        <w:pStyle w:val="Compact"/>
+        <w:numPr>
+          <w:ilvl w:val="1"/>
+          <w:numId w:val="1015"/>
         </w:numPr>
       </w:pPr>
       <w:r>
@@ -2094,8 +2084,8 @@
     <w:p>
       <w:pPr>
         <w:numPr>
-          <w:ilvl w:val="0"/>
-          <w:numId w:val="1000"/>
+          <w:ilvl w:val="2"/>
+          <w:numId w:val="1017"/>
         </w:numPr>
       </w:pPr>
       <w:r>
@@ -2103,14 +2093,14 @@
           <w:i/>
           <w:iCs/>
         </w:rPr>
-        <w:t xml:space="preserve">Your null hypothesis:</w:t>
-      </w:r>
-    </w:p>
-    <w:p>
-      <w:pPr>
-        <w:numPr>
-          <w:ilvl w:val="0"/>
-          <w:numId w:val="1000"/>
+        <w:t xml:space="preserve">Your null hypothesis: ____________________________</w:t>
+      </w:r>
+    </w:p>
+    <w:p>
+      <w:pPr>
+        <w:numPr>
+          <w:ilvl w:val="2"/>
+          <w:numId w:val="1017"/>
         </w:numPr>
       </w:pPr>
       <w:r>
@@ -2118,7 +2108,7 @@
           <w:i/>
           <w:iCs/>
         </w:rPr>
-        <w:t xml:space="preserve">Your alternate hypothesis:</w:t>
+        <w:t xml:space="preserve">Your alternate hypothesis: ____________________________</w:t>
       </w:r>
     </w:p>
     <w:tbl>
@@ -2239,10 +2229,11 @@
           </w:p>
           <w:p>
             <w:pPr>
-              <w:pStyle w:val="BodyText"/>
-            </w:pPr>
-            <w:pPr>
-              <w:spacing w:after="16"/>
+              <w:pStyle w:val="Compact"/>
+              <w:numPr>
+                <w:ilvl w:val="0"/>
+                <w:numId w:val="1018"/>
+              </w:numPr>
             </w:pPr>
             <w:r>
               <w:t xml:space="preserve">A</w:t>
@@ -2261,11 +2252,17 @@
               <w:t xml:space="preserve"> </w:t>
             </w:r>
             <w:r>
-              <w:t xml:space="preserve">says what you think will happen.</w:t>
-            </w:r>
-            <w:r>
-              <w:t xml:space="preserve"> </w:t>
-            </w:r>
+              <w:t xml:space="preserve">says what you think will happen and usually has a direction.</w:t>
+            </w:r>
+          </w:p>
+          <w:p>
+            <w:pPr>
+              <w:pStyle w:val="Compact"/>
+              <w:numPr>
+                <w:ilvl w:val="0"/>
+                <w:numId w:val="1018"/>
+              </w:numPr>
+            </w:pPr>
             <w:r>
               <w:t xml:space="preserve">A</w:t>
             </w:r>
@@ -2305,7 +2302,7 @@
         <w:pStyle w:val="Compact"/>
         <w:numPr>
           <w:ilvl w:val="0"/>
-          <w:numId w:val="1012"/>
+          <w:numId w:val="1019"/>
         </w:numPr>
       </w:pPr>
       <w:r>
@@ -2333,56 +2330,72 @@
         <w:pStyle w:val="Compact"/>
         <w:numPr>
           <w:ilvl w:val="1"/>
-          <w:numId w:val="1013"/>
-        </w:numPr>
-      </w:pPr>
-      <w:r>
-        <w:t xml:space="preserve">YES? NO? — Discuss</w:t>
-      </w:r>
-    </w:p>
-    <w:p>
-      <w:pPr>
-        <w:pStyle w:val="Compact"/>
-        <w:numPr>
-          <w:ilvl w:val="0"/>
-          <w:numId w:val="1012"/>
-        </w:numPr>
-      </w:pPr>
-      <w:r>
-        <w:t xml:space="preserve">What is the problem with using only one tree?</w:t>
-      </w:r>
-    </w:p>
-    <w:p>
-      <w:pPr>
-        <w:pStyle w:val="Compact"/>
-        <w:numPr>
-          <w:ilvl w:val="0"/>
-          <w:numId w:val="1012"/>
-        </w:numPr>
-      </w:pPr>
-      <w:r>
-        <w:t xml:space="preserve">How might results from many trees differ from one tree?</w:t>
-      </w:r>
-    </w:p>
-    <w:p>
-      <w:pPr>
-        <w:pStyle w:val="Compact"/>
-        <w:numPr>
-          <w:ilvl w:val="0"/>
-          <w:numId w:val="1012"/>
-        </w:numPr>
-      </w:pPr>
-      <w:r>
-        <w:t xml:space="preserve">Do we need to be sure our sample is</w:t>
-      </w:r>
-      <w:r>
-        <w:t xml:space="preserve"> </w:t>
-      </w:r>
+          <w:numId w:val="1020"/>
+        </w:numPr>
+      </w:pPr>
+      <w:r>
+        <w:t xml:space="preserve">YES? or no NO?</w:t>
+      </w:r>
+    </w:p>
+    <w:p>
+      <w:pPr>
+        <w:pStyle w:val="Compact"/>
+        <w:numPr>
+          <w:ilvl w:val="1"/>
+          <w:numId w:val="1020"/>
+        </w:numPr>
+      </w:pPr>
       <w:r>
         <w:rPr>
           <w:b/>
           <w:bCs/>
         </w:rPr>
+        <w:t xml:space="preserve">Discuss</w:t>
+      </w:r>
+    </w:p>
+    <w:p>
+      <w:pPr>
+        <w:pStyle w:val="Compact"/>
+        <w:numPr>
+          <w:ilvl w:val="0"/>
+          <w:numId w:val="1019"/>
+        </w:numPr>
+      </w:pPr>
+      <w:r>
+        <w:t xml:space="preserve">What is the problem with using only one tree?</w:t>
+      </w:r>
+    </w:p>
+    <w:p>
+      <w:pPr>
+        <w:pStyle w:val="Compact"/>
+        <w:numPr>
+          <w:ilvl w:val="0"/>
+          <w:numId w:val="1019"/>
+        </w:numPr>
+      </w:pPr>
+      <w:r>
+        <w:t xml:space="preserve">How might results from many trees differ from one tree?</w:t>
+      </w:r>
+    </w:p>
+    <w:p>
+      <w:pPr>
+        <w:pStyle w:val="Compact"/>
+        <w:numPr>
+          <w:ilvl w:val="0"/>
+          <w:numId w:val="1019"/>
+        </w:numPr>
+      </w:pPr>
+      <w:r>
+        <w:t xml:space="preserve">Do we need to be sure our sample is</w:t>
+      </w:r>
+      <w:r>
+        <w:t xml:space="preserve"> </w:t>
+      </w:r>
+      <w:r>
+        <w:rPr>
+          <w:b/>
+          <w:bCs/>
+        </w:rPr>
         <w:t xml:space="preserve">randomly selected</w:t>
       </w:r>
       <w:r>
@@ -2394,7 +2407,7 @@
         <w:pStyle w:val="Compact"/>
         <w:numPr>
           <w:ilvl w:val="1"/>
-          <w:numId w:val="1014"/>
+          <w:numId w:val="1021"/>
         </w:numPr>
       </w:pPr>
       <w:r>
@@ -2406,7 +2419,7 @@
         <w:pStyle w:val="Compact"/>
         <w:numPr>
           <w:ilvl w:val="1"/>
-          <w:numId w:val="1014"/>
+          <w:numId w:val="1021"/>
         </w:numPr>
       </w:pPr>
       <w:r>
@@ -2537,13 +2550,7 @@
               <w:spacing w:after="16"/>
             </w:pPr>
             <w:r>
-              <w:t xml:space="preserve">These two principles are the foundation of all experimental design.</w:t>
-            </w:r>
-            <w:r>
-              <w:t xml:space="preserve"> </w:t>
-            </w:r>
-            <w:r>
-              <w:t xml:space="preserve">One tree is a sample size of one — we cannot generalize from that.</w:t>
+              <w:t xml:space="preserve">These two principles are the foundation of all experimental design. One tree is a sample size of one — we cannot generalize from that.</w:t>
             </w:r>
           </w:p>
           <w:p/>
@@ -2565,7 +2572,7 @@
         <w:pStyle w:val="Compact"/>
         <w:numPr>
           <w:ilvl w:val="0"/>
-          <w:numId w:val="1015"/>
+          <w:numId w:val="1022"/>
         </w:numPr>
       </w:pPr>
       <w:r>
@@ -2590,7 +2597,7 @@
         <w:pStyle w:val="Compact"/>
         <w:numPr>
           <w:ilvl w:val="0"/>
-          <w:numId w:val="1015"/>
+          <w:numId w:val="1022"/>
         </w:numPr>
       </w:pPr>
       <w:r>
@@ -2641,13 +2648,7 @@
         <w:t xml:space="preserve"> </w:t>
       </w:r>
       <w:r>
-        <w:t xml:space="preserve">our treatment</w:t>
-      </w:r>
-      <w:r>
-        <w:t xml:space="preserve"> </w:t>
-      </w:r>
-      <w:r>
-        <w:t xml:space="preserve">- Example: leaf mass, leaf area</w:t>
+        <w:t xml:space="preserve">our treatment - Example: leaf mass, leaf area</w:t>
       </w:r>
     </w:p>
     <w:p>
@@ -2665,13 +2666,7 @@
         <w:t xml:space="preserve"> </w:t>
       </w:r>
       <w:r>
-        <w:t xml:space="preserve">- The thing we control or group by</w:t>
-      </w:r>
-      <w:r>
-        <w:t xml:space="preserve"> </w:t>
-      </w:r>
-      <w:r>
-        <w:t xml:space="preserve">- Example: side of tree (sunny vs. shady)</w:t>
+        <w:t xml:space="preserve">- The thing we control or group by - Example: side of tree (sunny vs. shady)</w:t>
       </w:r>
     </w:p>
     <w:tbl>
@@ -2792,7 +2787,11 @@
           </w:p>
           <w:p>
             <w:pPr>
-              <w:pStyle w:val="BodyText"/>
+              <w:pStyle w:val="Compact"/>
+              <w:numPr>
+                <w:ilvl w:val="0"/>
+                <w:numId w:val="1023"/>
+              </w:numPr>
             </w:pPr>
             <w:r>
               <w:rPr>
@@ -2810,7 +2809,11 @@
           </w:p>
           <w:p>
             <w:pPr>
-              <w:pStyle w:val="BodyText"/>
+              <w:pStyle w:val="Compact"/>
+              <w:numPr>
+                <w:ilvl w:val="0"/>
+                <w:numId w:val="1023"/>
+              </w:numPr>
             </w:pPr>
             <w:r>
               <w:rPr>
@@ -2828,10 +2831,11 @@
           </w:p>
           <w:p>
             <w:pPr>
-              <w:pStyle w:val="BodyText"/>
-            </w:pPr>
-            <w:pPr>
-              <w:spacing w:after="16"/>
+              <w:pStyle w:val="Compact"/>
+              <w:numPr>
+                <w:ilvl w:val="1"/>
+                <w:numId w:val="1024"/>
+              </w:numPr>
             </w:pPr>
             <w:r>
               <w:t xml:space="preserve">In a graph: Y goes on the vertical axis, X goes on the horizontal axis.</w:t>
@@ -2842,13 +2846,13 @@
       </w:tr>
     </w:tbl>
     <w:bookmarkEnd w:id="44"/>
-    <w:bookmarkStart w:id="47" w:name="X6214e7a9aa2fc8e7fe773e575444ab228ec1db3"/>
+    <w:bookmarkStart w:id="47" w:name="Xbb0061371799442445bc6bf7690245cfcccf174"/>
     <w:p>
       <w:pPr>
         <w:pStyle w:val="Heading1"/>
       </w:pPr>
       <w:r>
-        <w:t xml:space="preserve">Each group needs to collect at least 3 pairs of leaves</w:t>
+        <w:t xml:space="preserve">Each group needs to collect at least 2 pairs of leaves</w:t>
       </w:r>
     </w:p>
     <w:p>
@@ -2856,7 +2860,7 @@
         <w:pStyle w:val="Compact"/>
         <w:numPr>
           <w:ilvl w:val="0"/>
-          <w:numId w:val="1016"/>
+          <w:numId w:val="1025"/>
         </w:numPr>
       </w:pPr>
       <w:r>
@@ -2900,7 +2904,7 @@
         <w:pStyle w:val="Compact"/>
         <w:numPr>
           <w:ilvl w:val="0"/>
-          <w:numId w:val="1016"/>
+          <w:numId w:val="1025"/>
         </w:numPr>
       </w:pPr>
       <w:r>
@@ -2928,19 +2932,28 @@
         <w:pStyle w:val="Compact"/>
         <w:numPr>
           <w:ilvl w:val="0"/>
-          <w:numId w:val="1016"/>
+          <w:numId w:val="1025"/>
         </w:numPr>
       </w:pPr>
       <w:r>
         <w:t xml:space="preserve">Standardize your collection:</w:t>
       </w:r>
-    </w:p>
-    <w:p>
-      <w:pPr>
-        <w:pStyle w:val="Compact"/>
+      <w:r>
+        <w:t xml:space="preserve"> </w:t>
+      </w:r>
+      <w:r>
+        <w:rPr>
+          <w:b/>
+          <w:bCs/>
+        </w:rPr>
+        <w:t xml:space="preserve">(DISCUSS AND FIGURE IT OUT BY YOURSELVES)</w:t>
+      </w:r>
+    </w:p>
+    <w:p>
+      <w:pPr>
         <w:numPr>
           <w:ilvl w:val="1"/>
-          <w:numId w:val="1017"/>
+          <w:numId w:val="1026"/>
         </w:numPr>
       </w:pPr>
       <w:r>
@@ -2949,10 +2962,9 @@
     </w:p>
     <w:p>
       <w:pPr>
-        <w:pStyle w:val="Compact"/>
         <w:numPr>
           <w:ilvl w:val="1"/>
-          <w:numId w:val="1017"/>
+          <w:numId w:val="1026"/>
         </w:numPr>
       </w:pPr>
       <w:r>
@@ -2973,10 +2985,9 @@
     </w:p>
     <w:p>
       <w:pPr>
-        <w:pStyle w:val="Compact"/>
         <w:numPr>
           <w:ilvl w:val="1"/>
-          <w:numId w:val="1017"/>
+          <w:numId w:val="1026"/>
         </w:numPr>
       </w:pPr>
       <w:r>
@@ -3103,27 +3114,23 @@
             <w:pPr>
               <w:pStyle w:val="BodyText"/>
             </w:pPr>
+            <w:r>
+              <w:t xml:space="preserve">If everyone collects differently (different heights, different leaf ages), we cannot combine our data.</w:t>
+            </w:r>
+          </w:p>
+          <w:p>
+            <w:pPr>
+              <w:pStyle w:val="BodyText"/>
+            </w:pPr>
             <w:pPr>
               <w:spacing w:after="16"/>
             </w:pPr>
-            <w:r>
-              <w:t xml:space="preserve">If everyone collects differently (different heights, different leaf ages), we cannot combine our data. Agree on the rules</w:t>
-            </w:r>
-            <w:r>
-              <w:t xml:space="preserve"> </w:t>
-            </w:r>
             <w:r>
               <w:rPr>
                 <w:b/>
                 <w:bCs/>
               </w:rPr>
-              <w:t xml:space="preserve">before</w:t>
-            </w:r>
-            <w:r>
-              <w:t xml:space="preserve"> </w:t>
-            </w:r>
-            <w:r>
-              <w:t xml:space="preserve">collecting.</w:t>
+              <w:t xml:space="preserve">Agree on the rules or methods before collecting…..</w:t>
             </w:r>
           </w:p>
           <w:p/>
@@ -3142,7 +3149,11 @@
     </w:p>
     <w:p>
       <w:pPr>
-        <w:pStyle w:val="FirstParagraph"/>
+        <w:pStyle w:val="Compact"/>
+        <w:numPr>
+          <w:ilvl w:val="0"/>
+          <w:numId w:val="1027"/>
+        </w:numPr>
       </w:pPr>
       <w:r>
         <w:rPr>
@@ -3156,65 +3167,69 @@
       <w:pPr>
         <w:pStyle w:val="Compact"/>
         <w:numPr>
+          <w:ilvl w:val="1"/>
+          <w:numId w:val="1028"/>
+        </w:numPr>
+      </w:pPr>
+      <w:r>
+        <w:t xml:space="preserve">mass (grams)</w:t>
+      </w:r>
+    </w:p>
+    <w:p>
+      <w:pPr>
+        <w:pStyle w:val="Compact"/>
+        <w:numPr>
+          <w:ilvl w:val="1"/>
+          <w:numId w:val="1028"/>
+        </w:numPr>
+      </w:pPr>
+      <w:r>
+        <w:t xml:space="preserve">length (mm or cm)</w:t>
+      </w:r>
+    </w:p>
+    <w:p>
+      <w:pPr>
+        <w:pStyle w:val="Compact"/>
+        <w:numPr>
+          <w:ilvl w:val="1"/>
+          <w:numId w:val="1028"/>
+        </w:numPr>
+      </w:pPr>
+      <w:r>
+        <w:t xml:space="preserve">width (mm or cm)</w:t>
+      </w:r>
+    </w:p>
+    <w:p>
+      <w:pPr>
+        <w:pStyle w:val="Compact"/>
+        <w:numPr>
+          <w:ilvl w:val="1"/>
+          <w:numId w:val="1028"/>
+        </w:numPr>
+      </w:pPr>
+      <w:r>
+        <w:t xml:space="preserve">surface area (cm²) — how?</w:t>
+      </w:r>
+    </w:p>
+    <w:p>
+      <w:pPr>
+        <w:pStyle w:val="Compact"/>
+        <w:numPr>
+          <w:ilvl w:val="1"/>
+          <w:numId w:val="1028"/>
+        </w:numPr>
+      </w:pPr>
+      <w:r>
+        <w:t xml:space="preserve">others?</w:t>
+      </w:r>
+    </w:p>
+    <w:p>
+      <w:pPr>
+        <w:pStyle w:val="Compact"/>
+        <w:numPr>
           <w:ilvl w:val="0"/>
-          <w:numId w:val="1018"/>
-        </w:numPr>
-      </w:pPr>
-      <w:r>
-        <w:t xml:space="preserve">mass (grams)</w:t>
-      </w:r>
-    </w:p>
-    <w:p>
-      <w:pPr>
-        <w:pStyle w:val="Compact"/>
-        <w:numPr>
-          <w:ilvl w:val="0"/>
-          <w:numId w:val="1018"/>
-        </w:numPr>
-      </w:pPr>
-      <w:r>
-        <w:t xml:space="preserve">length (mm or cm)</w:t>
-      </w:r>
-    </w:p>
-    <w:p>
-      <w:pPr>
-        <w:pStyle w:val="Compact"/>
-        <w:numPr>
-          <w:ilvl w:val="0"/>
-          <w:numId w:val="1018"/>
-        </w:numPr>
-      </w:pPr>
-      <w:r>
-        <w:t xml:space="preserve">width (mm or cm)</w:t>
-      </w:r>
-    </w:p>
-    <w:p>
-      <w:pPr>
-        <w:pStyle w:val="Compact"/>
-        <w:numPr>
-          <w:ilvl w:val="0"/>
-          <w:numId w:val="1018"/>
-        </w:numPr>
-      </w:pPr>
-      <w:r>
-        <w:t xml:space="preserve">surface area (cm²) — how?</w:t>
-      </w:r>
-    </w:p>
-    <w:p>
-      <w:pPr>
-        <w:pStyle w:val="Compact"/>
-        <w:numPr>
-          <w:ilvl w:val="0"/>
-          <w:numId w:val="1018"/>
-        </w:numPr>
-      </w:pPr>
-      <w:r>
-        <w:t xml:space="preserve">others?</w:t>
-      </w:r>
-    </w:p>
-    <w:p>
-      <w:pPr>
-        <w:pStyle w:val="FirstParagraph"/>
+          <w:numId w:val="1027"/>
+        </w:numPr>
       </w:pPr>
       <w:r>
         <w:rPr>
@@ -3226,10 +3241,9 @@
     </w:p>
     <w:p>
       <w:pPr>
-        <w:pStyle w:val="Compact"/>
-        <w:numPr>
-          <w:ilvl w:val="0"/>
-          <w:numId w:val="1019"/>
+        <w:numPr>
+          <w:ilvl w:val="1"/>
+          <w:numId w:val="1029"/>
         </w:numPr>
       </w:pPr>
       <w:r>
@@ -3238,22 +3252,20 @@
     </w:p>
     <w:p>
       <w:pPr>
-        <w:pStyle w:val="Compact"/>
-        <w:numPr>
-          <w:ilvl w:val="0"/>
-          <w:numId w:val="1019"/>
-        </w:numPr>
-      </w:pPr>
-      <w:r>
-        <w:t xml:space="preserve">What abbreviations?</w:t>
-      </w:r>
-    </w:p>
-    <w:p>
-      <w:pPr>
-        <w:pStyle w:val="Compact"/>
-        <w:numPr>
-          <w:ilvl w:val="0"/>
-          <w:numId w:val="1019"/>
+        <w:numPr>
+          <w:ilvl w:val="1"/>
+          <w:numId w:val="1029"/>
+        </w:numPr>
+      </w:pPr>
+      <w:r>
+        <w:t xml:space="preserve">What abbreviations or vocabulary for the variables?</w:t>
+      </w:r>
+    </w:p>
+    <w:p>
+      <w:pPr>
+        <w:numPr>
+          <w:ilvl w:val="1"/>
+          <w:numId w:val="1029"/>
         </w:numPr>
       </w:pPr>
       <w:r>
@@ -3378,7 +3390,11 @@
           </w:p>
           <w:p>
             <w:pPr>
-              <w:pStyle w:val="BodyText"/>
+              <w:pStyle w:val="Compact"/>
+              <w:numPr>
+                <w:ilvl w:val="0"/>
+                <w:numId w:val="1030"/>
+              </w:numPr>
             </w:pPr>
             <w:r>
               <w:rPr>
@@ -3412,7 +3428,11 @@
           </w:p>
           <w:p>
             <w:pPr>
-              <w:pStyle w:val="BodyText"/>
+              <w:pStyle w:val="Compact"/>
+              <w:numPr>
+                <w:ilvl w:val="0"/>
+                <w:numId w:val="1030"/>
+              </w:numPr>
             </w:pPr>
             <w:r>
               <w:t xml:space="preserve">Who collected it? When? Where? With what instrument? Under what conditions?</w:t>
@@ -3420,10 +3440,11 @@
           </w:p>
           <w:p>
             <w:pPr>
-              <w:pStyle w:val="BodyText"/>
-            </w:pPr>
-            <w:pPr>
-              <w:spacing w:after="16"/>
+              <w:pStyle w:val="Compact"/>
+              <w:numPr>
+                <w:ilvl w:val="0"/>
+                <w:numId w:val="1030"/>
+              </w:numPr>
             </w:pPr>
             <w:r>
               <w:t xml:space="preserve">Without metadata, data are nearly useless to anyone else — including future you.</w:t>
@@ -3448,7 +3469,7 @@
         <w:pStyle w:val="Compact"/>
         <w:numPr>
           <w:ilvl w:val="0"/>
-          <w:numId w:val="1020"/>
+          <w:numId w:val="1031"/>
         </w:numPr>
       </w:pPr>
       <w:r>
@@ -3460,7 +3481,7 @@
         <w:pStyle w:val="Compact"/>
         <w:numPr>
           <w:ilvl w:val="1"/>
-          <w:numId w:val="1021"/>
+          <w:numId w:val="1032"/>
         </w:numPr>
       </w:pPr>
       <w:r>
@@ -3472,7 +3493,7 @@
         <w:pStyle w:val="Compact"/>
         <w:numPr>
           <w:ilvl w:val="0"/>
-          <w:numId w:val="1020"/>
+          <w:numId w:val="1031"/>
         </w:numPr>
       </w:pPr>
       <w:r>
@@ -3500,7 +3521,7 @@
         <w:pStyle w:val="Compact"/>
         <w:numPr>
           <w:ilvl w:val="0"/>
-          <w:numId w:val="1020"/>
+          <w:numId w:val="1031"/>
         </w:numPr>
       </w:pPr>
       <w:r>
@@ -3528,7 +3549,7 @@
         <w:pStyle w:val="Compact"/>
         <w:numPr>
           <w:ilvl w:val="0"/>
-          <w:numId w:val="1020"/>
+          <w:numId w:val="1031"/>
         </w:numPr>
       </w:pPr>
       <w:r>
@@ -3568,7 +3589,7 @@
         <w:pStyle w:val="Compact"/>
         <w:numPr>
           <w:ilvl w:val="0"/>
-          <w:numId w:val="1020"/>
+          <w:numId w:val="1031"/>
         </w:numPr>
       </w:pPr>
       <w:r>
@@ -3727,7 +3748,7 @@
               <w:rPr>
                 <w:rStyle w:val="VerbatimChar"/>
               </w:rPr>
-              <w:t xml:space="preserve">Leaf Mass (g)</w:t>
+              <w:t xml:space="preserve">Leaf Mass (g) - why???</w:t>
             </w:r>
           </w:p>
           <w:p>
@@ -3738,7 +3759,7 @@
               <w:spacing w:after="16"/>
             </w:pPr>
             <w:r>
-              <w:t xml:space="preserve">Consistent, no spaces, no special characters, units in the name.</w:t>
+              <w:t xml:space="preserve">Consistent, no spaces, no special characters, units in the name and all lower case - why?????</w:t>
             </w:r>
           </w:p>
           <w:p/>
@@ -3760,7 +3781,7 @@
         <w:pStyle w:val="Compact"/>
         <w:numPr>
           <w:ilvl w:val="0"/>
-          <w:numId w:val="1022"/>
+          <w:numId w:val="1033"/>
         </w:numPr>
       </w:pPr>
       <w:r>
@@ -3772,7 +3793,7 @@
         <w:pStyle w:val="Compact"/>
         <w:numPr>
           <w:ilvl w:val="1"/>
-          <w:numId w:val="1023"/>
+          <w:numId w:val="1034"/>
         </w:numPr>
       </w:pPr>
       <w:r>
@@ -3784,7 +3805,7 @@
         <w:pStyle w:val="Compact"/>
         <w:numPr>
           <w:ilvl w:val="1"/>
-          <w:numId w:val="1023"/>
+          <w:numId w:val="1034"/>
         </w:numPr>
       </w:pPr>
       <w:r>
@@ -3796,7 +3817,7 @@
         <w:pStyle w:val="Compact"/>
         <w:numPr>
           <w:ilvl w:val="1"/>
-          <w:numId w:val="1023"/>
+          <w:numId w:val="1034"/>
         </w:numPr>
       </w:pPr>
       <w:r>
@@ -3912,7 +3933,7 @@
               <w:spacing w:before="16" w:after="16"/>
             </w:pPr>
             <w:r>
-              <w:t xml:space="preserve">Excel is great for a first look. But as datasets grow larger and analyses more complex, we need R. Starting Thursday you will see why.</w:t>
+              <w:t xml:space="preserve">Excel is great for a first look. But as datasets grow larger and analyses more complex, we need another approach - R.</w:t>
             </w:r>
           </w:p>
           <w:p/>
@@ -4361,13 +4382,7 @@
               <w:t xml:space="preserve">take tree_df, then group by side, then compute the mean</w:t>
             </w:r>
             <w:r>
-              <w:t xml:space="preserve">.</w:t>
-            </w:r>
-            <w:r>
-              <w:t xml:space="preserve"> </w:t>
-            </w:r>
-            <w:r>
-              <w:t xml:space="preserve">That is the goal — code that tells a clear story.</w:t>
+              <w:t xml:space="preserve">. That is the goal — code that tells a clear story.</w:t>
             </w:r>
           </w:p>
           <w:p/>
@@ -4397,7 +4412,7 @@
         <w:pStyle w:val="Compact"/>
         <w:numPr>
           <w:ilvl w:val="0"/>
-          <w:numId w:val="1024"/>
+          <w:numId w:val="1035"/>
         </w:numPr>
       </w:pPr>
       <w:r>
@@ -4436,7 +4451,7 @@
         <w:pStyle w:val="Compact"/>
         <w:numPr>
           <w:ilvl w:val="1"/>
-          <w:numId w:val="1025"/>
+          <w:numId w:val="1036"/>
         </w:numPr>
       </w:pPr>
       <w:r>
@@ -4448,7 +4463,7 @@
         <w:pStyle w:val="Compact"/>
         <w:numPr>
           <w:ilvl w:val="0"/>
-          <w:numId w:val="1024"/>
+          <w:numId w:val="1035"/>
         </w:numPr>
       </w:pPr>
       <w:r>
@@ -4487,7 +4502,7 @@
         <w:pStyle w:val="Compact"/>
         <w:numPr>
           <w:ilvl w:val="1"/>
-          <w:numId w:val="1026"/>
+          <w:numId w:val="1037"/>
         </w:numPr>
       </w:pPr>
       <w:r>
@@ -4631,13 +4646,7 @@
               <w:spacing w:after="16"/>
             </w:pPr>
             <w:r>
-              <w:t xml:space="preserve">Install R first, then Positron.</w:t>
-            </w:r>
-            <w:r>
-              <w:t xml:space="preserve"> </w:t>
-            </w:r>
-            <w:r>
-              <w:t xml:space="preserve">If you install Positron first, it may not find R automatically.</w:t>
+              <w:t xml:space="preserve">Install R first, then Positron. If you install Positron first, it may not find R automatically.</w:t>
             </w:r>
           </w:p>
           <w:p/>
@@ -5029,6 +5038,39 @@
     <w:abstractNumId w:val="991"/>
   </w:num>
   <w:num w:numId="1024">
+    <w:abstractNumId w:val="991"/>
+  </w:num>
+  <w:num w:numId="1025">
+    <w:abstractNumId w:val="991"/>
+  </w:num>
+  <w:num w:numId="1026">
+    <w:abstractNumId w:val="991"/>
+  </w:num>
+  <w:num w:numId="1027">
+    <w:abstractNumId w:val="991"/>
+  </w:num>
+  <w:num w:numId="1028">
+    <w:abstractNumId w:val="991"/>
+  </w:num>
+  <w:num w:numId="1029">
+    <w:abstractNumId w:val="991"/>
+  </w:num>
+  <w:num w:numId="1030">
+    <w:abstractNumId w:val="991"/>
+  </w:num>
+  <w:num w:numId="1031">
+    <w:abstractNumId w:val="991"/>
+  </w:num>
+  <w:num w:numId="1032">
+    <w:abstractNumId w:val="991"/>
+  </w:num>
+  <w:num w:numId="1033">
+    <w:abstractNumId w:val="991"/>
+  </w:num>
+  <w:num w:numId="1034">
+    <w:abstractNumId w:val="991"/>
+  </w:num>
+  <w:num w:numId="1035">
     <w:abstractNumId w:val="99411"/>
     <w:lvlOverride w:ilvl="0">
       <w:startOverride w:val="1"/>
@@ -5058,10 +5100,10 @@
       <w:startOverride w:val="1"/>
     </w:lvlOverride>
   </w:num>
-  <w:num w:numId="1025">
+  <w:num w:numId="1036">
     <w:abstractNumId w:val="991"/>
   </w:num>
-  <w:num w:numId="1026">
+  <w:num w:numId="1037">
     <w:abstractNumId w:val="991"/>
   </w:num>
 </w:numbering>
